--- a/OsmoFlux_Freeze_Manifest.docx
+++ b/OsmoFlux_Freeze_Manifest.docx
@@ -6,7 +6,6 @@
       <w:pPr>
         <w:jc w:val="center"/>
       </w:pPr>
-      <w:proofErr w:type="spellStart"/>
       <w:r>
         <w:rPr>
           <w:b/>
@@ -15,18 +14,7 @@
           <w:sz w:val="36"/>
           <w:szCs w:val="36"/>
         </w:rPr>
-        <w:t>OsmoFlux</w:t>
-      </w:r>
-      <w:proofErr w:type="spellEnd"/>
-      <w:r>
-        <w:rPr>
-          <w:b/>
-          <w:bCs/>
-          <w:color w:val="1F4E79"/>
-          <w:sz w:val="36"/>
-          <w:szCs w:val="36"/>
-        </w:rPr>
-        <w:t xml:space="preserve"> — Production Data Freeze Manifest</w:t>
+        <w:t>OsmoFlux — Production Data Freeze Manifest</w:t>
       </w:r>
     </w:p>
     <w:p>
@@ -39,59 +27,8 @@
           <w:sz w:val="22"/>
           <w:szCs w:val="22"/>
         </w:rPr>
-        <w:t xml:space="preserve">SYNOPSYS </w:t>
+        <w:t>SYNOPSYS 2026  ·  Rohan Agarwal</w:t>
       </w:r>
-      <w:proofErr w:type="gramStart"/>
-      <w:r>
-        <w:rPr>
-          <w:color w:val="444444"/>
-          <w:sz w:val="22"/>
-          <w:szCs w:val="22"/>
-        </w:rPr>
-        <w:t>2026  ·</w:t>
-      </w:r>
-      <w:proofErr w:type="gramEnd"/>
-      <w:r>
-        <w:rPr>
-          <w:color w:val="444444"/>
-          <w:sz w:val="22"/>
-          <w:szCs w:val="22"/>
-        </w:rPr>
-        <w:t xml:space="preserve">  Rohan Agarwal</w:t>
-      </w:r>
-    </w:p>
-    <w:p>
-      <w:pPr>
-        <w:jc w:val="center"/>
-      </w:pPr>
-      <w:r>
-        <w:rPr>
-          <w:color w:val="666666"/>
-        </w:rPr>
-        <w:t>Freeze date: 2026-03-</w:t>
-      </w:r>
-      <w:proofErr w:type="gramStart"/>
-      <w:r>
-        <w:rPr>
-          <w:color w:val="666666"/>
-        </w:rPr>
-        <w:t>07  ·</w:t>
-      </w:r>
-      <w:proofErr w:type="gramEnd"/>
-      <w:r>
-        <w:rPr>
-          <w:color w:val="666666"/>
-        </w:rPr>
-        <w:t xml:space="preserve">  Notebook: </w:t>
-      </w:r>
-      <w:proofErr w:type="spellStart"/>
-      <w:r>
-        <w:rPr>
-          <w:color w:val="666666"/>
-        </w:rPr>
-        <w:t>OsmoFlux.ipynb</w:t>
-      </w:r>
-      <w:proofErr w:type="spellEnd"/>
     </w:p>
     <w:p/>
     <w:p>
@@ -104,15 +41,7 @@
     </w:p>
     <w:p>
       <w:r>
-        <w:t xml:space="preserve">This document records the exact data artifacts, experiment specifications, and reproduction instructions for every figure displayed on the </w:t>
-      </w:r>
-      <w:proofErr w:type="spellStart"/>
-      <w:r>
-        <w:t>OsmoFlux</w:t>
-      </w:r>
-      <w:proofErr w:type="spellEnd"/>
-      <w:r>
-        <w:t xml:space="preserve"> ISEF poster. It is intended to allow any judge, reviewer, or auditor to independently verify the data behind each finding and to exactly reproduce any figure from scratch.</w:t>
+        <w:t>This document records the exact data artifacts, experiment specifications, and reproduction instructions for every figure displayed on the OsmoFlux ISEF poster. It is intended to allow any judge, reviewer, or auditor to independently verify the data behind each finding and to exactly reproduce any figure from scratch.</w:t>
       </w:r>
     </w:p>
     <w:p>
@@ -153,12 +82,6 @@
         <w:gridCol w:w="3600"/>
       </w:tblGrid>
       <w:tr>
-        <w:tblPrEx>
-          <w:tblCellMar>
-            <w:top w:w="0" w:type="dxa"/>
-            <w:bottom w:w="0" w:type="dxa"/>
-          </w:tblCellMar>
-        </w:tblPrEx>
         <w:tc>
           <w:tcPr>
             <w:tcW w:w="720" w:type="dxa"/>
@@ -281,12 +204,6 @@
         </w:tc>
       </w:tr>
       <w:tr>
-        <w:tblPrEx>
-          <w:tblCellMar>
-            <w:top w:w="0" w:type="dxa"/>
-            <w:bottom w:w="0" w:type="dxa"/>
-          </w:tblCellMar>
-        </w:tblPrEx>
         <w:tc>
           <w:tcPr>
             <w:tcW w:w="720" w:type="dxa"/>
@@ -367,7 +284,7 @@
                 <w:sz w:val="18"/>
                 <w:szCs w:val="18"/>
               </w:rPr>
-              <w:t>CASCADE-CL-SWEEP (20260301_145354)</w:t>
+              <w:t>CASCADE-CL-SWEEP (20260303_191611)</w:t>
             </w:r>
           </w:p>
         </w:tc>
@@ -401,12 +318,6 @@
         </w:tc>
       </w:tr>
       <w:tr>
-        <w:tblPrEx>
-          <w:tblCellMar>
-            <w:top w:w="0" w:type="dxa"/>
-            <w:bottom w:w="0" w:type="dxa"/>
-          </w:tblCellMar>
-        </w:tblPrEx>
         <w:tc>
           <w:tcPr>
             <w:tcW w:w="720" w:type="dxa"/>
@@ -487,7 +398,7 @@
                 <w:sz w:val="18"/>
                 <w:szCs w:val="18"/>
               </w:rPr>
-              <w:t>CASCADE-CL-SWEEP (20260301_145354)</w:t>
+              <w:t>CASCADE-CL-SWEEP (20260303_191611)</w:t>
             </w:r>
           </w:p>
         </w:tc>
@@ -521,12 +432,6 @@
         </w:tc>
       </w:tr>
       <w:tr>
-        <w:tblPrEx>
-          <w:tblCellMar>
-            <w:top w:w="0" w:type="dxa"/>
-            <w:bottom w:w="0" w:type="dxa"/>
-          </w:tblCellMar>
-        </w:tblPrEx>
         <w:tc>
           <w:tcPr>
             <w:tcW w:w="720" w:type="dxa"/>
@@ -607,25 +512,7 @@
                 <w:sz w:val="18"/>
                 <w:szCs w:val="18"/>
               </w:rPr>
-              <w:t>CASCADE-OPT-</w:t>
-            </w:r>
-            <w:proofErr w:type="spellStart"/>
-            <w:r>
-              <w:rPr>
-                <w:color w:val="000000"/>
-                <w:sz w:val="18"/>
-                <w:szCs w:val="18"/>
-              </w:rPr>
-              <w:t>JebelAli</w:t>
-            </w:r>
-            <w:proofErr w:type="spellEnd"/>
-            <w:r>
-              <w:rPr>
-                <w:color w:val="000000"/>
-                <w:sz w:val="18"/>
-                <w:szCs w:val="18"/>
-              </w:rPr>
-              <w:t>-SEVERE</w:t>
+              <w:t>CASCADE-OPT-JebelAli-SEVERE</w:t>
             </w:r>
           </w:p>
         </w:tc>
@@ -659,12 +546,6 @@
         </w:tc>
       </w:tr>
       <w:tr>
-        <w:tblPrEx>
-          <w:tblCellMar>
-            <w:top w:w="0" w:type="dxa"/>
-            <w:bottom w:w="0" w:type="dxa"/>
-          </w:tblCellMar>
-        </w:tblPrEx>
         <w:tc>
           <w:tcPr>
             <w:tcW w:w="720" w:type="dxa"/>
@@ -711,23 +592,13 @@
             </w:tcMar>
           </w:tcPr>
           <w:p>
-            <w:proofErr w:type="gramStart"/>
-            <w:r>
-              <w:rPr>
-                <w:color w:val="000000"/>
-                <w:sz w:val="18"/>
-                <w:szCs w:val="18"/>
-              </w:rPr>
-              <w:t>Morris</w:t>
-            </w:r>
-            <w:proofErr w:type="gramEnd"/>
-            <w:r>
-              <w:rPr>
-                <w:color w:val="000000"/>
-                <w:sz w:val="18"/>
-                <w:szCs w:val="18"/>
-              </w:rPr>
-              <w:t xml:space="preserve"> sensitivity scatter</w:t>
+            <w:r>
+              <w:rPr>
+                <w:color w:val="000000"/>
+                <w:sz w:val="18"/>
+                <w:szCs w:val="18"/>
+              </w:rPr>
+              <w:t>Morris sensitivity scatter</w:t>
             </w:r>
           </w:p>
         </w:tc>
@@ -789,12 +660,6 @@
         </w:tc>
       </w:tr>
       <w:tr>
-        <w:tblPrEx>
-          <w:tblCellMar>
-            <w:top w:w="0" w:type="dxa"/>
-            <w:bottom w:w="0" w:type="dxa"/>
-          </w:tblCellMar>
-        </w:tblPrEx>
         <w:tc>
           <w:tcPr>
             <w:tcW w:w="720" w:type="dxa"/>
@@ -909,12 +774,6 @@
         </w:tc>
       </w:tr>
       <w:tr>
-        <w:tblPrEx>
-          <w:tblCellMar>
-            <w:top w:w="0" w:type="dxa"/>
-            <w:bottom w:w="0" w:type="dxa"/>
-          </w:tblCellMar>
-        </w:tblPrEx>
         <w:tc>
           <w:tcPr>
             <w:tcW w:w="720" w:type="dxa"/>
@@ -1029,12 +888,6 @@
         </w:tc>
       </w:tr>
       <w:tr>
-        <w:tblPrEx>
-          <w:tblCellMar>
-            <w:top w:w="0" w:type="dxa"/>
-            <w:bottom w:w="0" w:type="dxa"/>
-          </w:tblCellMar>
-        </w:tblPrEx>
         <w:tc>
           <w:tcPr>
             <w:tcW w:w="720" w:type="dxa"/>
@@ -1149,12 +1002,6 @@
         </w:tc>
       </w:tr>
       <w:tr>
-        <w:tblPrEx>
-          <w:tblCellMar>
-            <w:top w:w="0" w:type="dxa"/>
-            <w:bottom w:w="0" w:type="dxa"/>
-          </w:tblCellMar>
-        </w:tblPrEx>
         <w:tc>
           <w:tcPr>
             <w:tcW w:w="720" w:type="dxa"/>
@@ -1263,25 +1110,7 @@
                 <w:sz w:val="18"/>
                 <w:szCs w:val="18"/>
               </w:rPr>
-              <w:t xml:space="preserve">Discussion: </w:t>
-            </w:r>
-            <w:proofErr w:type="spellStart"/>
-            <w:r>
-              <w:rPr>
-                <w:color w:val="000000"/>
-                <w:sz w:val="18"/>
-                <w:szCs w:val="18"/>
-              </w:rPr>
-              <w:t>N_total</w:t>
-            </w:r>
-            <w:proofErr w:type="spellEnd"/>
-            <w:r>
-              <w:rPr>
-                <w:color w:val="000000"/>
-                <w:sz w:val="18"/>
-                <w:szCs w:val="18"/>
-              </w:rPr>
-              <w:t xml:space="preserve"> scaling of compliance</w:t>
+              <w:t>Discussion: N_total scaling of compliance</w:t>
             </w:r>
           </w:p>
         </w:tc>
@@ -1325,12 +1154,6 @@
         <w:gridCol w:w="6186"/>
       </w:tblGrid>
       <w:tr>
-        <w:tblPrEx>
-          <w:tblCellMar>
-            <w:top w:w="0" w:type="dxa"/>
-            <w:bottom w:w="0" w:type="dxa"/>
-          </w:tblCellMar>
-        </w:tblPrEx>
         <w:tc>
           <w:tcPr>
             <w:tcW w:w="2800" w:type="dxa"/>
@@ -1423,12 +1246,6 @@
         </w:tc>
       </w:tr>
       <w:tr>
-        <w:tblPrEx>
-          <w:tblCellMar>
-            <w:top w:w="0" w:type="dxa"/>
-            <w:bottom w:w="0" w:type="dxa"/>
-          </w:tblCellMar>
-        </w:tblPrEx>
         <w:tc>
           <w:tcPr>
             <w:tcW w:w="2800" w:type="dxa"/>
@@ -1515,12 +1332,6 @@
         </w:tc>
       </w:tr>
       <w:tr>
-        <w:tblPrEx>
-          <w:tblCellMar>
-            <w:top w:w="0" w:type="dxa"/>
-            <w:bottom w:w="0" w:type="dxa"/>
-          </w:tblCellMar>
-        </w:tblPrEx>
         <w:tc>
           <w:tcPr>
             <w:tcW w:w="2800" w:type="dxa"/>
@@ -1545,8 +1356,86 @@
                 <w:sz w:val="18"/>
                 <w:szCs w:val="18"/>
               </w:rPr>
-              <w:t xml:space="preserve">BRINE-CARLSBAD-MC-SEVERE </w:t>
-            </w:r>
+              <w:t>BRINE-CARLSBAD-MC-SEVERE (20260303_210416)</w:t>
+            </w:r>
+          </w:p>
+        </w:tc>
+        <w:tc>
+          <w:tcPr>
+            <w:tcW w:w="2000" w:type="dxa"/>
+            <w:tcBorders>
+              <w:top w:val="single" w:sz="1" w:space="0" w:color="CCCCCC"/>
+              <w:left w:val="single" w:sz="1" w:space="0" w:color="CCCCCC"/>
+              <w:bottom w:val="single" w:sz="1" w:space="0" w:color="CCCCCC"/>
+              <w:right w:val="single" w:sz="1" w:space="0" w:color="CCCCCC"/>
+            </w:tcBorders>
+            <w:shd w:val="clear" w:color="auto" w:fill="FFFFFF"/>
+            <w:tcMar>
+              <w:top w:w="80" w:type="dxa"/>
+              <w:left w:w="120" w:type="dxa"/>
+              <w:bottom w:w="80" w:type="dxa"/>
+              <w:right w:w="120" w:type="dxa"/>
+            </w:tcMar>
+          </w:tcPr>
+          <w:p>
+            <w:r>
+              <w:rPr>
+                <w:color w:val="000000"/>
+                <w:sz w:val="18"/>
+                <w:szCs w:val="18"/>
+              </w:rPr>
+              <w:t>mc_tea.csv</w:t>
+            </w:r>
+          </w:p>
+        </w:tc>
+        <w:tc>
+          <w:tcPr>
+            <w:tcW w:w="4560" w:type="dxa"/>
+            <w:tcBorders>
+              <w:top w:val="single" w:sz="1" w:space="0" w:color="CCCCCC"/>
+              <w:left w:val="single" w:sz="1" w:space="0" w:color="CCCCCC"/>
+              <w:bottom w:val="single" w:sz="1" w:space="0" w:color="CCCCCC"/>
+              <w:right w:val="single" w:sz="1" w:space="0" w:color="CCCCCC"/>
+            </w:tcBorders>
+            <w:shd w:val="clear" w:color="auto" w:fill="FFFFFF"/>
+            <w:tcMar>
+              <w:top w:w="80" w:type="dxa"/>
+              <w:left w:w="120" w:type="dxa"/>
+              <w:bottom w:w="80" w:type="dxa"/>
+              <w:right w:w="120" w:type="dxa"/>
+            </w:tcMar>
+          </w:tcPr>
+          <w:p>
+            <w:r>
+              <w:rPr>
+                <w:color w:val="000000"/>
+                <w:sz w:val="18"/>
+                <w:szCs w:val="18"/>
+              </w:rPr>
+              <w:t>73922e48497e3956cd7e442f82d16334cbc8f4d7d369990393709b7fd49d4e41</w:t>
+            </w:r>
+          </w:p>
+        </w:tc>
+      </w:tr>
+      <w:tr>
+        <w:tc>
+          <w:tcPr>
+            <w:tcW w:w="2800" w:type="dxa"/>
+            <w:tcBorders>
+              <w:top w:val="single" w:sz="1" w:space="0" w:color="CCCCCC"/>
+              <w:left w:val="single" w:sz="1" w:space="0" w:color="CCCCCC"/>
+              <w:bottom w:val="single" w:sz="1" w:space="0" w:color="CCCCCC"/>
+              <w:right w:val="single" w:sz="1" w:space="0" w:color="CCCCCC"/>
+            </w:tcBorders>
+            <w:shd w:val="clear" w:color="auto" w:fill="EBF3FB"/>
+            <w:tcMar>
+              <w:top w:w="80" w:type="dxa"/>
+              <w:left w:w="120" w:type="dxa"/>
+              <w:bottom w:w="80" w:type="dxa"/>
+              <w:right w:w="120" w:type="dxa"/>
+            </w:tcMar>
+          </w:tcPr>
+          <w:p>
             <w:r>
               <w:rPr>
                 <w:color w:val="000000"/>
@@ -1554,7 +1443,7 @@
                 <w:szCs w:val="18"/>
               </w:rPr>
               <w:lastRenderedPageBreak/>
-              <w:t>(20260303_210416)</w:t>
+              <w:t>CASCADE-CL-SWEEP (20260303_191611)</w:t>
             </w:r>
           </w:p>
         </w:tc>
@@ -1567,23 +1456,22 @@
               <w:bottom w:val="single" w:sz="1" w:space="0" w:color="CCCCCC"/>
               <w:right w:val="single" w:sz="1" w:space="0" w:color="CCCCCC"/>
             </w:tcBorders>
-            <w:shd w:val="clear" w:color="auto" w:fill="FFFFFF"/>
-            <w:tcMar>
-              <w:top w:w="80" w:type="dxa"/>
-              <w:left w:w="120" w:type="dxa"/>
-              <w:bottom w:w="80" w:type="dxa"/>
-              <w:right w:w="120" w:type="dxa"/>
-            </w:tcMar>
-          </w:tcPr>
-          <w:p>
-            <w:r>
-              <w:rPr>
-                <w:color w:val="000000"/>
-                <w:sz w:val="18"/>
-                <w:szCs w:val="18"/>
-              </w:rPr>
-              <w:lastRenderedPageBreak/>
-              <w:t>mc_tea.csv</w:t>
+            <w:shd w:val="clear" w:color="auto" w:fill="EBF3FB"/>
+            <w:tcMar>
+              <w:top w:w="80" w:type="dxa"/>
+              <w:left w:w="120" w:type="dxa"/>
+              <w:bottom w:w="80" w:type="dxa"/>
+              <w:right w:w="120" w:type="dxa"/>
+            </w:tcMar>
+          </w:tcPr>
+          <w:p>
+            <w:r>
+              <w:rPr>
+                <w:color w:val="000000"/>
+                <w:sz w:val="18"/>
+                <w:szCs w:val="18"/>
+              </w:rPr>
+              <w:t>cl_sweep_all.parquet</w:t>
             </w:r>
           </w:p>
         </w:tc>
@@ -1596,33 +1484,27 @@
               <w:bottom w:val="single" w:sz="1" w:space="0" w:color="CCCCCC"/>
               <w:right w:val="single" w:sz="1" w:space="0" w:color="CCCCCC"/>
             </w:tcBorders>
-            <w:shd w:val="clear" w:color="auto" w:fill="FFFFFF"/>
-            <w:tcMar>
-              <w:top w:w="80" w:type="dxa"/>
-              <w:left w:w="120" w:type="dxa"/>
-              <w:bottom w:w="80" w:type="dxa"/>
-              <w:right w:w="120" w:type="dxa"/>
-            </w:tcMar>
-          </w:tcPr>
-          <w:p>
-            <w:r>
-              <w:rPr>
-                <w:color w:val="000000"/>
-                <w:sz w:val="18"/>
-                <w:szCs w:val="18"/>
-              </w:rPr>
-              <w:t>73922e48497e3956cd7e442f82d16334cbc8f4d7d369990393709b7fd49d4e41</w:t>
-            </w:r>
-          </w:p>
-        </w:tc>
-      </w:tr>
-      <w:tr>
-        <w:tblPrEx>
-          <w:tblCellMar>
-            <w:top w:w="0" w:type="dxa"/>
-            <w:bottom w:w="0" w:type="dxa"/>
-          </w:tblCellMar>
-        </w:tblPrEx>
+            <w:shd w:val="clear" w:color="auto" w:fill="EBF3FB"/>
+            <w:tcMar>
+              <w:top w:w="80" w:type="dxa"/>
+              <w:left w:w="120" w:type="dxa"/>
+              <w:bottom w:w="80" w:type="dxa"/>
+              <w:right w:w="120" w:type="dxa"/>
+            </w:tcMar>
+          </w:tcPr>
+          <w:p>
+            <w:r>
+              <w:rPr>
+                <w:color w:val="000000"/>
+                <w:sz w:val="18"/>
+                <w:szCs w:val="18"/>
+              </w:rPr>
+              <w:t>d1f43cece95506c980a7fb1867f85949df6aa9d1257705ffa0e0d0baa77148f4</w:t>
+            </w:r>
+          </w:p>
+        </w:tc>
+      </w:tr>
+      <w:tr>
         <w:tc>
           <w:tcPr>
             <w:tcW w:w="2800" w:type="dxa"/>
@@ -1632,22 +1514,22 @@
               <w:bottom w:val="single" w:sz="1" w:space="0" w:color="CCCCCC"/>
               <w:right w:val="single" w:sz="1" w:space="0" w:color="CCCCCC"/>
             </w:tcBorders>
-            <w:shd w:val="clear" w:color="auto" w:fill="EBF3FB"/>
-            <w:tcMar>
-              <w:top w:w="80" w:type="dxa"/>
-              <w:left w:w="120" w:type="dxa"/>
-              <w:bottom w:w="80" w:type="dxa"/>
-              <w:right w:w="120" w:type="dxa"/>
-            </w:tcMar>
-          </w:tcPr>
-          <w:p>
-            <w:r>
-              <w:rPr>
-                <w:color w:val="000000"/>
-                <w:sz w:val="18"/>
-                <w:szCs w:val="18"/>
-              </w:rPr>
-              <w:t>CASCADE-CL-SWEEP (20260301_145354)</w:t>
+            <w:shd w:val="clear" w:color="auto" w:fill="FFFFFF"/>
+            <w:tcMar>
+              <w:top w:w="80" w:type="dxa"/>
+              <w:left w:w="120" w:type="dxa"/>
+              <w:bottom w:w="80" w:type="dxa"/>
+              <w:right w:w="120" w:type="dxa"/>
+            </w:tcMar>
+          </w:tcPr>
+          <w:p>
+            <w:r>
+              <w:rPr>
+                <w:color w:val="000000"/>
+                <w:sz w:val="18"/>
+                <w:szCs w:val="18"/>
+              </w:rPr>
+              <w:t>MORRIS-SCREENING (20260303_192236)</w:t>
             </w:r>
           </w:p>
         </w:tc>
@@ -1660,35 +1542,23 @@
               <w:bottom w:val="single" w:sz="1" w:space="0" w:color="CCCCCC"/>
               <w:right w:val="single" w:sz="1" w:space="0" w:color="CCCCCC"/>
             </w:tcBorders>
-            <w:shd w:val="clear" w:color="auto" w:fill="EBF3FB"/>
-            <w:tcMar>
-              <w:top w:w="80" w:type="dxa"/>
-              <w:left w:w="120" w:type="dxa"/>
-              <w:bottom w:w="80" w:type="dxa"/>
-              <w:right w:w="120" w:type="dxa"/>
-            </w:tcMar>
-          </w:tcPr>
-          <w:p>
-            <w:proofErr w:type="spellStart"/>
-            <w:r>
-              <w:rPr>
-                <w:color w:val="000000"/>
-                <w:sz w:val="18"/>
-                <w:szCs w:val="18"/>
-              </w:rPr>
-              <w:t>cl_sweep_</w:t>
-            </w:r>
-            <w:proofErr w:type="gramStart"/>
-            <w:r>
-              <w:rPr>
-                <w:color w:val="000000"/>
-                <w:sz w:val="18"/>
-                <w:szCs w:val="18"/>
-              </w:rPr>
-              <w:t>all.parquet</w:t>
-            </w:r>
-            <w:proofErr w:type="spellEnd"/>
-            <w:proofErr w:type="gramEnd"/>
+            <w:shd w:val="clear" w:color="auto" w:fill="FFFFFF"/>
+            <w:tcMar>
+              <w:top w:w="80" w:type="dxa"/>
+              <w:left w:w="120" w:type="dxa"/>
+              <w:bottom w:w="80" w:type="dxa"/>
+              <w:right w:w="120" w:type="dxa"/>
+            </w:tcMar>
+          </w:tcPr>
+          <w:p>
+            <w:r>
+              <w:rPr>
+                <w:color w:val="000000"/>
+                <w:sz w:val="18"/>
+                <w:szCs w:val="18"/>
+              </w:rPr>
+              <w:t>morris_screening.csv</w:t>
+            </w:r>
           </w:p>
         </w:tc>
         <w:tc>
@@ -1700,33 +1570,27 @@
               <w:bottom w:val="single" w:sz="1" w:space="0" w:color="CCCCCC"/>
               <w:right w:val="single" w:sz="1" w:space="0" w:color="CCCCCC"/>
             </w:tcBorders>
-            <w:shd w:val="clear" w:color="auto" w:fill="EBF3FB"/>
-            <w:tcMar>
-              <w:top w:w="80" w:type="dxa"/>
-              <w:left w:w="120" w:type="dxa"/>
-              <w:bottom w:w="80" w:type="dxa"/>
-              <w:right w:w="120" w:type="dxa"/>
-            </w:tcMar>
-          </w:tcPr>
-          <w:p>
-            <w:r>
-              <w:rPr>
-                <w:color w:val="000000"/>
-                <w:sz w:val="18"/>
-                <w:szCs w:val="18"/>
-              </w:rPr>
-              <w:t>— verify from runs/ directory on host machine</w:t>
-            </w:r>
-          </w:p>
-        </w:tc>
-      </w:tr>
-      <w:tr>
-        <w:tblPrEx>
-          <w:tblCellMar>
-            <w:top w:w="0" w:type="dxa"/>
-            <w:bottom w:w="0" w:type="dxa"/>
-          </w:tblCellMar>
-        </w:tblPrEx>
+            <w:shd w:val="clear" w:color="auto" w:fill="FFFFFF"/>
+            <w:tcMar>
+              <w:top w:w="80" w:type="dxa"/>
+              <w:left w:w="120" w:type="dxa"/>
+              <w:bottom w:w="80" w:type="dxa"/>
+              <w:right w:w="120" w:type="dxa"/>
+            </w:tcMar>
+          </w:tcPr>
+          <w:p>
+            <w:r>
+              <w:rPr>
+                <w:color w:val="000000"/>
+                <w:sz w:val="18"/>
+                <w:szCs w:val="18"/>
+              </w:rPr>
+              <w:t>3892d694298acbc3e0011f9dafe4744d1ace868c2abd0dc60397527459f67ea7</w:t>
+            </w:r>
+          </w:p>
+        </w:tc>
+      </w:tr>
+      <w:tr>
         <w:tc>
           <w:tcPr>
             <w:tcW w:w="2800" w:type="dxa"/>
@@ -1736,22 +1600,22 @@
               <w:bottom w:val="single" w:sz="1" w:space="0" w:color="CCCCCC"/>
               <w:right w:val="single" w:sz="1" w:space="0" w:color="CCCCCC"/>
             </w:tcBorders>
-            <w:shd w:val="clear" w:color="auto" w:fill="FFFFFF"/>
-            <w:tcMar>
-              <w:top w:w="80" w:type="dxa"/>
-              <w:left w:w="120" w:type="dxa"/>
-              <w:bottom w:w="80" w:type="dxa"/>
-              <w:right w:w="120" w:type="dxa"/>
-            </w:tcMar>
-          </w:tcPr>
-          <w:p>
-            <w:r>
-              <w:rPr>
-                <w:color w:val="000000"/>
-                <w:sz w:val="18"/>
-                <w:szCs w:val="18"/>
-              </w:rPr>
-              <w:t>MORRIS-SCREENING (latest run)</w:t>
+            <w:shd w:val="clear" w:color="auto" w:fill="EBF3FB"/>
+            <w:tcMar>
+              <w:top w:w="80" w:type="dxa"/>
+              <w:left w:w="120" w:type="dxa"/>
+              <w:bottom w:w="80" w:type="dxa"/>
+              <w:right w:w="120" w:type="dxa"/>
+            </w:tcMar>
+          </w:tcPr>
+          <w:p>
+            <w:r>
+              <w:rPr>
+                <w:color w:val="000000"/>
+                <w:sz w:val="18"/>
+                <w:szCs w:val="18"/>
+              </w:rPr>
+              <w:t>CASCADE-OPT-JebelAli-SEVERE (latest)</w:t>
             </w:r>
           </w:p>
         </w:tc>
@@ -1764,22 +1628,22 @@
               <w:bottom w:val="single" w:sz="1" w:space="0" w:color="CCCCCC"/>
               <w:right w:val="single" w:sz="1" w:space="0" w:color="CCCCCC"/>
             </w:tcBorders>
-            <w:shd w:val="clear" w:color="auto" w:fill="FFFFFF"/>
-            <w:tcMar>
-              <w:top w:w="80" w:type="dxa"/>
-              <w:left w:w="120" w:type="dxa"/>
-              <w:bottom w:w="80" w:type="dxa"/>
-              <w:right w:w="120" w:type="dxa"/>
-            </w:tcMar>
-          </w:tcPr>
-          <w:p>
-            <w:r>
-              <w:rPr>
-                <w:color w:val="000000"/>
-                <w:sz w:val="18"/>
-                <w:szCs w:val="18"/>
-              </w:rPr>
-              <w:t>morris_screening.csv</w:t>
+            <w:shd w:val="clear" w:color="auto" w:fill="EBF3FB"/>
+            <w:tcMar>
+              <w:top w:w="80" w:type="dxa"/>
+              <w:left w:w="120" w:type="dxa"/>
+              <w:bottom w:w="80" w:type="dxa"/>
+              <w:right w:w="120" w:type="dxa"/>
+            </w:tcMar>
+          </w:tcPr>
+          <w:p>
+            <w:r>
+              <w:rPr>
+                <w:color w:val="000000"/>
+                <w:sz w:val="18"/>
+                <w:szCs w:val="18"/>
+              </w:rPr>
+              <w:t>cascade_sweep.parquet</w:t>
             </w:r>
           </w:p>
         </w:tc>
@@ -1792,33 +1656,27 @@
               <w:bottom w:val="single" w:sz="1" w:space="0" w:color="CCCCCC"/>
               <w:right w:val="single" w:sz="1" w:space="0" w:color="CCCCCC"/>
             </w:tcBorders>
-            <w:shd w:val="clear" w:color="auto" w:fill="FFFFFF"/>
-            <w:tcMar>
-              <w:top w:w="80" w:type="dxa"/>
-              <w:left w:w="120" w:type="dxa"/>
-              <w:bottom w:w="80" w:type="dxa"/>
-              <w:right w:w="120" w:type="dxa"/>
-            </w:tcMar>
-          </w:tcPr>
-          <w:p>
-            <w:r>
-              <w:rPr>
-                <w:color w:val="000000"/>
-                <w:sz w:val="18"/>
-                <w:szCs w:val="18"/>
-              </w:rPr>
-              <w:t>— verify from runs/ directory on host machine</w:t>
-            </w:r>
-          </w:p>
-        </w:tc>
-      </w:tr>
-      <w:tr>
-        <w:tblPrEx>
-          <w:tblCellMar>
-            <w:top w:w="0" w:type="dxa"/>
-            <w:bottom w:w="0" w:type="dxa"/>
-          </w:tblCellMar>
-        </w:tblPrEx>
+            <w:shd w:val="clear" w:color="auto" w:fill="EBF3FB"/>
+            <w:tcMar>
+              <w:top w:w="80" w:type="dxa"/>
+              <w:left w:w="120" w:type="dxa"/>
+              <w:bottom w:w="80" w:type="dxa"/>
+              <w:right w:w="120" w:type="dxa"/>
+            </w:tcMar>
+          </w:tcPr>
+          <w:p>
+            <w:r>
+              <w:rPr>
+                <w:color w:val="000000"/>
+                <w:sz w:val="18"/>
+                <w:szCs w:val="18"/>
+              </w:rPr>
+              <w:t>4d3cbd229f2bb1e0dae9554544989386e44d78decb0669ef456f788a14ef7ba3</w:t>
+            </w:r>
+          </w:p>
+        </w:tc>
+      </w:tr>
+      <w:tr>
         <w:tc>
           <w:tcPr>
             <w:tcW w:w="2800" w:type="dxa"/>
@@ -1828,40 +1686,22 @@
               <w:bottom w:val="single" w:sz="1" w:space="0" w:color="CCCCCC"/>
               <w:right w:val="single" w:sz="1" w:space="0" w:color="CCCCCC"/>
             </w:tcBorders>
-            <w:shd w:val="clear" w:color="auto" w:fill="EBF3FB"/>
-            <w:tcMar>
-              <w:top w:w="80" w:type="dxa"/>
-              <w:left w:w="120" w:type="dxa"/>
-              <w:bottom w:w="80" w:type="dxa"/>
-              <w:right w:w="120" w:type="dxa"/>
-            </w:tcMar>
-          </w:tcPr>
-          <w:p>
-            <w:r>
-              <w:rPr>
-                <w:color w:val="000000"/>
-                <w:sz w:val="18"/>
-                <w:szCs w:val="18"/>
-              </w:rPr>
-              <w:t>CASCADE-OPT-</w:t>
-            </w:r>
-            <w:proofErr w:type="spellStart"/>
-            <w:r>
-              <w:rPr>
-                <w:color w:val="000000"/>
-                <w:sz w:val="18"/>
-                <w:szCs w:val="18"/>
-              </w:rPr>
-              <w:t>JebelAli</w:t>
-            </w:r>
-            <w:proofErr w:type="spellEnd"/>
-            <w:r>
-              <w:rPr>
-                <w:color w:val="000000"/>
-                <w:sz w:val="18"/>
-                <w:szCs w:val="18"/>
-              </w:rPr>
-              <w:t>-SEVERE (latest)</w:t>
+            <w:shd w:val="clear" w:color="auto" w:fill="FFFFFF"/>
+            <w:tcMar>
+              <w:top w:w="80" w:type="dxa"/>
+              <w:left w:w="120" w:type="dxa"/>
+              <w:bottom w:w="80" w:type="dxa"/>
+              <w:right w:w="120" w:type="dxa"/>
+            </w:tcMar>
+          </w:tcPr>
+          <w:p>
+            <w:r>
+              <w:rPr>
+                <w:color w:val="000000"/>
+                <w:sz w:val="18"/>
+                <w:szCs w:val="18"/>
+              </w:rPr>
+              <w:t>BREAKEVEN-CARLSBAD (latest)</w:t>
             </w:r>
           </w:p>
         </w:tc>
@@ -1874,35 +1714,23 @@
               <w:bottom w:val="single" w:sz="1" w:space="0" w:color="CCCCCC"/>
               <w:right w:val="single" w:sz="1" w:space="0" w:color="CCCCCC"/>
             </w:tcBorders>
-            <w:shd w:val="clear" w:color="auto" w:fill="EBF3FB"/>
-            <w:tcMar>
-              <w:top w:w="80" w:type="dxa"/>
-              <w:left w:w="120" w:type="dxa"/>
-              <w:bottom w:w="80" w:type="dxa"/>
-              <w:right w:w="120" w:type="dxa"/>
-            </w:tcMar>
-          </w:tcPr>
-          <w:p>
-            <w:proofErr w:type="spellStart"/>
-            <w:r>
-              <w:rPr>
-                <w:color w:val="000000"/>
-                <w:sz w:val="18"/>
-                <w:szCs w:val="18"/>
-              </w:rPr>
-              <w:t>cascade_</w:t>
-            </w:r>
-            <w:proofErr w:type="gramStart"/>
-            <w:r>
-              <w:rPr>
-                <w:color w:val="000000"/>
-                <w:sz w:val="18"/>
-                <w:szCs w:val="18"/>
-              </w:rPr>
-              <w:t>sweep.parquet</w:t>
-            </w:r>
-            <w:proofErr w:type="spellEnd"/>
-            <w:proofErr w:type="gramEnd"/>
+            <w:shd w:val="clear" w:color="auto" w:fill="FFFFFF"/>
+            <w:tcMar>
+              <w:top w:w="80" w:type="dxa"/>
+              <w:left w:w="120" w:type="dxa"/>
+              <w:bottom w:w="80" w:type="dxa"/>
+              <w:right w:w="120" w:type="dxa"/>
+            </w:tcMar>
+          </w:tcPr>
+          <w:p>
+            <w:r>
+              <w:rPr>
+                <w:color w:val="000000"/>
+                <w:sz w:val="18"/>
+                <w:szCs w:val="18"/>
+              </w:rPr>
+              <w:t>breakeven_grid.parquet</w:t>
+            </w:r>
           </w:p>
         </w:tc>
         <w:tc>
@@ -1914,33 +1742,27 @@
               <w:bottom w:val="single" w:sz="1" w:space="0" w:color="CCCCCC"/>
               <w:right w:val="single" w:sz="1" w:space="0" w:color="CCCCCC"/>
             </w:tcBorders>
-            <w:shd w:val="clear" w:color="auto" w:fill="EBF3FB"/>
-            <w:tcMar>
-              <w:top w:w="80" w:type="dxa"/>
-              <w:left w:w="120" w:type="dxa"/>
-              <w:bottom w:w="80" w:type="dxa"/>
-              <w:right w:w="120" w:type="dxa"/>
-            </w:tcMar>
-          </w:tcPr>
-          <w:p>
-            <w:r>
-              <w:rPr>
-                <w:color w:val="000000"/>
-                <w:sz w:val="18"/>
-                <w:szCs w:val="18"/>
-              </w:rPr>
-              <w:t>— verify from runs/ directory on host machine</w:t>
-            </w:r>
-          </w:p>
-        </w:tc>
-      </w:tr>
-      <w:tr>
-        <w:tblPrEx>
-          <w:tblCellMar>
-            <w:top w:w="0" w:type="dxa"/>
-            <w:bottom w:w="0" w:type="dxa"/>
-          </w:tblCellMar>
-        </w:tblPrEx>
+            <w:shd w:val="clear" w:color="auto" w:fill="FFFFFF"/>
+            <w:tcMar>
+              <w:top w:w="80" w:type="dxa"/>
+              <w:left w:w="120" w:type="dxa"/>
+              <w:bottom w:w="80" w:type="dxa"/>
+              <w:right w:w="120" w:type="dxa"/>
+            </w:tcMar>
+          </w:tcPr>
+          <w:p>
+            <w:r>
+              <w:rPr>
+                <w:color w:val="000000"/>
+                <w:sz w:val="18"/>
+                <w:szCs w:val="18"/>
+              </w:rPr>
+              <w:t>c6bf6e6d6b3e49cdb52ee1b109f97bd6ede9adc3a32183d76366cb754838adfd</w:t>
+            </w:r>
+          </w:p>
+        </w:tc>
+      </w:tr>
+      <w:tr>
         <w:tc>
           <w:tcPr>
             <w:tcW w:w="2800" w:type="dxa"/>
@@ -1950,22 +1772,22 @@
               <w:bottom w:val="single" w:sz="1" w:space="0" w:color="CCCCCC"/>
               <w:right w:val="single" w:sz="1" w:space="0" w:color="CCCCCC"/>
             </w:tcBorders>
-            <w:shd w:val="clear" w:color="auto" w:fill="FFFFFF"/>
-            <w:tcMar>
-              <w:top w:w="80" w:type="dxa"/>
-              <w:left w:w="120" w:type="dxa"/>
-              <w:bottom w:w="80" w:type="dxa"/>
-              <w:right w:w="120" w:type="dxa"/>
-            </w:tcMar>
-          </w:tcPr>
-          <w:p>
-            <w:r>
-              <w:rPr>
-                <w:color w:val="000000"/>
-                <w:sz w:val="18"/>
-                <w:szCs w:val="18"/>
-              </w:rPr>
-              <w:t>BREAKEVEN-CARLSBAD (latest)</w:t>
+            <w:shd w:val="clear" w:color="auto" w:fill="EBF3FB"/>
+            <w:tcMar>
+              <w:top w:w="80" w:type="dxa"/>
+              <w:left w:w="120" w:type="dxa"/>
+              <w:bottom w:w="80" w:type="dxa"/>
+              <w:right w:w="120" w:type="dxa"/>
+            </w:tcMar>
+          </w:tcPr>
+          <w:p>
+            <w:r>
+              <w:rPr>
+                <w:color w:val="000000"/>
+                <w:sz w:val="18"/>
+                <w:szCs w:val="18"/>
+              </w:rPr>
+              <w:t>CASCADE-THREE-CONFIG (latest)</w:t>
             </w:r>
           </w:p>
         </w:tc>
@@ -1978,35 +1800,23 @@
               <w:bottom w:val="single" w:sz="1" w:space="0" w:color="CCCCCC"/>
               <w:right w:val="single" w:sz="1" w:space="0" w:color="CCCCCC"/>
             </w:tcBorders>
-            <w:shd w:val="clear" w:color="auto" w:fill="FFFFFF"/>
-            <w:tcMar>
-              <w:top w:w="80" w:type="dxa"/>
-              <w:left w:w="120" w:type="dxa"/>
-              <w:bottom w:w="80" w:type="dxa"/>
-              <w:right w:w="120" w:type="dxa"/>
-            </w:tcMar>
-          </w:tcPr>
-          <w:p>
-            <w:proofErr w:type="spellStart"/>
-            <w:r>
-              <w:rPr>
-                <w:color w:val="000000"/>
-                <w:sz w:val="18"/>
-                <w:szCs w:val="18"/>
-              </w:rPr>
-              <w:t>breakeven_</w:t>
-            </w:r>
-            <w:proofErr w:type="gramStart"/>
-            <w:r>
-              <w:rPr>
-                <w:color w:val="000000"/>
-                <w:sz w:val="18"/>
-                <w:szCs w:val="18"/>
-              </w:rPr>
-              <w:t>grid.parquet</w:t>
-            </w:r>
-            <w:proofErr w:type="spellEnd"/>
-            <w:proofErr w:type="gramEnd"/>
+            <w:shd w:val="clear" w:color="auto" w:fill="EBF3FB"/>
+            <w:tcMar>
+              <w:top w:w="80" w:type="dxa"/>
+              <w:left w:w="120" w:type="dxa"/>
+              <w:bottom w:w="80" w:type="dxa"/>
+              <w:right w:w="120" w:type="dxa"/>
+            </w:tcMar>
+          </w:tcPr>
+          <w:p>
+            <w:r>
+              <w:rPr>
+                <w:color w:val="000000"/>
+                <w:sz w:val="18"/>
+                <w:szCs w:val="18"/>
+              </w:rPr>
+              <w:t>three_config_all.parquet</w:t>
+            </w:r>
           </w:p>
         </w:tc>
         <w:tc>
@@ -2018,126 +1828,22 @@
               <w:bottom w:val="single" w:sz="1" w:space="0" w:color="CCCCCC"/>
               <w:right w:val="single" w:sz="1" w:space="0" w:color="CCCCCC"/>
             </w:tcBorders>
-            <w:shd w:val="clear" w:color="auto" w:fill="FFFFFF"/>
-            <w:tcMar>
-              <w:top w:w="80" w:type="dxa"/>
-              <w:left w:w="120" w:type="dxa"/>
-              <w:bottom w:w="80" w:type="dxa"/>
-              <w:right w:w="120" w:type="dxa"/>
-            </w:tcMar>
-          </w:tcPr>
-          <w:p>
-            <w:r>
-              <w:rPr>
-                <w:color w:val="000000"/>
-                <w:sz w:val="18"/>
-                <w:szCs w:val="18"/>
-              </w:rPr>
-              <w:t>— verify from runs/ directory on host machine</w:t>
-            </w:r>
-          </w:p>
-        </w:tc>
-      </w:tr>
-      <w:tr>
-        <w:tblPrEx>
-          <w:tblCellMar>
-            <w:top w:w="0" w:type="dxa"/>
-            <w:bottom w:w="0" w:type="dxa"/>
-          </w:tblCellMar>
-        </w:tblPrEx>
-        <w:tc>
-          <w:tcPr>
-            <w:tcW w:w="2800" w:type="dxa"/>
-            <w:tcBorders>
-              <w:top w:val="single" w:sz="1" w:space="0" w:color="CCCCCC"/>
-              <w:left w:val="single" w:sz="1" w:space="0" w:color="CCCCCC"/>
-              <w:bottom w:val="single" w:sz="1" w:space="0" w:color="CCCCCC"/>
-              <w:right w:val="single" w:sz="1" w:space="0" w:color="CCCCCC"/>
-            </w:tcBorders>
-            <w:shd w:val="clear" w:color="auto" w:fill="EBF3FB"/>
-            <w:tcMar>
-              <w:top w:w="80" w:type="dxa"/>
-              <w:left w:w="120" w:type="dxa"/>
-              <w:bottom w:w="80" w:type="dxa"/>
-              <w:right w:w="120" w:type="dxa"/>
-            </w:tcMar>
-          </w:tcPr>
-          <w:p>
-            <w:r>
-              <w:rPr>
-                <w:color w:val="000000"/>
-                <w:sz w:val="18"/>
-                <w:szCs w:val="18"/>
-              </w:rPr>
-              <w:t>CASCADE-THREE-CONFIG (latest)</w:t>
-            </w:r>
-          </w:p>
-        </w:tc>
-        <w:tc>
-          <w:tcPr>
-            <w:tcW w:w="2000" w:type="dxa"/>
-            <w:tcBorders>
-              <w:top w:val="single" w:sz="1" w:space="0" w:color="CCCCCC"/>
-              <w:left w:val="single" w:sz="1" w:space="0" w:color="CCCCCC"/>
-              <w:bottom w:val="single" w:sz="1" w:space="0" w:color="CCCCCC"/>
-              <w:right w:val="single" w:sz="1" w:space="0" w:color="CCCCCC"/>
-            </w:tcBorders>
-            <w:shd w:val="clear" w:color="auto" w:fill="EBF3FB"/>
-            <w:tcMar>
-              <w:top w:w="80" w:type="dxa"/>
-              <w:left w:w="120" w:type="dxa"/>
-              <w:bottom w:w="80" w:type="dxa"/>
-              <w:right w:w="120" w:type="dxa"/>
-            </w:tcMar>
-          </w:tcPr>
-          <w:p>
-            <w:proofErr w:type="spellStart"/>
-            <w:r>
-              <w:rPr>
-                <w:color w:val="000000"/>
-                <w:sz w:val="18"/>
-                <w:szCs w:val="18"/>
-              </w:rPr>
-              <w:t>three_config_</w:t>
-            </w:r>
-            <w:proofErr w:type="gramStart"/>
-            <w:r>
-              <w:rPr>
-                <w:color w:val="000000"/>
-                <w:sz w:val="18"/>
-                <w:szCs w:val="18"/>
-              </w:rPr>
-              <w:t>all.parquet</w:t>
-            </w:r>
-            <w:proofErr w:type="spellEnd"/>
-            <w:proofErr w:type="gramEnd"/>
-          </w:p>
-        </w:tc>
-        <w:tc>
-          <w:tcPr>
-            <w:tcW w:w="4560" w:type="dxa"/>
-            <w:tcBorders>
-              <w:top w:val="single" w:sz="1" w:space="0" w:color="CCCCCC"/>
-              <w:left w:val="single" w:sz="1" w:space="0" w:color="CCCCCC"/>
-              <w:bottom w:val="single" w:sz="1" w:space="0" w:color="CCCCCC"/>
-              <w:right w:val="single" w:sz="1" w:space="0" w:color="CCCCCC"/>
-            </w:tcBorders>
-            <w:shd w:val="clear" w:color="auto" w:fill="EBF3FB"/>
-            <w:tcMar>
-              <w:top w:w="80" w:type="dxa"/>
-              <w:left w:w="120" w:type="dxa"/>
-              <w:bottom w:w="80" w:type="dxa"/>
-              <w:right w:w="120" w:type="dxa"/>
-            </w:tcMar>
-          </w:tcPr>
-          <w:p>
-            <w:r>
-              <w:rPr>
-                <w:color w:val="000000"/>
-                <w:sz w:val="18"/>
-                <w:szCs w:val="18"/>
-              </w:rPr>
-              <w:t>— verify from runs/ directory on host machine</w:t>
+            <w:shd w:val="clear" w:color="auto" w:fill="EBF3FB"/>
+            <w:tcMar>
+              <w:top w:w="80" w:type="dxa"/>
+              <w:left w:w="120" w:type="dxa"/>
+              <w:bottom w:w="80" w:type="dxa"/>
+              <w:right w:w="120" w:type="dxa"/>
+            </w:tcMar>
+          </w:tcPr>
+          <w:p>
+            <w:r>
+              <w:rPr>
+                <w:color w:val="000000"/>
+                <w:sz w:val="18"/>
+                <w:szCs w:val="18"/>
+              </w:rPr>
+              <w:t>90f74f6fdb3fbee6cf6add313d1a2dbfb6c2a239b18443e408e8f07e0c5a4a4e</w:t>
             </w:r>
           </w:p>
         </w:tc>
@@ -2160,107 +1866,7 @@
           <w:sz w:val="18"/>
           <w:szCs w:val="18"/>
         </w:rPr>
-        <w:t xml:space="preserve">To verify a file: python3 -c "import </w:t>
-      </w:r>
-      <w:proofErr w:type="spellStart"/>
-      <w:r>
-        <w:rPr>
-          <w:rFonts w:ascii="Courier New" w:eastAsia="Courier New" w:hAnsi="Courier New" w:cs="Courier New"/>
-          <w:sz w:val="18"/>
-          <w:szCs w:val="18"/>
-        </w:rPr>
-        <w:t>hashlib</w:t>
-      </w:r>
-      <w:proofErr w:type="spellEnd"/>
-      <w:r>
-        <w:rPr>
-          <w:rFonts w:ascii="Courier New" w:eastAsia="Courier New" w:hAnsi="Courier New" w:cs="Courier New"/>
-          <w:sz w:val="18"/>
-          <w:szCs w:val="18"/>
-        </w:rPr>
-        <w:t>; print(</w:t>
-      </w:r>
-      <w:proofErr w:type="gramStart"/>
-      <w:r>
-        <w:rPr>
-          <w:rFonts w:ascii="Courier New" w:eastAsia="Courier New" w:hAnsi="Courier New" w:cs="Courier New"/>
-          <w:sz w:val="18"/>
-          <w:szCs w:val="18"/>
-        </w:rPr>
-        <w:t>hashlib.sha</w:t>
-      </w:r>
-      <w:proofErr w:type="gramEnd"/>
-      <w:r>
-        <w:rPr>
-          <w:rFonts w:ascii="Courier New" w:eastAsia="Courier New" w:hAnsi="Courier New" w:cs="Courier New"/>
-          <w:sz w:val="18"/>
-          <w:szCs w:val="18"/>
-        </w:rPr>
-        <w:t>256(open('file','</w:t>
-      </w:r>
-      <w:proofErr w:type="spellStart"/>
-      <w:r>
-        <w:rPr>
-          <w:rFonts w:ascii="Courier New" w:eastAsia="Courier New" w:hAnsi="Courier New" w:cs="Courier New"/>
-          <w:sz w:val="18"/>
-          <w:szCs w:val="18"/>
-        </w:rPr>
-        <w:t>rb</w:t>
-      </w:r>
-      <w:proofErr w:type="spellEnd"/>
-      <w:r>
-        <w:rPr>
-          <w:rFonts w:ascii="Courier New" w:eastAsia="Courier New" w:hAnsi="Courier New" w:cs="Courier New"/>
-          <w:sz w:val="18"/>
-          <w:szCs w:val="18"/>
-        </w:rPr>
-        <w:t>'</w:t>
-      </w:r>
-      <w:proofErr w:type="gramStart"/>
-      <w:r>
-        <w:rPr>
-          <w:rFonts w:ascii="Courier New" w:eastAsia="Courier New" w:hAnsi="Courier New" w:cs="Courier New"/>
-          <w:sz w:val="18"/>
-          <w:szCs w:val="18"/>
-        </w:rPr>
-        <w:t>).read</w:t>
-      </w:r>
-      <w:proofErr w:type="gramEnd"/>
-      <w:r>
-        <w:rPr>
-          <w:rFonts w:ascii="Courier New" w:eastAsia="Courier New" w:hAnsi="Courier New" w:cs="Courier New"/>
-          <w:sz w:val="18"/>
-          <w:szCs w:val="18"/>
-        </w:rPr>
-        <w:t>()</w:t>
-      </w:r>
-      <w:proofErr w:type="gramStart"/>
-      <w:r>
-        <w:rPr>
-          <w:rFonts w:ascii="Courier New" w:eastAsia="Courier New" w:hAnsi="Courier New" w:cs="Courier New"/>
-          <w:sz w:val="18"/>
-          <w:szCs w:val="18"/>
-        </w:rPr>
-        <w:t>).</w:t>
-      </w:r>
-      <w:proofErr w:type="spellStart"/>
-      <w:r>
-        <w:rPr>
-          <w:rFonts w:ascii="Courier New" w:eastAsia="Courier New" w:hAnsi="Courier New" w:cs="Courier New"/>
-          <w:sz w:val="18"/>
-          <w:szCs w:val="18"/>
-        </w:rPr>
-        <w:t>hexdigest</w:t>
-      </w:r>
-      <w:proofErr w:type="spellEnd"/>
-      <w:proofErr w:type="gramEnd"/>
-      <w:r>
-        <w:rPr>
-          <w:rFonts w:ascii="Courier New" w:eastAsia="Courier New" w:hAnsi="Courier New" w:cs="Courier New"/>
-          <w:sz w:val="18"/>
-          <w:szCs w:val="18"/>
-        </w:rPr>
-        <w:t>())"</w:t>
+        <w:t>To verify a file: python3 -c "import hashlib; print(hashlib.sha256(open('file','rb').read()).hexdigest())"</w:t>
       </w:r>
     </w:p>
     <w:p/>
@@ -2286,78 +1892,17 @@
           <w:b/>
           <w:bCs/>
         </w:rPr>
-        <w:t>Experiment ID: CASCADE-CL-</w:t>
-      </w:r>
-      <w:proofErr w:type="gramStart"/>
-      <w:r>
-        <w:rPr>
-          <w:b/>
-          <w:bCs/>
-        </w:rPr>
-        <w:t>SWEEP  |</w:t>
-      </w:r>
-      <w:proofErr w:type="gramEnd"/>
-      <w:r>
-        <w:rPr>
-          <w:b/>
-          <w:bCs/>
-        </w:rPr>
-        <w:t xml:space="preserve">  Run timestamp: 20260301_145354</w:t>
+        <w:t>Experiment ID: CASCADE-CL-SWEEP  |  Run timestamp: 20260303_191611</w:t>
       </w:r>
     </w:p>
     <w:p>
       <w:r>
-        <w:t>Source file: runs/CASCADE-CL-SWEEP/20260301_145354/</w:t>
+        <w:t>Source file: runs/CASCADE-CL-SWEEP/20260303_191611/cl_sweep_all.parquet</w:t>
       </w:r>
-      <w:proofErr w:type="spellStart"/>
-      <w:r>
-        <w:t>cl_sweep_all.parquet</w:t>
-      </w:r>
-      <w:proofErr w:type="spellEnd"/>
     </w:p>
     <w:p>
       <w:r>
-        <w:t xml:space="preserve">Generated </w:t>
-      </w:r>
-      <w:proofErr w:type="gramStart"/>
-      <w:r>
-        <w:t>by:</w:t>
-      </w:r>
-      <w:proofErr w:type="gramEnd"/>
-      <w:r>
-        <w:t xml:space="preserve"> </w:t>
-      </w:r>
-      <w:proofErr w:type="spellStart"/>
-      <w:r>
-        <w:t>run_architecture_</w:t>
-      </w:r>
-      <w:proofErr w:type="gramStart"/>
-      <w:r>
-        <w:t>comparison</w:t>
-      </w:r>
-      <w:proofErr w:type="spellEnd"/>
-      <w:r>
-        <w:t>(</w:t>
-      </w:r>
-      <w:proofErr w:type="gramEnd"/>
-      <w:r>
-        <w:t xml:space="preserve">) → </w:t>
-      </w:r>
-      <w:proofErr w:type="spellStart"/>
-      <w:r>
-        <w:t>run_cascade_</w:t>
-      </w:r>
-      <w:proofErr w:type="gramStart"/>
-      <w:r>
-        <w:t>sweep</w:t>
-      </w:r>
-      <w:proofErr w:type="spellEnd"/>
-      <w:r>
-        <w:t>(</w:t>
-      </w:r>
-      <w:proofErr w:type="gramEnd"/>
-      <w:r>
-        <w:t>) per (C_L, architecture) pair</w:t>
+        <w:t>Generated by: run_architecture_comparison() → run_cascade_sweep() per (C_L, architecture) pair</w:t>
       </w:r>
     </w:p>
     <w:p/>
@@ -2383,12 +1928,6 @@
         <w:gridCol w:w="5860"/>
       </w:tblGrid>
       <w:tr>
-        <w:tblPrEx>
-          <w:tblCellMar>
-            <w:top w:w="0" w:type="dxa"/>
-            <w:bottom w:w="0" w:type="dxa"/>
-          </w:tblCellMar>
-        </w:tblPrEx>
         <w:tc>
           <w:tcPr>
             <w:tcW w:w="3500" w:type="dxa"/>
@@ -2451,12 +1990,6 @@
         </w:tc>
       </w:tr>
       <w:tr>
-        <w:tblPrEx>
-          <w:tblCellMar>
-            <w:top w:w="0" w:type="dxa"/>
-            <w:bottom w:w="0" w:type="dxa"/>
-          </w:tblCellMar>
-        </w:tblPrEx>
         <w:tc>
           <w:tcPr>
             <w:tcW w:w="3500" w:type="dxa"/>
@@ -2503,34 +2036,18 @@
             </w:tcMar>
           </w:tcPr>
           <w:p>
-            <w:proofErr w:type="gramStart"/>
-            <w:r>
-              <w:rPr>
-                <w:color w:val="000000"/>
-                <w:sz w:val="18"/>
-                <w:szCs w:val="18"/>
-              </w:rPr>
-              <w:t>1.15  (</w:t>
-            </w:r>
-            <w:proofErr w:type="gramEnd"/>
-            <w:r>
-              <w:rPr>
-                <w:color w:val="000000"/>
-                <w:sz w:val="18"/>
-                <w:szCs w:val="18"/>
-              </w:rPr>
-              <w:t>Carlsbad Poseidon SWRO brine)</w:t>
-            </w:r>
-          </w:p>
-        </w:tc>
-      </w:tr>
-      <w:tr>
-        <w:tblPrEx>
-          <w:tblCellMar>
-            <w:top w:w="0" w:type="dxa"/>
-            <w:bottom w:w="0" w:type="dxa"/>
-          </w:tblCellMar>
-        </w:tblPrEx>
+            <w:r>
+              <w:rPr>
+                <w:color w:val="000000"/>
+                <w:sz w:val="18"/>
+                <w:szCs w:val="18"/>
+              </w:rPr>
+              <w:t>1.15  (Carlsbad Poseidon SWRO brine)</w:t>
+            </w:r>
+          </w:p>
+        </w:tc>
+      </w:tr>
+      <w:tr>
         <w:tc>
           <w:tcPr>
             <w:tcW w:w="3500" w:type="dxa"/>
@@ -2583,36 +2100,12 @@
                 <w:sz w:val="18"/>
                 <w:szCs w:val="18"/>
               </w:rPr>
-              <w:t>[0.02, 0.10, 0.50</w:t>
-            </w:r>
-            <w:proofErr w:type="gramStart"/>
-            <w:r>
-              <w:rPr>
-                <w:color w:val="000000"/>
-                <w:sz w:val="18"/>
-                <w:szCs w:val="18"/>
-              </w:rPr>
-              <w:t>]  (</w:t>
-            </w:r>
-            <w:proofErr w:type="gramEnd"/>
-            <w:r>
-              <w:rPr>
-                <w:color w:val="000000"/>
-                <w:sz w:val="18"/>
-                <w:szCs w:val="18"/>
-              </w:rPr>
-              <w:t>treated WW / impaired / ambient seawater)</w:t>
-            </w:r>
-          </w:p>
-        </w:tc>
-      </w:tr>
-      <w:tr>
-        <w:tblPrEx>
-          <w:tblCellMar>
-            <w:top w:w="0" w:type="dxa"/>
-            <w:bottom w:w="0" w:type="dxa"/>
-          </w:tblCellMar>
-        </w:tblPrEx>
+              <w:t>[0.02, 0.10, 0.50]  (treated WW / impaired / ambient seawater)</w:t>
+            </w:r>
+          </w:p>
+        </w:tc>
+      </w:tr>
+      <w:tr>
         <w:tc>
           <w:tcPr>
             <w:tcW w:w="3500" w:type="dxa"/>
@@ -2671,12 +2164,6 @@
         </w:tc>
       </w:tr>
       <w:tr>
-        <w:tblPrEx>
-          <w:tblCellMar>
-            <w:top w:w="0" w:type="dxa"/>
-            <w:bottom w:w="0" w:type="dxa"/>
-          </w:tblCellMar>
-        </w:tblPrEx>
         <w:tc>
           <w:tcPr>
             <w:tcW w:w="3500" w:type="dxa"/>
@@ -2735,12 +2222,6 @@
         </w:tc>
       </w:tr>
       <w:tr>
-        <w:tblPrEx>
-          <w:tblCellMar>
-            <w:top w:w="0" w:type="dxa"/>
-            <w:bottom w:w="0" w:type="dxa"/>
-          </w:tblCellMar>
-        </w:tblPrEx>
         <w:tc>
           <w:tcPr>
             <w:tcW w:w="3500" w:type="dxa"/>
@@ -2799,12 +2280,6 @@
         </w:tc>
       </w:tr>
       <w:tr>
-        <w:tblPrEx>
-          <w:tblCellMar>
-            <w:top w:w="0" w:type="dxa"/>
-            <w:bottom w:w="0" w:type="dxa"/>
-          </w:tblCellMar>
-        </w:tblPrEx>
         <w:tc>
           <w:tcPr>
             <w:tcW w:w="3500" w:type="dxa"/>
@@ -2863,12 +2338,6 @@
         </w:tc>
       </w:tr>
       <w:tr>
-        <w:tblPrEx>
-          <w:tblCellMar>
-            <w:top w:w="0" w:type="dxa"/>
-            <w:bottom w:w="0" w:type="dxa"/>
-          </w:tblCellMar>
-        </w:tblPrEx>
         <w:tc>
           <w:tcPr>
             <w:tcW w:w="3500" w:type="dxa"/>
@@ -2921,28 +2390,12 @@
                 <w:sz w:val="18"/>
                 <w:szCs w:val="18"/>
               </w:rPr>
-              <w:t xml:space="preserve">none (base); swept via </w:t>
-            </w:r>
-            <w:proofErr w:type="spellStart"/>
-            <w:r>
-              <w:rPr>
-                <w:color w:val="000000"/>
-                <w:sz w:val="18"/>
-                <w:szCs w:val="18"/>
-              </w:rPr>
-              <w:t>fouling_beta_vals</w:t>
-            </w:r>
-            <w:proofErr w:type="spellEnd"/>
-          </w:p>
-        </w:tc>
-      </w:tr>
-      <w:tr>
-        <w:tblPrEx>
-          <w:tblCellMar>
-            <w:top w:w="0" w:type="dxa"/>
-            <w:bottom w:w="0" w:type="dxa"/>
-          </w:tblCellMar>
-        </w:tblPrEx>
+              <w:t>none (base); swept via fouling_beta_vals</w:t>
+            </w:r>
+          </w:p>
+        </w:tc>
+      </w:tr>
+      <w:tr>
         <w:tc>
           <w:tcPr>
             <w:tcW w:w="3500" w:type="dxa"/>
@@ -3001,12 +2454,6 @@
         </w:tc>
       </w:tr>
       <w:tr>
-        <w:tblPrEx>
-          <w:tblCellMar>
-            <w:top w:w="0" w:type="dxa"/>
-            <w:bottom w:w="0" w:type="dxa"/>
-          </w:tblCellMar>
-        </w:tblPrEx>
         <w:tc>
           <w:tcPr>
             <w:tcW w:w="3500" w:type="dxa"/>
@@ -3065,12 +2512,6 @@
         </w:tc>
       </w:tr>
       <w:tr>
-        <w:tblPrEx>
-          <w:tblCellMar>
-            <w:top w:w="0" w:type="dxa"/>
-            <w:bottom w:w="0" w:type="dxa"/>
-          </w:tblCellMar>
-        </w:tblPrEx>
         <w:tc>
           <w:tcPr>
             <w:tcW w:w="3500" w:type="dxa"/>
@@ -3129,12 +2570,6 @@
         </w:tc>
       </w:tr>
       <w:tr>
-        <w:tblPrEx>
-          <w:tblCellMar>
-            <w:top w:w="0" w:type="dxa"/>
-            <w:bottom w:w="0" w:type="dxa"/>
-          </w:tblCellMar>
-        </w:tblPrEx>
         <w:tc>
           <w:tcPr>
             <w:tcW w:w="3500" w:type="dxa"/>
@@ -3193,31 +2628,24 @@
         </w:tc>
       </w:tr>
       <w:tr>
-        <w:tblPrEx>
-          <w:tblCellMar>
-            <w:top w:w="0" w:type="dxa"/>
-            <w:bottom w:w="0" w:type="dxa"/>
-          </w:tblCellMar>
-        </w:tblPrEx>
-        <w:tc>
-          <w:tcPr>
-            <w:tcW w:w="3500" w:type="dxa"/>
-            <w:tcBorders>
-              <w:top w:val="single" w:sz="1" w:space="0" w:color="CCCCCC"/>
-              <w:left w:val="single" w:sz="1" w:space="0" w:color="CCCCCC"/>
-              <w:bottom w:val="single" w:sz="1" w:space="0" w:color="CCCCCC"/>
-              <w:right w:val="single" w:sz="1" w:space="0" w:color="CCCCCC"/>
-            </w:tcBorders>
-            <w:shd w:val="clear" w:color="auto" w:fill="EBF3FB"/>
-            <w:tcMar>
-              <w:top w:w="80" w:type="dxa"/>
-              <w:left w:w="120" w:type="dxa"/>
-              <w:bottom w:w="80" w:type="dxa"/>
-              <w:right w:w="120" w:type="dxa"/>
-            </w:tcMar>
-          </w:tcPr>
-          <w:p>
-            <w:proofErr w:type="spellStart"/>
+        <w:tc>
+          <w:tcPr>
+            <w:tcW w:w="3500" w:type="dxa"/>
+            <w:tcBorders>
+              <w:top w:val="single" w:sz="1" w:space="0" w:color="CCCCCC"/>
+              <w:left w:val="single" w:sz="1" w:space="0" w:color="CCCCCC"/>
+              <w:bottom w:val="single" w:sz="1" w:space="0" w:color="CCCCCC"/>
+              <w:right w:val="single" w:sz="1" w:space="0" w:color="CCCCCC"/>
+            </w:tcBorders>
+            <w:shd w:val="clear" w:color="auto" w:fill="EBF3FB"/>
+            <w:tcMar>
+              <w:top w:w="80" w:type="dxa"/>
+              <w:left w:w="120" w:type="dxa"/>
+              <w:bottom w:w="80" w:type="dxa"/>
+              <w:right w:w="120" w:type="dxa"/>
+            </w:tcMar>
+          </w:tcPr>
+          <w:p>
             <w:r>
               <w:rPr>
                 <w:color w:val="000000"/>
@@ -3226,7 +2654,6 @@
               </w:rPr>
               <w:t>N_total</w:t>
             </w:r>
-            <w:proofErr w:type="spellEnd"/>
           </w:p>
         </w:tc>
         <w:tc>
@@ -3259,65 +2686,31 @@
         </w:tc>
       </w:tr>
       <w:tr>
-        <w:tblPrEx>
-          <w:tblCellMar>
-            <w:top w:w="0" w:type="dxa"/>
-            <w:bottom w:w="0" w:type="dxa"/>
-          </w:tblCellMar>
-        </w:tblPrEx>
-        <w:tc>
-          <w:tcPr>
-            <w:tcW w:w="3500" w:type="dxa"/>
-            <w:tcBorders>
-              <w:top w:val="single" w:sz="1" w:space="0" w:color="CCCCCC"/>
-              <w:left w:val="single" w:sz="1" w:space="0" w:color="CCCCCC"/>
-              <w:bottom w:val="single" w:sz="1" w:space="0" w:color="CCCCCC"/>
-              <w:right w:val="single" w:sz="1" w:space="0" w:color="CCCCCC"/>
-            </w:tcBorders>
-            <w:shd w:val="clear" w:color="auto" w:fill="FFFFFF"/>
-            <w:tcMar>
-              <w:top w:w="80" w:type="dxa"/>
-              <w:left w:w="120" w:type="dxa"/>
-              <w:bottom w:w="80" w:type="dxa"/>
-              <w:right w:w="120" w:type="dxa"/>
-            </w:tcMar>
-          </w:tcPr>
-          <w:p>
-            <w:proofErr w:type="spellStart"/>
-            <w:r>
-              <w:rPr>
-                <w:color w:val="000000"/>
-                <w:sz w:val="18"/>
-                <w:szCs w:val="18"/>
-              </w:rPr>
-              <w:t>N_stages</w:t>
-            </w:r>
-            <w:proofErr w:type="spellEnd"/>
-            <w:r>
-              <w:rPr>
-                <w:color w:val="000000"/>
-                <w:sz w:val="18"/>
-                <w:szCs w:val="18"/>
-              </w:rPr>
-              <w:t xml:space="preserve"> sweep (</w:t>
-            </w:r>
-            <w:proofErr w:type="spellStart"/>
-            <w:r>
-              <w:rPr>
-                <w:color w:val="000000"/>
-                <w:sz w:val="18"/>
-                <w:szCs w:val="18"/>
-              </w:rPr>
-              <w:t>s_vals</w:t>
-            </w:r>
-            <w:proofErr w:type="spellEnd"/>
-            <w:r>
-              <w:rPr>
-                <w:color w:val="000000"/>
-                <w:sz w:val="18"/>
-                <w:szCs w:val="18"/>
-              </w:rPr>
-              <w:t>)</w:t>
+        <w:tc>
+          <w:tcPr>
+            <w:tcW w:w="3500" w:type="dxa"/>
+            <w:tcBorders>
+              <w:top w:val="single" w:sz="1" w:space="0" w:color="CCCCCC"/>
+              <w:left w:val="single" w:sz="1" w:space="0" w:color="CCCCCC"/>
+              <w:bottom w:val="single" w:sz="1" w:space="0" w:color="CCCCCC"/>
+              <w:right w:val="single" w:sz="1" w:space="0" w:color="CCCCCC"/>
+            </w:tcBorders>
+            <w:shd w:val="clear" w:color="auto" w:fill="FFFFFF"/>
+            <w:tcMar>
+              <w:top w:w="80" w:type="dxa"/>
+              <w:left w:w="120" w:type="dxa"/>
+              <w:bottom w:w="80" w:type="dxa"/>
+              <w:right w:w="120" w:type="dxa"/>
+            </w:tcMar>
+          </w:tcPr>
+          <w:p>
+            <w:r>
+              <w:rPr>
+                <w:color w:val="000000"/>
+                <w:sz w:val="18"/>
+                <w:szCs w:val="18"/>
+              </w:rPr>
+              <w:t>N_stages sweep (s_vals)</w:t>
             </w:r>
           </w:p>
         </w:tc>
@@ -3351,65 +2744,31 @@
         </w:tc>
       </w:tr>
       <w:tr>
-        <w:tblPrEx>
-          <w:tblCellMar>
-            <w:top w:w="0" w:type="dxa"/>
-            <w:bottom w:w="0" w:type="dxa"/>
-          </w:tblCellMar>
-        </w:tblPrEx>
-        <w:tc>
-          <w:tcPr>
-            <w:tcW w:w="3500" w:type="dxa"/>
-            <w:tcBorders>
-              <w:top w:val="single" w:sz="1" w:space="0" w:color="CCCCCC"/>
-              <w:left w:val="single" w:sz="1" w:space="0" w:color="CCCCCC"/>
-              <w:bottom w:val="single" w:sz="1" w:space="0" w:color="CCCCCC"/>
-              <w:right w:val="single" w:sz="1" w:space="0" w:color="CCCCCC"/>
-            </w:tcBorders>
-            <w:shd w:val="clear" w:color="auto" w:fill="EBF3FB"/>
-            <w:tcMar>
-              <w:top w:w="80" w:type="dxa"/>
-              <w:left w:w="120" w:type="dxa"/>
-              <w:bottom w:w="80" w:type="dxa"/>
-              <w:right w:w="120" w:type="dxa"/>
-            </w:tcMar>
-          </w:tcPr>
-          <w:p>
-            <w:proofErr w:type="spellStart"/>
-            <w:r>
-              <w:rPr>
-                <w:color w:val="000000"/>
-                <w:sz w:val="18"/>
-                <w:szCs w:val="18"/>
-              </w:rPr>
-              <w:t>N_per_stage</w:t>
-            </w:r>
-            <w:proofErr w:type="spellEnd"/>
-            <w:r>
-              <w:rPr>
-                <w:color w:val="000000"/>
-                <w:sz w:val="18"/>
-                <w:szCs w:val="18"/>
-              </w:rPr>
-              <w:t xml:space="preserve"> sweep (</w:t>
-            </w:r>
-            <w:proofErr w:type="spellStart"/>
-            <w:r>
-              <w:rPr>
-                <w:color w:val="000000"/>
-                <w:sz w:val="18"/>
-                <w:szCs w:val="18"/>
-              </w:rPr>
-              <w:t>n_vals</w:t>
-            </w:r>
-            <w:proofErr w:type="spellEnd"/>
-            <w:r>
-              <w:rPr>
-                <w:color w:val="000000"/>
-                <w:sz w:val="18"/>
-                <w:szCs w:val="18"/>
-              </w:rPr>
-              <w:t>)</w:t>
+        <w:tc>
+          <w:tcPr>
+            <w:tcW w:w="3500" w:type="dxa"/>
+            <w:tcBorders>
+              <w:top w:val="single" w:sz="1" w:space="0" w:color="CCCCCC"/>
+              <w:left w:val="single" w:sz="1" w:space="0" w:color="CCCCCC"/>
+              <w:bottom w:val="single" w:sz="1" w:space="0" w:color="CCCCCC"/>
+              <w:right w:val="single" w:sz="1" w:space="0" w:color="CCCCCC"/>
+            </w:tcBorders>
+            <w:shd w:val="clear" w:color="auto" w:fill="EBF3FB"/>
+            <w:tcMar>
+              <w:top w:w="80" w:type="dxa"/>
+              <w:left w:w="120" w:type="dxa"/>
+              <w:bottom w:w="80" w:type="dxa"/>
+              <w:right w:w="120" w:type="dxa"/>
+            </w:tcMar>
+          </w:tcPr>
+          <w:p>
+            <w:r>
+              <w:rPr>
+                <w:color w:val="000000"/>
+                <w:sz w:val="18"/>
+                <w:szCs w:val="18"/>
+              </w:rPr>
+              <w:t>N_per_stage sweep (n_vals)</w:t>
             </w:r>
           </w:p>
         </w:tc>
@@ -3443,22 +2802,74 @@
         </w:tc>
       </w:tr>
       <w:tr>
-        <w:tblPrEx>
-          <w:tblCellMar>
-            <w:top w:w="0" w:type="dxa"/>
-            <w:bottom w:w="0" w:type="dxa"/>
-          </w:tblCellMar>
-        </w:tblPrEx>
-        <w:tc>
-          <w:tcPr>
-            <w:tcW w:w="3500" w:type="dxa"/>
-            <w:tcBorders>
-              <w:top w:val="single" w:sz="1" w:space="0" w:color="CCCCCC"/>
-              <w:left w:val="single" w:sz="1" w:space="0" w:color="CCCCCC"/>
-              <w:bottom w:val="single" w:sz="1" w:space="0" w:color="CCCCCC"/>
-              <w:right w:val="single" w:sz="1" w:space="0" w:color="CCCCCC"/>
-            </w:tcBorders>
-            <w:shd w:val="clear" w:color="auto" w:fill="FFFFFF"/>
+        <w:tc>
+          <w:tcPr>
+            <w:tcW w:w="3500" w:type="dxa"/>
+            <w:tcBorders>
+              <w:top w:val="single" w:sz="1" w:space="0" w:color="CCCCCC"/>
+              <w:left w:val="single" w:sz="1" w:space="0" w:color="CCCCCC"/>
+              <w:bottom w:val="single" w:sz="1" w:space="0" w:color="CCCCCC"/>
+              <w:right w:val="single" w:sz="1" w:space="0" w:color="CCCCCC"/>
+            </w:tcBorders>
+            <w:shd w:val="clear" w:color="auto" w:fill="FFFFFF"/>
+            <w:tcMar>
+              <w:top w:w="80" w:type="dxa"/>
+              <w:left w:w="120" w:type="dxa"/>
+              <w:bottom w:w="80" w:type="dxa"/>
+              <w:right w:w="120" w:type="dxa"/>
+            </w:tcMar>
+          </w:tcPr>
+          <w:p>
+            <w:r>
+              <w:rPr>
+                <w:color w:val="000000"/>
+                <w:sz w:val="18"/>
+                <w:szCs w:val="18"/>
+              </w:rPr>
+              <w:t>Architectures</w:t>
+            </w:r>
+          </w:p>
+        </w:tc>
+        <w:tc>
+          <w:tcPr>
+            <w:tcW w:w="5860" w:type="dxa"/>
+            <w:tcBorders>
+              <w:top w:val="single" w:sz="1" w:space="0" w:color="CCCCCC"/>
+              <w:left w:val="single" w:sz="1" w:space="0" w:color="CCCCCC"/>
+              <w:bottom w:val="single" w:sz="1" w:space="0" w:color="CCCCCC"/>
+              <w:right w:val="single" w:sz="1" w:space="0" w:color="CCCCCC"/>
+            </w:tcBorders>
+            <w:shd w:val="clear" w:color="auto" w:fill="FFFFFF"/>
+            <w:tcMar>
+              <w:top w:w="80" w:type="dxa"/>
+              <w:left w:w="120" w:type="dxa"/>
+              <w:bottom w:w="80" w:type="dxa"/>
+              <w:right w:w="120" w:type="dxa"/>
+            </w:tcMar>
+          </w:tcPr>
+          <w:p>
+            <w:r>
+              <w:rPr>
+                <w:color w:val="000000"/>
+                <w:sz w:val="18"/>
+                <w:szCs w:val="18"/>
+              </w:rPr>
+              <w:t>fresh-dilute (True) and serial pass-through (False)</w:t>
+            </w:r>
+          </w:p>
+        </w:tc>
+      </w:tr>
+      <w:tr>
+        <w:tc>
+          <w:tcPr>
+            <w:tcW w:w="3500" w:type="dxa"/>
+            <w:tcBorders>
+              <w:top w:val="single" w:sz="1" w:space="0" w:color="CCCCCC"/>
+              <w:left w:val="single" w:sz="1" w:space="0" w:color="CCCCCC"/>
+              <w:bottom w:val="single" w:sz="1" w:space="0" w:color="CCCCCC"/>
+              <w:right w:val="single" w:sz="1" w:space="0" w:color="CCCCCC"/>
+            </w:tcBorders>
+            <w:shd w:val="clear" w:color="auto" w:fill="EBF3FB"/>
             <w:tcMar>
               <w:top w:w="80" w:type="dxa"/>
               <w:left w:w="120" w:type="dxa"/>
@@ -3474,70 +2885,6 @@
                 <w:szCs w:val="18"/>
               </w:rPr>
               <w:lastRenderedPageBreak/>
-              <w:t>Architectures</w:t>
-            </w:r>
-          </w:p>
-        </w:tc>
-        <w:tc>
-          <w:tcPr>
-            <w:tcW w:w="5860" w:type="dxa"/>
-            <w:tcBorders>
-              <w:top w:val="single" w:sz="1" w:space="0" w:color="CCCCCC"/>
-              <w:left w:val="single" w:sz="1" w:space="0" w:color="CCCCCC"/>
-              <w:bottom w:val="single" w:sz="1" w:space="0" w:color="CCCCCC"/>
-              <w:right w:val="single" w:sz="1" w:space="0" w:color="CCCCCC"/>
-            </w:tcBorders>
-            <w:shd w:val="clear" w:color="auto" w:fill="FFFFFF"/>
-            <w:tcMar>
-              <w:top w:w="80" w:type="dxa"/>
-              <w:left w:w="120" w:type="dxa"/>
-              <w:bottom w:w="80" w:type="dxa"/>
-              <w:right w:w="120" w:type="dxa"/>
-            </w:tcMar>
-          </w:tcPr>
-          <w:p>
-            <w:r>
-              <w:rPr>
-                <w:color w:val="000000"/>
-                <w:sz w:val="18"/>
-                <w:szCs w:val="18"/>
-              </w:rPr>
-              <w:t>fresh-dilute (True) and serial pass-through (False)</w:t>
-            </w:r>
-          </w:p>
-        </w:tc>
-      </w:tr>
-      <w:tr>
-        <w:tblPrEx>
-          <w:tblCellMar>
-            <w:top w:w="0" w:type="dxa"/>
-            <w:bottom w:w="0" w:type="dxa"/>
-          </w:tblCellMar>
-        </w:tblPrEx>
-        <w:tc>
-          <w:tcPr>
-            <w:tcW w:w="3500" w:type="dxa"/>
-            <w:tcBorders>
-              <w:top w:val="single" w:sz="1" w:space="0" w:color="CCCCCC"/>
-              <w:left w:val="single" w:sz="1" w:space="0" w:color="CCCCCC"/>
-              <w:bottom w:val="single" w:sz="1" w:space="0" w:color="CCCCCC"/>
-              <w:right w:val="single" w:sz="1" w:space="0" w:color="CCCCCC"/>
-            </w:tcBorders>
-            <w:shd w:val="clear" w:color="auto" w:fill="EBF3FB"/>
-            <w:tcMar>
-              <w:top w:w="80" w:type="dxa"/>
-              <w:left w:w="120" w:type="dxa"/>
-              <w:bottom w:w="80" w:type="dxa"/>
-              <w:right w:w="120" w:type="dxa"/>
-            </w:tcMar>
-          </w:tcPr>
-          <w:p>
-            <w:r>
-              <w:rPr>
-                <w:color w:val="000000"/>
-                <w:sz w:val="18"/>
-                <w:szCs w:val="18"/>
-              </w:rPr>
               <w:t>Solver</w:t>
             </w:r>
           </w:p>
@@ -3572,12 +2919,6 @@
         </w:tc>
       </w:tr>
       <w:tr>
-        <w:tblPrEx>
-          <w:tblCellMar>
-            <w:top w:w="0" w:type="dxa"/>
-            <w:bottom w:w="0" w:type="dxa"/>
-          </w:tblCellMar>
-        </w:tblPrEx>
         <w:tc>
           <w:tcPr>
             <w:tcW w:w="3500" w:type="dxa"/>
@@ -3624,7 +2965,6 @@
             </w:tcMar>
           </w:tcPr>
           <w:p>
-            <w:proofErr w:type="spellStart"/>
             <w:r>
               <w:rPr>
                 <w:color w:val="000000"/>
@@ -3633,17 +2973,10 @@
               </w:rPr>
               <w:t>max_power</w:t>
             </w:r>
-            <w:proofErr w:type="spellEnd"/>
-          </w:p>
-        </w:tc>
-      </w:tr>
-      <w:tr>
-        <w:tblPrEx>
-          <w:tblCellMar>
-            <w:top w:w="0" w:type="dxa"/>
-            <w:bottom w:w="0" w:type="dxa"/>
-          </w:tblCellMar>
-        </w:tblPrEx>
+          </w:p>
+        </w:tc>
+      </w:tr>
+      <w:tr>
         <w:tc>
           <w:tcPr>
             <w:tcW w:w="3500" w:type="dxa"/>
@@ -3713,15 +3046,7 @@
     </w:p>
     <w:p>
       <w:r>
-        <w:t xml:space="preserve">1. Open </w:t>
-      </w:r>
-      <w:proofErr w:type="spellStart"/>
-      <w:r>
-        <w:t>OsmoFlux.ipynb</w:t>
-      </w:r>
-      <w:proofErr w:type="spellEnd"/>
-      <w:r>
-        <w:t xml:space="preserve"> and run all cells up to and including cell 18 (function definitions).</w:t>
+        <w:t>1. Open OsmoFlux.ipynb and run all cells up to and including cell 18 (function definitions).</w:t>
       </w:r>
     </w:p>
     <w:p>
@@ -3760,15 +3085,7 @@
         <w:pStyle w:val="Heading2"/>
       </w:pPr>
       <w:r>
-        <w:t>Figure 3: CASCADE-OPT-</w:t>
-      </w:r>
-      <w:proofErr w:type="spellStart"/>
-      <w:r>
-        <w:t>JebelAli</w:t>
-      </w:r>
-      <w:proofErr w:type="spellEnd"/>
-      <w:r>
-        <w:t>-SEVERE</w:t>
+        <w:t>Figure 3: CASCADE-OPT-JebelAli-SEVERE</w:t>
       </w:r>
     </w:p>
     <w:p>
@@ -3777,99 +3094,17 @@
           <w:b/>
           <w:bCs/>
         </w:rPr>
-        <w:t>Experiment ID: CASCADE-OPT-</w:t>
-      </w:r>
-      <w:proofErr w:type="spellStart"/>
-      <w:r>
-        <w:rPr>
-          <w:b/>
-          <w:bCs/>
-        </w:rPr>
-        <w:t>JebelAli</w:t>
-      </w:r>
-      <w:proofErr w:type="spellEnd"/>
-      <w:r>
-        <w:rPr>
-          <w:b/>
-          <w:bCs/>
-        </w:rPr>
-        <w:t>-</w:t>
-      </w:r>
-      <w:proofErr w:type="gramStart"/>
-      <w:r>
-        <w:rPr>
-          <w:b/>
-          <w:bCs/>
-        </w:rPr>
-        <w:t>SEVERE  |</w:t>
-      </w:r>
-      <w:proofErr w:type="gramEnd"/>
-      <w:r>
-        <w:rPr>
-          <w:b/>
-          <w:bCs/>
-        </w:rPr>
-        <w:t xml:space="preserve">  Run timestamp: latest in runs/</w:t>
+        <w:t>Experiment ID: CASCADE-OPT-JebelAli-SEVERE  |  Run timestamp: latest in runs/</w:t>
       </w:r>
     </w:p>
     <w:p>
       <w:r>
-        <w:t xml:space="preserve">Source </w:t>
+        <w:t>Source file: runs/CASCADE-OPT-JebelAli-SEVERE/&lt;timestamp&gt;/cascade_sweep.parquet</w:t>
       </w:r>
-      <w:proofErr w:type="gramStart"/>
-      <w:r>
-        <w:t>file:</w:t>
-      </w:r>
-      <w:proofErr w:type="gramEnd"/>
-      <w:r>
-        <w:t xml:space="preserve"> runs/CASCADE-OPT-JebelAli-SEVERE/&lt;timestamp&gt;/cascade_</w:t>
-      </w:r>
-      <w:proofErr w:type="gramStart"/>
-      <w:r>
-        <w:t>sweep.parquet</w:t>
-      </w:r>
-      <w:proofErr w:type="gramEnd"/>
     </w:p>
     <w:p>
       <w:r>
-        <w:t xml:space="preserve">Generated </w:t>
-      </w:r>
-      <w:proofErr w:type="gramStart"/>
-      <w:r>
-        <w:t>by:</w:t>
-      </w:r>
-      <w:proofErr w:type="gramEnd"/>
-      <w:r>
-        <w:t xml:space="preserve"> </w:t>
-      </w:r>
-      <w:proofErr w:type="spellStart"/>
-      <w:r>
-        <w:t>run_cascade_</w:t>
-      </w:r>
-      <w:proofErr w:type="gramStart"/>
-      <w:r>
-        <w:t>sweep</w:t>
-      </w:r>
-      <w:proofErr w:type="spellEnd"/>
-      <w:r>
-        <w:t>(</w:t>
-      </w:r>
-      <w:proofErr w:type="spellStart"/>
-      <w:proofErr w:type="gramEnd"/>
-      <w:r>
-        <w:t>cascade_jebel</w:t>
-      </w:r>
-      <w:proofErr w:type="spellEnd"/>
-      <w:r>
-        <w:t xml:space="preserve">, save=True, </w:t>
-      </w:r>
-      <w:proofErr w:type="spellStart"/>
-      <w:r>
-        <w:t>make_plots</w:t>
-      </w:r>
-      <w:proofErr w:type="spellEnd"/>
-      <w:r>
-        <w:t>=True)</w:t>
+        <w:t>Generated by: run_cascade_sweep(cascade_jebel, save=True, make_plots=True)</w:t>
       </w:r>
     </w:p>
     <w:p/>
@@ -3895,12 +3130,6 @@
         <w:gridCol w:w="5860"/>
       </w:tblGrid>
       <w:tr>
-        <w:tblPrEx>
-          <w:tblCellMar>
-            <w:top w:w="0" w:type="dxa"/>
-            <w:bottom w:w="0" w:type="dxa"/>
-          </w:tblCellMar>
-        </w:tblPrEx>
         <w:tc>
           <w:tcPr>
             <w:tcW w:w="3500" w:type="dxa"/>
@@ -3963,12 +3192,6 @@
         </w:tc>
       </w:tr>
       <w:tr>
-        <w:tblPrEx>
-          <w:tblCellMar>
-            <w:top w:w="0" w:type="dxa"/>
-            <w:bottom w:w="0" w:type="dxa"/>
-          </w:tblCellMar>
-        </w:tblPrEx>
         <w:tc>
           <w:tcPr>
             <w:tcW w:w="3500" w:type="dxa"/>
@@ -4015,34 +3238,18 @@
             </w:tcMar>
           </w:tcPr>
           <w:p>
-            <w:proofErr w:type="gramStart"/>
-            <w:r>
-              <w:rPr>
-                <w:color w:val="000000"/>
-                <w:sz w:val="18"/>
-                <w:szCs w:val="18"/>
-              </w:rPr>
-              <w:t>1.80  (</w:t>
-            </w:r>
-            <w:proofErr w:type="gramEnd"/>
-            <w:r>
-              <w:rPr>
-                <w:color w:val="000000"/>
-                <w:sz w:val="18"/>
-                <w:szCs w:val="18"/>
-              </w:rPr>
-              <w:t>Jebel Ali Arabian Gulf SWRO)</w:t>
-            </w:r>
-          </w:p>
-        </w:tc>
-      </w:tr>
-      <w:tr>
-        <w:tblPrEx>
-          <w:tblCellMar>
-            <w:top w:w="0" w:type="dxa"/>
-            <w:bottom w:w="0" w:type="dxa"/>
-          </w:tblCellMar>
-        </w:tblPrEx>
+            <w:r>
+              <w:rPr>
+                <w:color w:val="000000"/>
+                <w:sz w:val="18"/>
+                <w:szCs w:val="18"/>
+              </w:rPr>
+              <w:t>1.80  (Jebel Ali Arabian Gulf SWRO)</w:t>
+            </w:r>
+          </w:p>
+        </w:tc>
+      </w:tr>
+      <w:tr>
         <w:tc>
           <w:tcPr>
             <w:tcW w:w="3500" w:type="dxa"/>
@@ -4089,34 +3296,18 @@
             </w:tcMar>
           </w:tcPr>
           <w:p>
-            <w:proofErr w:type="gramStart"/>
-            <w:r>
-              <w:rPr>
-                <w:color w:val="000000"/>
-                <w:sz w:val="18"/>
-                <w:szCs w:val="18"/>
-              </w:rPr>
-              <w:t>0.04  (</w:t>
-            </w:r>
-            <w:proofErr w:type="gramEnd"/>
-            <w:r>
-              <w:rPr>
-                <w:color w:val="000000"/>
-                <w:sz w:val="18"/>
-                <w:szCs w:val="18"/>
-              </w:rPr>
-              <w:t>brackish groundwater)</w:t>
-            </w:r>
-          </w:p>
-        </w:tc>
-      </w:tr>
-      <w:tr>
-        <w:tblPrEx>
-          <w:tblCellMar>
-            <w:top w:w="0" w:type="dxa"/>
-            <w:bottom w:w="0" w:type="dxa"/>
-          </w:tblCellMar>
-        </w:tblPrEx>
+            <w:r>
+              <w:rPr>
+                <w:color w:val="000000"/>
+                <w:sz w:val="18"/>
+                <w:szCs w:val="18"/>
+              </w:rPr>
+              <w:t>0.04  (brackish groundwater)</w:t>
+            </w:r>
+          </w:p>
+        </w:tc>
+      </w:tr>
+      <w:tr>
         <w:tc>
           <w:tcPr>
             <w:tcW w:w="3500" w:type="dxa"/>
@@ -4175,12 +3366,6 @@
         </w:tc>
       </w:tr>
       <w:tr>
-        <w:tblPrEx>
-          <w:tblCellMar>
-            <w:top w:w="0" w:type="dxa"/>
-            <w:bottom w:w="0" w:type="dxa"/>
-          </w:tblCellMar>
-        </w:tblPrEx>
         <w:tc>
           <w:tcPr>
             <w:tcW w:w="3500" w:type="dxa"/>
@@ -4239,12 +3424,6 @@
         </w:tc>
       </w:tr>
       <w:tr>
-        <w:tblPrEx>
-          <w:tblCellMar>
-            <w:top w:w="0" w:type="dxa"/>
-            <w:bottom w:w="0" w:type="dxa"/>
-          </w:tblCellMar>
-        </w:tblPrEx>
         <w:tc>
           <w:tcPr>
             <w:tcW w:w="3500" w:type="dxa"/>
@@ -4303,12 +3482,6 @@
         </w:tc>
       </w:tr>
       <w:tr>
-        <w:tblPrEx>
-          <w:tblCellMar>
-            <w:top w:w="0" w:type="dxa"/>
-            <w:bottom w:w="0" w:type="dxa"/>
-          </w:tblCellMar>
-        </w:tblPrEx>
         <w:tc>
           <w:tcPr>
             <w:tcW w:w="3500" w:type="dxa"/>
@@ -4355,34 +3528,18 @@
             </w:tcMar>
           </w:tcPr>
           <w:p>
-            <w:proofErr w:type="gramStart"/>
-            <w:r>
-              <w:rPr>
-                <w:color w:val="000000"/>
-                <w:sz w:val="18"/>
-                <w:szCs w:val="18"/>
-              </w:rPr>
-              <w:t>0.35  (</w:t>
-            </w:r>
-            <w:proofErr w:type="gramEnd"/>
-            <w:r>
-              <w:rPr>
-                <w:color w:val="000000"/>
-                <w:sz w:val="18"/>
-                <w:szCs w:val="18"/>
-              </w:rPr>
-              <w:t>RO brine enrichment, Giwa 2017)</w:t>
-            </w:r>
-          </w:p>
-        </w:tc>
-      </w:tr>
-      <w:tr>
-        <w:tblPrEx>
-          <w:tblCellMar>
-            <w:top w:w="0" w:type="dxa"/>
-            <w:bottom w:w="0" w:type="dxa"/>
-          </w:tblCellMar>
-        </w:tblPrEx>
+            <w:r>
+              <w:rPr>
+                <w:color w:val="000000"/>
+                <w:sz w:val="18"/>
+                <w:szCs w:val="18"/>
+              </w:rPr>
+              <w:t>0.35  (RO brine enrichment, Giwa 2017)</w:t>
+            </w:r>
+          </w:p>
+        </w:tc>
+      </w:tr>
+      <w:tr>
         <w:tc>
           <w:tcPr>
             <w:tcW w:w="3500" w:type="dxa"/>
@@ -4429,52 +3586,18 @@
             </w:tcMar>
           </w:tcPr>
           <w:p>
-            <w:proofErr w:type="spellStart"/>
-            <w:r>
-              <w:rPr>
-                <w:color w:val="000000"/>
-                <w:sz w:val="18"/>
-                <w:szCs w:val="18"/>
-              </w:rPr>
-              <w:t>exp_</w:t>
-            </w:r>
-            <w:proofErr w:type="gramStart"/>
-            <w:r>
-              <w:rPr>
-                <w:color w:val="000000"/>
-                <w:sz w:val="18"/>
-                <w:szCs w:val="18"/>
-              </w:rPr>
-              <w:t>outlet</w:t>
-            </w:r>
-            <w:proofErr w:type="spellEnd"/>
-            <w:r>
-              <w:rPr>
-                <w:color w:val="000000"/>
-                <w:sz w:val="18"/>
-                <w:szCs w:val="18"/>
-              </w:rPr>
-              <w:t xml:space="preserve">  (</w:t>
-            </w:r>
-            <w:proofErr w:type="gramEnd"/>
-            <w:r>
-              <w:rPr>
-                <w:color w:val="000000"/>
-                <w:sz w:val="18"/>
-                <w:szCs w:val="18"/>
-              </w:rPr>
-              <w:t>constant outlet-heavy biofilm)</w:t>
-            </w:r>
-          </w:p>
-        </w:tc>
-      </w:tr>
-      <w:tr>
-        <w:tblPrEx>
-          <w:tblCellMar>
-            <w:top w:w="0" w:type="dxa"/>
-            <w:bottom w:w="0" w:type="dxa"/>
-          </w:tblCellMar>
-        </w:tblPrEx>
+            <w:r>
+              <w:rPr>
+                <w:color w:val="000000"/>
+                <w:sz w:val="18"/>
+                <w:szCs w:val="18"/>
+              </w:rPr>
+              <w:t>exp_outlet  (constant outlet-heavy biofilm)</w:t>
+            </w:r>
+          </w:p>
+        </w:tc>
+      </w:tr>
+      <w:tr>
         <w:tc>
           <w:tcPr>
             <w:tcW w:w="3500" w:type="dxa"/>
@@ -4533,12 +3656,6 @@
         </w:tc>
       </w:tr>
       <w:tr>
-        <w:tblPrEx>
-          <w:tblCellMar>
-            <w:top w:w="0" w:type="dxa"/>
-            <w:bottom w:w="0" w:type="dxa"/>
-          </w:tblCellMar>
-        </w:tblPrEx>
         <w:tc>
           <w:tcPr>
             <w:tcW w:w="3500" w:type="dxa"/>
@@ -4597,12 +3714,6 @@
         </w:tc>
       </w:tr>
       <w:tr>
-        <w:tblPrEx>
-          <w:tblCellMar>
-            <w:top w:w="0" w:type="dxa"/>
-            <w:bottom w:w="0" w:type="dxa"/>
-          </w:tblCellMar>
-        </w:tblPrEx>
         <w:tc>
           <w:tcPr>
             <w:tcW w:w="3500" w:type="dxa"/>
@@ -4661,12 +3772,6 @@
         </w:tc>
       </w:tr>
       <w:tr>
-        <w:tblPrEx>
-          <w:tblCellMar>
-            <w:top w:w="0" w:type="dxa"/>
-            <w:bottom w:w="0" w:type="dxa"/>
-          </w:tblCellMar>
-        </w:tblPrEx>
         <w:tc>
           <w:tcPr>
             <w:tcW w:w="3500" w:type="dxa"/>
@@ -4725,65 +3830,31 @@
         </w:tc>
       </w:tr>
       <w:tr>
-        <w:tblPrEx>
-          <w:tblCellMar>
-            <w:top w:w="0" w:type="dxa"/>
-            <w:bottom w:w="0" w:type="dxa"/>
-          </w:tblCellMar>
-        </w:tblPrEx>
-        <w:tc>
-          <w:tcPr>
-            <w:tcW w:w="3500" w:type="dxa"/>
-            <w:tcBorders>
-              <w:top w:val="single" w:sz="1" w:space="0" w:color="CCCCCC"/>
-              <w:left w:val="single" w:sz="1" w:space="0" w:color="CCCCCC"/>
-              <w:bottom w:val="single" w:sz="1" w:space="0" w:color="CCCCCC"/>
-              <w:right w:val="single" w:sz="1" w:space="0" w:color="CCCCCC"/>
-            </w:tcBorders>
-            <w:shd w:val="clear" w:color="auto" w:fill="EBF3FB"/>
-            <w:tcMar>
-              <w:top w:w="80" w:type="dxa"/>
-              <w:left w:w="120" w:type="dxa"/>
-              <w:bottom w:w="80" w:type="dxa"/>
-              <w:right w:w="120" w:type="dxa"/>
-            </w:tcMar>
-          </w:tcPr>
-          <w:p>
-            <w:proofErr w:type="spellStart"/>
-            <w:r>
-              <w:rPr>
-                <w:color w:val="000000"/>
-                <w:sz w:val="18"/>
-                <w:szCs w:val="18"/>
-              </w:rPr>
-              <w:t>N_stages</w:t>
-            </w:r>
-            <w:proofErr w:type="spellEnd"/>
-            <w:r>
-              <w:rPr>
-                <w:color w:val="000000"/>
-                <w:sz w:val="18"/>
-                <w:szCs w:val="18"/>
-              </w:rPr>
-              <w:t xml:space="preserve"> sweep (</w:t>
-            </w:r>
-            <w:proofErr w:type="spellStart"/>
-            <w:r>
-              <w:rPr>
-                <w:color w:val="000000"/>
-                <w:sz w:val="18"/>
-                <w:szCs w:val="18"/>
-              </w:rPr>
-              <w:t>s_vals</w:t>
-            </w:r>
-            <w:proofErr w:type="spellEnd"/>
-            <w:r>
-              <w:rPr>
-                <w:color w:val="000000"/>
-                <w:sz w:val="18"/>
-                <w:szCs w:val="18"/>
-              </w:rPr>
-              <w:t>)</w:t>
+        <w:tc>
+          <w:tcPr>
+            <w:tcW w:w="3500" w:type="dxa"/>
+            <w:tcBorders>
+              <w:top w:val="single" w:sz="1" w:space="0" w:color="CCCCCC"/>
+              <w:left w:val="single" w:sz="1" w:space="0" w:color="CCCCCC"/>
+              <w:bottom w:val="single" w:sz="1" w:space="0" w:color="CCCCCC"/>
+              <w:right w:val="single" w:sz="1" w:space="0" w:color="CCCCCC"/>
+            </w:tcBorders>
+            <w:shd w:val="clear" w:color="auto" w:fill="EBF3FB"/>
+            <w:tcMar>
+              <w:top w:w="80" w:type="dxa"/>
+              <w:left w:w="120" w:type="dxa"/>
+              <w:bottom w:w="80" w:type="dxa"/>
+              <w:right w:w="120" w:type="dxa"/>
+            </w:tcMar>
+          </w:tcPr>
+          <w:p>
+            <w:r>
+              <w:rPr>
+                <w:color w:val="000000"/>
+                <w:sz w:val="18"/>
+                <w:szCs w:val="18"/>
+              </w:rPr>
+              <w:t>N_stages sweep (s_vals)</w:t>
             </w:r>
           </w:p>
         </w:tc>
@@ -4817,65 +3888,31 @@
         </w:tc>
       </w:tr>
       <w:tr>
-        <w:tblPrEx>
-          <w:tblCellMar>
-            <w:top w:w="0" w:type="dxa"/>
-            <w:bottom w:w="0" w:type="dxa"/>
-          </w:tblCellMar>
-        </w:tblPrEx>
-        <w:tc>
-          <w:tcPr>
-            <w:tcW w:w="3500" w:type="dxa"/>
-            <w:tcBorders>
-              <w:top w:val="single" w:sz="1" w:space="0" w:color="CCCCCC"/>
-              <w:left w:val="single" w:sz="1" w:space="0" w:color="CCCCCC"/>
-              <w:bottom w:val="single" w:sz="1" w:space="0" w:color="CCCCCC"/>
-              <w:right w:val="single" w:sz="1" w:space="0" w:color="CCCCCC"/>
-            </w:tcBorders>
-            <w:shd w:val="clear" w:color="auto" w:fill="FFFFFF"/>
-            <w:tcMar>
-              <w:top w:w="80" w:type="dxa"/>
-              <w:left w:w="120" w:type="dxa"/>
-              <w:bottom w:w="80" w:type="dxa"/>
-              <w:right w:w="120" w:type="dxa"/>
-            </w:tcMar>
-          </w:tcPr>
-          <w:p>
-            <w:proofErr w:type="spellStart"/>
-            <w:r>
-              <w:rPr>
-                <w:color w:val="000000"/>
-                <w:sz w:val="18"/>
-                <w:szCs w:val="18"/>
-              </w:rPr>
-              <w:t>N_per_stage</w:t>
-            </w:r>
-            <w:proofErr w:type="spellEnd"/>
-            <w:r>
-              <w:rPr>
-                <w:color w:val="000000"/>
-                <w:sz w:val="18"/>
-                <w:szCs w:val="18"/>
-              </w:rPr>
-              <w:t xml:space="preserve"> sweep (</w:t>
-            </w:r>
-            <w:proofErr w:type="spellStart"/>
-            <w:r>
-              <w:rPr>
-                <w:color w:val="000000"/>
-                <w:sz w:val="18"/>
-                <w:szCs w:val="18"/>
-              </w:rPr>
-              <w:t>n_vals</w:t>
-            </w:r>
-            <w:proofErr w:type="spellEnd"/>
-            <w:r>
-              <w:rPr>
-                <w:color w:val="000000"/>
-                <w:sz w:val="18"/>
-                <w:szCs w:val="18"/>
-              </w:rPr>
-              <w:t>)</w:t>
+        <w:tc>
+          <w:tcPr>
+            <w:tcW w:w="3500" w:type="dxa"/>
+            <w:tcBorders>
+              <w:top w:val="single" w:sz="1" w:space="0" w:color="CCCCCC"/>
+              <w:left w:val="single" w:sz="1" w:space="0" w:color="CCCCCC"/>
+              <w:bottom w:val="single" w:sz="1" w:space="0" w:color="CCCCCC"/>
+              <w:right w:val="single" w:sz="1" w:space="0" w:color="CCCCCC"/>
+            </w:tcBorders>
+            <w:shd w:val="clear" w:color="auto" w:fill="FFFFFF"/>
+            <w:tcMar>
+              <w:top w:w="80" w:type="dxa"/>
+              <w:left w:w="120" w:type="dxa"/>
+              <w:bottom w:w="80" w:type="dxa"/>
+              <w:right w:w="120" w:type="dxa"/>
+            </w:tcMar>
+          </w:tcPr>
+          <w:p>
+            <w:r>
+              <w:rPr>
+                <w:color w:val="000000"/>
+                <w:sz w:val="18"/>
+                <w:szCs w:val="18"/>
+              </w:rPr>
+              <w:t>N_per_stage sweep (n_vals)</w:t>
             </w:r>
           </w:p>
         </w:tc>
@@ -4909,12 +3946,6 @@
         </w:tc>
       </w:tr>
       <w:tr>
-        <w:tblPrEx>
-          <w:tblCellMar>
-            <w:top w:w="0" w:type="dxa"/>
-            <w:bottom w:w="0" w:type="dxa"/>
-          </w:tblCellMar>
-        </w:tblPrEx>
         <w:tc>
           <w:tcPr>
             <w:tcW w:w="3500" w:type="dxa"/>
@@ -4967,36 +3998,12 @@
                 <w:sz w:val="18"/>
                 <w:szCs w:val="18"/>
               </w:rPr>
-              <w:t>Fresh-dilute (</w:t>
-            </w:r>
-            <w:proofErr w:type="spellStart"/>
-            <w:r>
-              <w:rPr>
-                <w:color w:val="000000"/>
-                <w:sz w:val="18"/>
-                <w:szCs w:val="18"/>
-              </w:rPr>
-              <w:t>fresh_dilute</w:t>
-            </w:r>
-            <w:proofErr w:type="spellEnd"/>
-            <w:r>
-              <w:rPr>
-                <w:color w:val="000000"/>
-                <w:sz w:val="18"/>
-                <w:szCs w:val="18"/>
-              </w:rPr>
-              <w:t>=True)</w:t>
-            </w:r>
-          </w:p>
-        </w:tc>
-      </w:tr>
-      <w:tr>
-        <w:tblPrEx>
-          <w:tblCellMar>
-            <w:top w:w="0" w:type="dxa"/>
-            <w:bottom w:w="0" w:type="dxa"/>
-          </w:tblCellMar>
-        </w:tblPrEx>
+              <w:t>Fresh-dilute (fresh_dilute=True)</w:t>
+            </w:r>
+          </w:p>
+        </w:tc>
+      </w:tr>
+      <w:tr>
         <w:tc>
           <w:tcPr>
             <w:tcW w:w="3500" w:type="dxa"/>
@@ -5055,12 +4062,6 @@
         </w:tc>
       </w:tr>
       <w:tr>
-        <w:tblPrEx>
-          <w:tblCellMar>
-            <w:top w:w="0" w:type="dxa"/>
-            <w:bottom w:w="0" w:type="dxa"/>
-          </w:tblCellMar>
-        </w:tblPrEx>
         <w:tc>
           <w:tcPr>
             <w:tcW w:w="3500" w:type="dxa"/>
@@ -5107,7 +4108,6 @@
             </w:tcMar>
           </w:tcPr>
           <w:p>
-            <w:proofErr w:type="spellStart"/>
             <w:r>
               <w:rPr>
                 <w:color w:val="000000"/>
@@ -5116,17 +4116,10 @@
               </w:rPr>
               <w:t>max_power</w:t>
             </w:r>
-            <w:proofErr w:type="spellEnd"/>
-          </w:p>
-        </w:tc>
-      </w:tr>
-      <w:tr>
-        <w:tblPrEx>
-          <w:tblCellMar>
-            <w:top w:w="0" w:type="dxa"/>
-            <w:bottom w:w="0" w:type="dxa"/>
-          </w:tblCellMar>
-        </w:tblPrEx>
+          </w:p>
+        </w:tc>
+      </w:tr>
+      <w:tr>
         <w:tc>
           <w:tcPr>
             <w:tcW w:w="3500" w:type="dxa"/>
@@ -5185,12 +4178,6 @@
         </w:tc>
       </w:tr>
       <w:tr>
-        <w:tblPrEx>
-          <w:tblCellMar>
-            <w:top w:w="0" w:type="dxa"/>
-            <w:bottom w:w="0" w:type="dxa"/>
-          </w:tblCellMar>
-        </w:tblPrEx>
         <w:tc>
           <w:tcPr>
             <w:tcW w:w="3500" w:type="dxa"/>
@@ -5237,23 +4224,13 @@
             </w:tcMar>
           </w:tcPr>
           <w:p>
-            <w:proofErr w:type="spellStart"/>
-            <w:r>
-              <w:rPr>
-                <w:color w:val="000000"/>
-                <w:sz w:val="18"/>
-                <w:szCs w:val="18"/>
-              </w:rPr>
-              <w:t>exp_outlet</w:t>
-            </w:r>
-            <w:proofErr w:type="spellEnd"/>
-            <w:r>
-              <w:rPr>
-                <w:color w:val="000000"/>
-                <w:sz w:val="18"/>
-                <w:szCs w:val="18"/>
-              </w:rPr>
-              <w:t xml:space="preserve"> has hardcoded beta=0.40 always active. FOULING_BETA sweep adds CDF (inlet-heavy divalent scaling). Figure shows cascade GAIN only (%) — not absolute power — to avoid dual-fouling artifact.</w:t>
+            <w:r>
+              <w:rPr>
+                <w:color w:val="000000"/>
+                <w:sz w:val="18"/>
+                <w:szCs w:val="18"/>
+              </w:rPr>
+              <w:t>exp_outlet has hardcoded beta=0.40 always active. FOULING_BETA sweep adds CDF (inlet-heavy divalent scaling). Figure shows cascade GAIN only (%) — not absolute power — to avoid dual-fouling artifact.</w:t>
             </w:r>
           </w:p>
         </w:tc>
@@ -5265,7 +4242,6 @@
         <w:pStyle w:val="Heading3"/>
       </w:pPr>
       <w:r>
-        <w:lastRenderedPageBreak/>
         <w:t>Reproduction Instructions — Figure 3</w:t>
       </w:r>
     </w:p>
@@ -5276,20 +4252,13 @@
     </w:p>
     <w:p>
       <w:r>
+        <w:lastRenderedPageBreak/>
         <w:t>2. In cell 33, change 'if False:' to 'if True:' to enable the Jebel Ali severe fouling block.</w:t>
       </w:r>
     </w:p>
     <w:p>
       <w:r>
-        <w:t>3. Run cell 33. Output written to runs/CASCADE-OPT-</w:t>
-      </w:r>
-      <w:proofErr w:type="spellStart"/>
-      <w:r>
-        <w:t>JebelAli</w:t>
-      </w:r>
-      <w:proofErr w:type="spellEnd"/>
-      <w:r>
-        <w:t>-SEVERE/&lt;timestamp&gt;/.</w:t>
+        <w:t>3. Run cell 33. Output written to runs/CASCADE-OPT-JebelAli-SEVERE/&lt;timestamp&gt;/.</w:t>
       </w:r>
     </w:p>
     <w:p>
@@ -5317,36 +4286,12 @@
           <w:b/>
           <w:bCs/>
         </w:rPr>
-        <w:t>Experiment ID: MORRIS-</w:t>
-      </w:r>
-      <w:proofErr w:type="gramStart"/>
-      <w:r>
-        <w:rPr>
-          <w:b/>
-          <w:bCs/>
-        </w:rPr>
-        <w:t>SCREENING  |</w:t>
-      </w:r>
-      <w:proofErr w:type="gramEnd"/>
-      <w:r>
-        <w:rPr>
-          <w:b/>
-          <w:bCs/>
-        </w:rPr>
-        <w:t xml:space="preserve">  Run timestamp: latest in runs/</w:t>
+        <w:t>Experiment ID: MORRIS-SCREENING  |  Run timestamp: latest in runs/</w:t>
       </w:r>
     </w:p>
     <w:p>
       <w:r>
-        <w:t xml:space="preserve">Source </w:t>
-      </w:r>
-      <w:proofErr w:type="gramStart"/>
-      <w:r>
-        <w:t>file:</w:t>
-      </w:r>
-      <w:proofErr w:type="gramEnd"/>
-      <w:r>
-        <w:t xml:space="preserve"> runs/MORRIS-SCREENING/&lt;timestamp&gt;/morris_screening.csv</w:t>
+        <w:t>Source file: runs/MORRIS-SCREENING/&lt;timestamp&gt;/morris_screening.csv</w:t>
       </w:r>
     </w:p>
     <w:p/>
@@ -5372,12 +4317,6 @@
         <w:gridCol w:w="5860"/>
       </w:tblGrid>
       <w:tr>
-        <w:tblPrEx>
-          <w:tblCellMar>
-            <w:top w:w="0" w:type="dxa"/>
-            <w:bottom w:w="0" w:type="dxa"/>
-          </w:tblCellMar>
-        </w:tblPrEx>
         <w:tc>
           <w:tcPr>
             <w:tcW w:w="3500" w:type="dxa"/>
@@ -5440,12 +4379,6 @@
         </w:tc>
       </w:tr>
       <w:tr>
-        <w:tblPrEx>
-          <w:tblCellMar>
-            <w:top w:w="0" w:type="dxa"/>
-            <w:bottom w:w="0" w:type="dxa"/>
-          </w:tblCellMar>
-        </w:tblPrEx>
         <w:tc>
           <w:tcPr>
             <w:tcW w:w="3500" w:type="dxa"/>
@@ -5498,36 +4431,12 @@
                 <w:sz w:val="18"/>
                 <w:szCs w:val="18"/>
               </w:rPr>
-              <w:t xml:space="preserve">C_H=1.15, C_L=0.02, N=10, A=0.05 m², β=0.6, </w:t>
-            </w:r>
-            <w:proofErr w:type="spellStart"/>
-            <w:r>
-              <w:rPr>
-                <w:color w:val="000000"/>
-                <w:sz w:val="18"/>
-                <w:szCs w:val="18"/>
-              </w:rPr>
-              <w:t>f_div</w:t>
-            </w:r>
-            <w:proofErr w:type="spellEnd"/>
-            <w:r>
-              <w:rPr>
-                <w:color w:val="000000"/>
-                <w:sz w:val="18"/>
-                <w:szCs w:val="18"/>
-              </w:rPr>
-              <w:t>=0.20</w:t>
-            </w:r>
-          </w:p>
-        </w:tc>
-      </w:tr>
-      <w:tr>
-        <w:tblPrEx>
-          <w:tblCellMar>
-            <w:top w:w="0" w:type="dxa"/>
-            <w:bottom w:w="0" w:type="dxa"/>
-          </w:tblCellMar>
-        </w:tblPrEx>
+              <w:t>C_H=1.15, C_L=0.02, N=10, A=0.05 m², β=0.6, f_div=0.20</w:t>
+            </w:r>
+          </w:p>
+        </w:tc>
+      </w:tr>
+      <w:tr>
         <w:tc>
           <w:tcPr>
             <w:tcW w:w="3500" w:type="dxa"/>
@@ -5580,71 +4489,37 @@
                 <w:sz w:val="18"/>
                 <w:szCs w:val="18"/>
               </w:rPr>
-              <w:t xml:space="preserve">1d_series, </w:t>
-            </w:r>
-            <w:proofErr w:type="spellStart"/>
-            <w:r>
-              <w:rPr>
-                <w:color w:val="000000"/>
-                <w:sz w:val="18"/>
-                <w:szCs w:val="18"/>
-              </w:rPr>
-              <w:t>max_power</w:t>
-            </w:r>
-            <w:proofErr w:type="spellEnd"/>
-            <w:r>
-              <w:rPr>
-                <w:color w:val="000000"/>
-                <w:sz w:val="18"/>
-                <w:szCs w:val="18"/>
-              </w:rPr>
-              <w:t>, N_SEG=40</w:t>
-            </w:r>
-          </w:p>
-        </w:tc>
-      </w:tr>
-      <w:tr>
-        <w:tblPrEx>
-          <w:tblCellMar>
-            <w:top w:w="0" w:type="dxa"/>
-            <w:bottom w:w="0" w:type="dxa"/>
-          </w:tblCellMar>
-        </w:tblPrEx>
-        <w:tc>
-          <w:tcPr>
-            <w:tcW w:w="3500" w:type="dxa"/>
-            <w:tcBorders>
-              <w:top w:val="single" w:sz="1" w:space="0" w:color="CCCCCC"/>
-              <w:left w:val="single" w:sz="1" w:space="0" w:color="CCCCCC"/>
-              <w:bottom w:val="single" w:sz="1" w:space="0" w:color="CCCCCC"/>
-              <w:right w:val="single" w:sz="1" w:space="0" w:color="CCCCCC"/>
-            </w:tcBorders>
-            <w:shd w:val="clear" w:color="auto" w:fill="FFFFFF"/>
-            <w:tcMar>
-              <w:top w:w="80" w:type="dxa"/>
-              <w:left w:w="120" w:type="dxa"/>
-              <w:bottom w:w="80" w:type="dxa"/>
-              <w:right w:w="120" w:type="dxa"/>
-            </w:tcMar>
-          </w:tcPr>
-          <w:p>
-            <w:proofErr w:type="gramStart"/>
-            <w:r>
-              <w:rPr>
-                <w:color w:val="000000"/>
-                <w:sz w:val="18"/>
-                <w:szCs w:val="18"/>
-              </w:rPr>
-              <w:t>Morris</w:t>
-            </w:r>
-            <w:proofErr w:type="gramEnd"/>
-            <w:r>
-              <w:rPr>
-                <w:color w:val="000000"/>
-                <w:sz w:val="18"/>
-                <w:szCs w:val="18"/>
-              </w:rPr>
-              <w:t xml:space="preserve"> method</w:t>
+              <w:t>1d_series, max_power, N_SEG=40</w:t>
+            </w:r>
+          </w:p>
+        </w:tc>
+      </w:tr>
+      <w:tr>
+        <w:tc>
+          <w:tcPr>
+            <w:tcW w:w="3500" w:type="dxa"/>
+            <w:tcBorders>
+              <w:top w:val="single" w:sz="1" w:space="0" w:color="CCCCCC"/>
+              <w:left w:val="single" w:sz="1" w:space="0" w:color="CCCCCC"/>
+              <w:bottom w:val="single" w:sz="1" w:space="0" w:color="CCCCCC"/>
+              <w:right w:val="single" w:sz="1" w:space="0" w:color="CCCCCC"/>
+            </w:tcBorders>
+            <w:shd w:val="clear" w:color="auto" w:fill="FFFFFF"/>
+            <w:tcMar>
+              <w:top w:w="80" w:type="dxa"/>
+              <w:left w:w="120" w:type="dxa"/>
+              <w:bottom w:w="80" w:type="dxa"/>
+              <w:right w:w="120" w:type="dxa"/>
+            </w:tcMar>
+          </w:tcPr>
+          <w:p>
+            <w:r>
+              <w:rPr>
+                <w:color w:val="000000"/>
+                <w:sz w:val="18"/>
+                <w:szCs w:val="18"/>
+              </w:rPr>
+              <w:t>Morris method</w:t>
             </w:r>
           </w:p>
         </w:tc>
@@ -5678,12 +4553,6 @@
         </w:tc>
       </w:tr>
       <w:tr>
-        <w:tblPrEx>
-          <w:tblCellMar>
-            <w:top w:w="0" w:type="dxa"/>
-            <w:bottom w:w="0" w:type="dxa"/>
-          </w:tblCellMar>
-        </w:tblPrEx>
         <w:tc>
           <w:tcPr>
             <w:tcW w:w="3500" w:type="dxa"/>
@@ -5742,12 +4611,6 @@
         </w:tc>
       </w:tr>
       <w:tr>
-        <w:tblPrEx>
-          <w:tblCellMar>
-            <w:top w:w="0" w:type="dxa"/>
-            <w:bottom w:w="0" w:type="dxa"/>
-          </w:tblCellMar>
-        </w:tblPrEx>
         <w:tc>
           <w:tcPr>
             <w:tcW w:w="3500" w:type="dxa"/>
@@ -5800,36 +4663,12 @@
                 <w:sz w:val="18"/>
                 <w:szCs w:val="18"/>
               </w:rPr>
-              <w:t xml:space="preserve">C_H:[0.5,2.0], C_L:[0.005,0.1], N:[5,40], A:[0.005,0.05], α:[0.92,0.99], ASR_CEM:[2e-4,5e-4], ASR_AEM:[2.5e-4,6e-4], GAP:[1e-4,4e-4], β:[0.0,1.0], </w:t>
-            </w:r>
-            <w:proofErr w:type="spellStart"/>
-            <w:r>
-              <w:rPr>
-                <w:color w:val="000000"/>
-                <w:sz w:val="18"/>
-                <w:szCs w:val="18"/>
-              </w:rPr>
-              <w:t>f_div</w:t>
-            </w:r>
-            <w:proofErr w:type="spellEnd"/>
-            <w:r>
-              <w:rPr>
-                <w:color w:val="000000"/>
-                <w:sz w:val="18"/>
-                <w:szCs w:val="18"/>
-              </w:rPr>
-              <w:t>:[0.0,0.30], Q_H:[5e-6,5e-5], Q_L:[5e-6,5e-5]</w:t>
-            </w:r>
-          </w:p>
-        </w:tc>
-      </w:tr>
-      <w:tr>
-        <w:tblPrEx>
-          <w:tblCellMar>
-            <w:top w:w="0" w:type="dxa"/>
-            <w:bottom w:w="0" w:type="dxa"/>
-          </w:tblCellMar>
-        </w:tblPrEx>
+              <w:t>C_H:[0.5,2.0], C_L:[0.005,0.1], N:[5,40], A:[0.005,0.05], α:[0.92,0.99], ASR_CEM:[2e-4,5e-4], ASR_AEM:[2.5e-4,6e-4], GAP:[1e-4,4e-4], β:[0.0,1.0], f_div:[0.0,0.30], Q_H:[5e-6,5e-5], Q_L:[5e-6,5e-5]</w:t>
+            </w:r>
+          </w:p>
+        </w:tc>
+      </w:tr>
+      <w:tr>
         <w:tc>
           <w:tcPr>
             <w:tcW w:w="3500" w:type="dxa"/>
@@ -5882,36 +4721,12 @@
                 <w:sz w:val="18"/>
                 <w:szCs w:val="18"/>
               </w:rPr>
-              <w:t>~</w:t>
-            </w:r>
-            <w:proofErr w:type="gramStart"/>
-            <w:r>
-              <w:rPr>
-                <w:color w:val="000000"/>
-                <w:sz w:val="18"/>
-                <w:szCs w:val="18"/>
-              </w:rPr>
-              <w:t>130  (</w:t>
-            </w:r>
-            <w:proofErr w:type="gramEnd"/>
-            <w:r>
-              <w:rPr>
-                <w:color w:val="000000"/>
-                <w:sz w:val="18"/>
-                <w:szCs w:val="18"/>
-              </w:rPr>
-              <w:t>r × (k+1) = 10 × 13)</w:t>
-            </w:r>
-          </w:p>
-        </w:tc>
-      </w:tr>
-      <w:tr>
-        <w:tblPrEx>
-          <w:tblCellMar>
-            <w:top w:w="0" w:type="dxa"/>
-            <w:bottom w:w="0" w:type="dxa"/>
-          </w:tblCellMar>
-        </w:tblPrEx>
+              <w:t>~130  (r × (k+1) = 10 × 13)</w:t>
+            </w:r>
+          </w:p>
+        </w:tc>
+      </w:tr>
+      <w:tr>
         <w:tc>
           <w:tcPr>
             <w:tcW w:w="3500" w:type="dxa"/>
@@ -6019,15 +4834,7 @@
     </w:p>
     <w:p>
       <w:r>
-        <w:t xml:space="preserve">Both figures use: NPV = NET_ANNUAL_USD × </w:t>
-      </w:r>
-      <w:proofErr w:type="gramStart"/>
-      <w:r>
-        <w:t>annuity(</w:t>
-      </w:r>
-      <w:proofErr w:type="gramEnd"/>
-      <w:r>
-        <w:t>DISCOUNT_RATE, T=20) − PLANT_CAPEX_USD</w:t>
+        <w:t>Both figures use: NPV = NET_ANNUAL_USD × annuity(DISCOUNT_RATE, T=20) − PLANT_CAPEX_USD</w:t>
       </w:r>
     </w:p>
     <w:p>
@@ -6050,39 +4857,7 @@
           <w:b/>
           <w:bCs/>
         </w:rPr>
-        <w:t>Run timestamp: 20260305_</w:t>
-      </w:r>
-      <w:proofErr w:type="gramStart"/>
-      <w:r>
-        <w:rPr>
-          <w:b/>
-          <w:bCs/>
-        </w:rPr>
-        <w:t>152413  |</w:t>
-      </w:r>
-      <w:proofErr w:type="gramEnd"/>
-      <w:r>
-        <w:rPr>
-          <w:b/>
-          <w:bCs/>
-        </w:rPr>
-        <w:t xml:space="preserve">  n=5,000 </w:t>
-      </w:r>
-      <w:proofErr w:type="gramStart"/>
-      <w:r>
-        <w:rPr>
-          <w:b/>
-          <w:bCs/>
-        </w:rPr>
-        <w:t>samples  |</w:t>
-      </w:r>
-      <w:proofErr w:type="gramEnd"/>
-      <w:r>
-        <w:rPr>
-          <w:b/>
-          <w:bCs/>
-        </w:rPr>
-        <w:t xml:space="preserve">  seed=42</w:t>
+        <w:t>Run timestamp: 20260305_152413  |  n=5,000 samples  |  seed=42</w:t>
       </w:r>
     </w:p>
     <w:p>
@@ -6118,12 +4893,6 @@
         <w:gridCol w:w="5860"/>
       </w:tblGrid>
       <w:tr>
-        <w:tblPrEx>
-          <w:tblCellMar>
-            <w:top w:w="0" w:type="dxa"/>
-            <w:bottom w:w="0" w:type="dxa"/>
-          </w:tblCellMar>
-        </w:tblPrEx>
         <w:tc>
           <w:tcPr>
             <w:tcW w:w="3500" w:type="dxa"/>
@@ -6186,12 +4955,6 @@
         </w:tc>
       </w:tr>
       <w:tr>
-        <w:tblPrEx>
-          <w:tblCellMar>
-            <w:top w:w="0" w:type="dxa"/>
-            <w:bottom w:w="0" w:type="dxa"/>
-          </w:tblCellMar>
-        </w:tblPrEx>
         <w:tc>
           <w:tcPr>
             <w:tcW w:w="3500" w:type="dxa"/>
@@ -6238,34 +5001,18 @@
             </w:tcMar>
           </w:tcPr>
           <w:p>
-            <w:proofErr w:type="gramStart"/>
-            <w:r>
-              <w:rPr>
-                <w:color w:val="000000"/>
-                <w:sz w:val="18"/>
-                <w:szCs w:val="18"/>
-              </w:rPr>
-              <w:t>1.15  (</w:t>
-            </w:r>
-            <w:proofErr w:type="gramEnd"/>
-            <w:r>
-              <w:rPr>
-                <w:color w:val="000000"/>
-                <w:sz w:val="18"/>
-                <w:szCs w:val="18"/>
-              </w:rPr>
-              <w:t>Carlsbad)</w:t>
-            </w:r>
-          </w:p>
-        </w:tc>
-      </w:tr>
-      <w:tr>
-        <w:tblPrEx>
-          <w:tblCellMar>
-            <w:top w:w="0" w:type="dxa"/>
-            <w:bottom w:w="0" w:type="dxa"/>
-          </w:tblCellMar>
-        </w:tblPrEx>
+            <w:r>
+              <w:rPr>
+                <w:color w:val="000000"/>
+                <w:sz w:val="18"/>
+                <w:szCs w:val="18"/>
+              </w:rPr>
+              <w:t>1.15  (Carlsbad)</w:t>
+            </w:r>
+          </w:p>
+        </w:tc>
+      </w:tr>
+      <w:tr>
         <w:tc>
           <w:tcPr>
             <w:tcW w:w="3500" w:type="dxa"/>
@@ -6324,12 +5071,6 @@
         </w:tc>
       </w:tr>
       <w:tr>
-        <w:tblPrEx>
-          <w:tblCellMar>
-            <w:top w:w="0" w:type="dxa"/>
-            <w:bottom w:w="0" w:type="dxa"/>
-          </w:tblCellMar>
-        </w:tblPrEx>
         <w:tc>
           <w:tcPr>
             <w:tcW w:w="3500" w:type="dxa"/>
@@ -6376,44 +5117,134 @@
             </w:tcMar>
           </w:tcPr>
           <w:p>
-            <w:proofErr w:type="gramStart"/>
-            <w:r>
-              <w:rPr>
-                <w:color w:val="000000"/>
-                <w:sz w:val="18"/>
-                <w:szCs w:val="18"/>
-              </w:rPr>
-              <w:t>80  (</w:t>
-            </w:r>
-            <w:proofErr w:type="spellStart"/>
-            <w:proofErr w:type="gramEnd"/>
-            <w:r>
-              <w:rPr>
-                <w:color w:val="000000"/>
-                <w:sz w:val="18"/>
-                <w:szCs w:val="18"/>
-              </w:rPr>
-              <w:t>harm_sweep</w:t>
-            </w:r>
-            <w:proofErr w:type="spellEnd"/>
-            <w:r>
-              <w:rPr>
-                <w:color w:val="000000"/>
-                <w:sz w:val="18"/>
-                <w:szCs w:val="18"/>
-              </w:rPr>
-              <w:t xml:space="preserve"> deployment optimal)</w:t>
-            </w:r>
-          </w:p>
-        </w:tc>
-      </w:tr>
-      <w:tr>
-        <w:tblPrEx>
-          <w:tblCellMar>
-            <w:top w:w="0" w:type="dxa"/>
-            <w:bottom w:w="0" w:type="dxa"/>
-          </w:tblCellMar>
-        </w:tblPrEx>
+            <w:r>
+              <w:rPr>
+                <w:color w:val="000000"/>
+                <w:sz w:val="18"/>
+                <w:szCs w:val="18"/>
+              </w:rPr>
+              <w:t>80  (harm_sweep deployment optimal)</w:t>
+            </w:r>
+          </w:p>
+        </w:tc>
+      </w:tr>
+      <w:tr>
+        <w:tc>
+          <w:tcPr>
+            <w:tcW w:w="3500" w:type="dxa"/>
+            <w:tcBorders>
+              <w:top w:val="single" w:sz="1" w:space="0" w:color="CCCCCC"/>
+              <w:left w:val="single" w:sz="1" w:space="0" w:color="CCCCCC"/>
+              <w:bottom w:val="single" w:sz="1" w:space="0" w:color="CCCCCC"/>
+              <w:right w:val="single" w:sz="1" w:space="0" w:color="CCCCCC"/>
+            </w:tcBorders>
+            <w:shd w:val="clear" w:color="auto" w:fill="EBF3FB"/>
+            <w:tcMar>
+              <w:top w:w="80" w:type="dxa"/>
+              <w:left w:w="120" w:type="dxa"/>
+              <w:bottom w:w="80" w:type="dxa"/>
+              <w:right w:w="120" w:type="dxa"/>
+            </w:tcMar>
+          </w:tcPr>
+          <w:p>
+            <w:r>
+              <w:rPr>
+                <w:color w:val="000000"/>
+                <w:sz w:val="18"/>
+                <w:szCs w:val="18"/>
+              </w:rPr>
+              <w:t>A_MEM_M2</w:t>
+            </w:r>
+          </w:p>
+        </w:tc>
+        <w:tc>
+          <w:tcPr>
+            <w:tcW w:w="5860" w:type="dxa"/>
+            <w:tcBorders>
+              <w:top w:val="single" w:sz="1" w:space="0" w:color="CCCCCC"/>
+              <w:left w:val="single" w:sz="1" w:space="0" w:color="CCCCCC"/>
+              <w:bottom w:val="single" w:sz="1" w:space="0" w:color="CCCCCC"/>
+              <w:right w:val="single" w:sz="1" w:space="0" w:color="CCCCCC"/>
+            </w:tcBorders>
+            <w:shd w:val="clear" w:color="auto" w:fill="EBF3FB"/>
+            <w:tcMar>
+              <w:top w:w="80" w:type="dxa"/>
+              <w:left w:w="120" w:type="dxa"/>
+              <w:bottom w:w="80" w:type="dxa"/>
+              <w:right w:w="120" w:type="dxa"/>
+            </w:tcMar>
+          </w:tcPr>
+          <w:p>
+            <w:r>
+              <w:rPr>
+                <w:color w:val="000000"/>
+                <w:sz w:val="18"/>
+                <w:szCs w:val="18"/>
+              </w:rPr>
+              <w:t>0.05 m²/pair</w:t>
+            </w:r>
+          </w:p>
+        </w:tc>
+      </w:tr>
+      <w:tr>
+        <w:tc>
+          <w:tcPr>
+            <w:tcW w:w="3500" w:type="dxa"/>
+            <w:tcBorders>
+              <w:top w:val="single" w:sz="1" w:space="0" w:color="CCCCCC"/>
+              <w:left w:val="single" w:sz="1" w:space="0" w:color="CCCCCC"/>
+              <w:bottom w:val="single" w:sz="1" w:space="0" w:color="CCCCCC"/>
+              <w:right w:val="single" w:sz="1" w:space="0" w:color="CCCCCC"/>
+            </w:tcBorders>
+            <w:shd w:val="clear" w:color="auto" w:fill="FFFFFF"/>
+            <w:tcMar>
+              <w:top w:w="80" w:type="dxa"/>
+              <w:left w:w="120" w:type="dxa"/>
+              <w:bottom w:w="80" w:type="dxa"/>
+              <w:right w:w="120" w:type="dxa"/>
+            </w:tcMar>
+          </w:tcPr>
+          <w:p>
+            <w:r>
+              <w:rPr>
+                <w:color w:val="000000"/>
+                <w:sz w:val="18"/>
+                <w:szCs w:val="18"/>
+              </w:rPr>
+              <w:t>DIVALENT_FRACTION</w:t>
+            </w:r>
+          </w:p>
+        </w:tc>
+        <w:tc>
+          <w:tcPr>
+            <w:tcW w:w="5860" w:type="dxa"/>
+            <w:tcBorders>
+              <w:top w:val="single" w:sz="1" w:space="0" w:color="CCCCCC"/>
+              <w:left w:val="single" w:sz="1" w:space="0" w:color="CCCCCC"/>
+              <w:bottom w:val="single" w:sz="1" w:space="0" w:color="CCCCCC"/>
+              <w:right w:val="single" w:sz="1" w:space="0" w:color="CCCCCC"/>
+            </w:tcBorders>
+            <w:shd w:val="clear" w:color="auto" w:fill="FFFFFF"/>
+            <w:tcMar>
+              <w:top w:w="80" w:type="dxa"/>
+              <w:left w:w="120" w:type="dxa"/>
+              <w:bottom w:w="80" w:type="dxa"/>
+              <w:right w:w="120" w:type="dxa"/>
+            </w:tcMar>
+          </w:tcPr>
+          <w:p>
+            <w:r>
+              <w:rPr>
+                <w:color w:val="000000"/>
+                <w:sz w:val="18"/>
+                <w:szCs w:val="18"/>
+              </w:rPr>
+              <w:t>0.20</w:t>
+            </w:r>
+          </w:p>
+        </w:tc>
+      </w:tr>
+      <w:tr>
         <w:tc>
           <w:tcPr>
             <w:tcW w:w="3500" w:type="dxa"/>
@@ -6439,134 +5270,6 @@
                 <w:szCs w:val="18"/>
               </w:rPr>
               <w:lastRenderedPageBreak/>
-              <w:t>A_MEM_M2</w:t>
-            </w:r>
-          </w:p>
-        </w:tc>
-        <w:tc>
-          <w:tcPr>
-            <w:tcW w:w="5860" w:type="dxa"/>
-            <w:tcBorders>
-              <w:top w:val="single" w:sz="1" w:space="0" w:color="CCCCCC"/>
-              <w:left w:val="single" w:sz="1" w:space="0" w:color="CCCCCC"/>
-              <w:bottom w:val="single" w:sz="1" w:space="0" w:color="CCCCCC"/>
-              <w:right w:val="single" w:sz="1" w:space="0" w:color="CCCCCC"/>
-            </w:tcBorders>
-            <w:shd w:val="clear" w:color="auto" w:fill="EBF3FB"/>
-            <w:tcMar>
-              <w:top w:w="80" w:type="dxa"/>
-              <w:left w:w="120" w:type="dxa"/>
-              <w:bottom w:w="80" w:type="dxa"/>
-              <w:right w:w="120" w:type="dxa"/>
-            </w:tcMar>
-          </w:tcPr>
-          <w:p>
-            <w:r>
-              <w:rPr>
-                <w:color w:val="000000"/>
-                <w:sz w:val="18"/>
-                <w:szCs w:val="18"/>
-              </w:rPr>
-              <w:t>0.05 m²/pair</w:t>
-            </w:r>
-          </w:p>
-        </w:tc>
-      </w:tr>
-      <w:tr>
-        <w:tblPrEx>
-          <w:tblCellMar>
-            <w:top w:w="0" w:type="dxa"/>
-            <w:bottom w:w="0" w:type="dxa"/>
-          </w:tblCellMar>
-        </w:tblPrEx>
-        <w:tc>
-          <w:tcPr>
-            <w:tcW w:w="3500" w:type="dxa"/>
-            <w:tcBorders>
-              <w:top w:val="single" w:sz="1" w:space="0" w:color="CCCCCC"/>
-              <w:left w:val="single" w:sz="1" w:space="0" w:color="CCCCCC"/>
-              <w:bottom w:val="single" w:sz="1" w:space="0" w:color="CCCCCC"/>
-              <w:right w:val="single" w:sz="1" w:space="0" w:color="CCCCCC"/>
-            </w:tcBorders>
-            <w:shd w:val="clear" w:color="auto" w:fill="FFFFFF"/>
-            <w:tcMar>
-              <w:top w:w="80" w:type="dxa"/>
-              <w:left w:w="120" w:type="dxa"/>
-              <w:bottom w:w="80" w:type="dxa"/>
-              <w:right w:w="120" w:type="dxa"/>
-            </w:tcMar>
-          </w:tcPr>
-          <w:p>
-            <w:r>
-              <w:rPr>
-                <w:color w:val="000000"/>
-                <w:sz w:val="18"/>
-                <w:szCs w:val="18"/>
-              </w:rPr>
-              <w:t>DIVALENT_FRACTION</w:t>
-            </w:r>
-          </w:p>
-        </w:tc>
-        <w:tc>
-          <w:tcPr>
-            <w:tcW w:w="5860" w:type="dxa"/>
-            <w:tcBorders>
-              <w:top w:val="single" w:sz="1" w:space="0" w:color="CCCCCC"/>
-              <w:left w:val="single" w:sz="1" w:space="0" w:color="CCCCCC"/>
-              <w:bottom w:val="single" w:sz="1" w:space="0" w:color="CCCCCC"/>
-              <w:right w:val="single" w:sz="1" w:space="0" w:color="CCCCCC"/>
-            </w:tcBorders>
-            <w:shd w:val="clear" w:color="auto" w:fill="FFFFFF"/>
-            <w:tcMar>
-              <w:top w:w="80" w:type="dxa"/>
-              <w:left w:w="120" w:type="dxa"/>
-              <w:bottom w:w="80" w:type="dxa"/>
-              <w:right w:w="120" w:type="dxa"/>
-            </w:tcMar>
-          </w:tcPr>
-          <w:p>
-            <w:r>
-              <w:rPr>
-                <w:color w:val="000000"/>
-                <w:sz w:val="18"/>
-                <w:szCs w:val="18"/>
-              </w:rPr>
-              <w:t>0.20</w:t>
-            </w:r>
-          </w:p>
-        </w:tc>
-      </w:tr>
-      <w:tr>
-        <w:tblPrEx>
-          <w:tblCellMar>
-            <w:top w:w="0" w:type="dxa"/>
-            <w:bottom w:w="0" w:type="dxa"/>
-          </w:tblCellMar>
-        </w:tblPrEx>
-        <w:tc>
-          <w:tcPr>
-            <w:tcW w:w="3500" w:type="dxa"/>
-            <w:tcBorders>
-              <w:top w:val="single" w:sz="1" w:space="0" w:color="CCCCCC"/>
-              <w:left w:val="single" w:sz="1" w:space="0" w:color="CCCCCC"/>
-              <w:bottom w:val="single" w:sz="1" w:space="0" w:color="CCCCCC"/>
-              <w:right w:val="single" w:sz="1" w:space="0" w:color="CCCCCC"/>
-            </w:tcBorders>
-            <w:shd w:val="clear" w:color="auto" w:fill="EBF3FB"/>
-            <w:tcMar>
-              <w:top w:w="80" w:type="dxa"/>
-              <w:left w:w="120" w:type="dxa"/>
-              <w:bottom w:w="80" w:type="dxa"/>
-              <w:right w:w="120" w:type="dxa"/>
-            </w:tcMar>
-          </w:tcPr>
-          <w:p>
-            <w:r>
-              <w:rPr>
-                <w:color w:val="000000"/>
-                <w:sz w:val="18"/>
-                <w:szCs w:val="18"/>
-              </w:rPr>
               <w:t>FOULING_MODEL</w:t>
             </w:r>
           </w:p>
@@ -6601,12 +5304,6 @@
         </w:tc>
       </w:tr>
       <w:tr>
-        <w:tblPrEx>
-          <w:tblCellMar>
-            <w:top w:w="0" w:type="dxa"/>
-            <w:bottom w:w="0" w:type="dxa"/>
-          </w:tblCellMar>
-        </w:tblPrEx>
         <w:tc>
           <w:tcPr>
             <w:tcW w:w="3500" w:type="dxa"/>
@@ -6653,34 +5350,18 @@
             </w:tcMar>
           </w:tcPr>
           <w:p>
-            <w:proofErr w:type="gramStart"/>
-            <w:r>
-              <w:rPr>
-                <w:color w:val="000000"/>
-                <w:sz w:val="18"/>
-                <w:szCs w:val="18"/>
-              </w:rPr>
-              <w:t>Uniform(</w:t>
-            </w:r>
-            <w:proofErr w:type="gramEnd"/>
-            <w:r>
-              <w:rPr>
-                <w:color w:val="000000"/>
-                <w:sz w:val="18"/>
-                <w:szCs w:val="18"/>
-              </w:rPr>
-              <w:t>0.0, 0.8)</w:t>
-            </w:r>
-          </w:p>
-        </w:tc>
-      </w:tr>
-      <w:tr>
-        <w:tblPrEx>
-          <w:tblCellMar>
-            <w:top w:w="0" w:type="dxa"/>
-            <w:bottom w:w="0" w:type="dxa"/>
-          </w:tblCellMar>
-        </w:tblPrEx>
+            <w:r>
+              <w:rPr>
+                <w:color w:val="000000"/>
+                <w:sz w:val="18"/>
+                <w:szCs w:val="18"/>
+              </w:rPr>
+              <w:t>Uniform(0.0, 0.8)</w:t>
+            </w:r>
+          </w:p>
+        </w:tc>
+      </w:tr>
+      <w:tr>
         <w:tc>
           <w:tcPr>
             <w:tcW w:w="3500" w:type="dxa"/>
@@ -6727,52 +5408,18 @@
             </w:tcMar>
           </w:tcPr>
           <w:p>
-            <w:proofErr w:type="gramStart"/>
-            <w:r>
-              <w:rPr>
-                <w:color w:val="000000"/>
-                <w:sz w:val="18"/>
-                <w:szCs w:val="18"/>
-              </w:rPr>
-              <w:t>Lognormal(</w:t>
-            </w:r>
-            <w:proofErr w:type="gramEnd"/>
-            <w:r>
-              <w:rPr>
-                <w:color w:val="000000"/>
-                <w:sz w:val="18"/>
-                <w:szCs w:val="18"/>
-              </w:rPr>
-              <w:t>μ=0.22, σ=30</w:t>
-            </w:r>
-            <w:proofErr w:type="gramStart"/>
-            <w:r>
-              <w:rPr>
-                <w:color w:val="000000"/>
-                <w:sz w:val="18"/>
-                <w:szCs w:val="18"/>
-              </w:rPr>
-              <w:t>%)  $</w:t>
-            </w:r>
-            <w:proofErr w:type="gramEnd"/>
-            <w:r>
-              <w:rPr>
-                <w:color w:val="000000"/>
-                <w:sz w:val="18"/>
-                <w:szCs w:val="18"/>
-              </w:rPr>
-              <w:t>/kWh</w:t>
-            </w:r>
-          </w:p>
-        </w:tc>
-      </w:tr>
-      <w:tr>
-        <w:tblPrEx>
-          <w:tblCellMar>
-            <w:top w:w="0" w:type="dxa"/>
-            <w:bottom w:w="0" w:type="dxa"/>
-          </w:tblCellMar>
-        </w:tblPrEx>
+            <w:r>
+              <w:rPr>
+                <w:color w:val="000000"/>
+                <w:sz w:val="18"/>
+                <w:szCs w:val="18"/>
+              </w:rPr>
+              <w:t>Lognormal(μ=0.22, σ=30%)  $/kWh</w:t>
+            </w:r>
+          </w:p>
+        </w:tc>
+      </w:tr>
+      <w:tr>
         <w:tc>
           <w:tcPr>
             <w:tcW w:w="3500" w:type="dxa"/>
@@ -6819,52 +5466,18 @@
             </w:tcMar>
           </w:tcPr>
           <w:p>
-            <w:proofErr w:type="gramStart"/>
-            <w:r>
-              <w:rPr>
-                <w:color w:val="000000"/>
-                <w:sz w:val="18"/>
-                <w:szCs w:val="18"/>
-              </w:rPr>
-              <w:t>Uniform(</w:t>
-            </w:r>
-            <w:proofErr w:type="gramEnd"/>
-            <w:r>
-              <w:rPr>
-                <w:color w:val="000000"/>
-                <w:sz w:val="18"/>
-                <w:szCs w:val="18"/>
-              </w:rPr>
-              <w:t>0.04, 0.25</w:t>
-            </w:r>
-            <w:proofErr w:type="gramStart"/>
-            <w:r>
-              <w:rPr>
-                <w:color w:val="000000"/>
-                <w:sz w:val="18"/>
-                <w:szCs w:val="18"/>
-              </w:rPr>
-              <w:t>)  $</w:t>
-            </w:r>
-            <w:proofErr w:type="gramEnd"/>
-            <w:r>
-              <w:rPr>
-                <w:color w:val="000000"/>
-                <w:sz w:val="18"/>
-                <w:szCs w:val="18"/>
-              </w:rPr>
-              <w:t>/m³</w:t>
-            </w:r>
-          </w:p>
-        </w:tc>
-      </w:tr>
-      <w:tr>
-        <w:tblPrEx>
-          <w:tblCellMar>
-            <w:top w:w="0" w:type="dxa"/>
-            <w:bottom w:w="0" w:type="dxa"/>
-          </w:tblCellMar>
-        </w:tblPrEx>
+            <w:r>
+              <w:rPr>
+                <w:color w:val="000000"/>
+                <w:sz w:val="18"/>
+                <w:szCs w:val="18"/>
+              </w:rPr>
+              <w:t>Uniform(0.04, 0.25)  $/m³</w:t>
+            </w:r>
+          </w:p>
+        </w:tc>
+      </w:tr>
+      <w:tr>
         <w:tc>
           <w:tcPr>
             <w:tcW w:w="3500" w:type="dxa"/>
@@ -6911,52 +5524,18 @@
             </w:tcMar>
           </w:tcPr>
           <w:p>
-            <w:proofErr w:type="gramStart"/>
-            <w:r>
-              <w:rPr>
-                <w:color w:val="000000"/>
-                <w:sz w:val="18"/>
-                <w:szCs w:val="18"/>
-              </w:rPr>
-              <w:t>Triangular(</w:t>
-            </w:r>
-            <w:proofErr w:type="gramEnd"/>
-            <w:r>
-              <w:rPr>
-                <w:color w:val="000000"/>
-                <w:sz w:val="18"/>
-                <w:szCs w:val="18"/>
-              </w:rPr>
-              <w:t>30, 50, 100</w:t>
-            </w:r>
-            <w:proofErr w:type="gramStart"/>
-            <w:r>
-              <w:rPr>
-                <w:color w:val="000000"/>
-                <w:sz w:val="18"/>
-                <w:szCs w:val="18"/>
-              </w:rPr>
-              <w:t>)  $</w:t>
-            </w:r>
-            <w:proofErr w:type="gramEnd"/>
-            <w:r>
-              <w:rPr>
-                <w:color w:val="000000"/>
-                <w:sz w:val="18"/>
-                <w:szCs w:val="18"/>
-              </w:rPr>
-              <w:t>/m²</w:t>
-            </w:r>
-          </w:p>
-        </w:tc>
-      </w:tr>
-      <w:tr>
-        <w:tblPrEx>
-          <w:tblCellMar>
-            <w:top w:w="0" w:type="dxa"/>
-            <w:bottom w:w="0" w:type="dxa"/>
-          </w:tblCellMar>
-        </w:tblPrEx>
+            <w:r>
+              <w:rPr>
+                <w:color w:val="000000"/>
+                <w:sz w:val="18"/>
+                <w:szCs w:val="18"/>
+              </w:rPr>
+              <w:t>Triangular(30, 50, 100)  $/m²</w:t>
+            </w:r>
+          </w:p>
+        </w:tc>
+      </w:tr>
+      <w:tr>
         <w:tc>
           <w:tcPr>
             <w:tcW w:w="3500" w:type="dxa"/>
@@ -7003,34 +5582,18 @@
             </w:tcMar>
           </w:tcPr>
           <w:p>
-            <w:proofErr w:type="gramStart"/>
-            <w:r>
-              <w:rPr>
-                <w:color w:val="000000"/>
-                <w:sz w:val="18"/>
-                <w:szCs w:val="18"/>
-              </w:rPr>
-              <w:t>Uniform(</w:t>
-            </w:r>
-            <w:proofErr w:type="gramEnd"/>
-            <w:r>
-              <w:rPr>
-                <w:color w:val="000000"/>
-                <w:sz w:val="18"/>
-                <w:szCs w:val="18"/>
-              </w:rPr>
-              <w:t>3%, 8%)</w:t>
-            </w:r>
-          </w:p>
-        </w:tc>
-      </w:tr>
-      <w:tr>
-        <w:tblPrEx>
-          <w:tblCellMar>
-            <w:top w:w="0" w:type="dxa"/>
-            <w:bottom w:w="0" w:type="dxa"/>
-          </w:tblCellMar>
-        </w:tblPrEx>
+            <w:r>
+              <w:rPr>
+                <w:color w:val="000000"/>
+                <w:sz w:val="18"/>
+                <w:szCs w:val="18"/>
+              </w:rPr>
+              <w:t>Uniform(3%, 8%)</w:t>
+            </w:r>
+          </w:p>
+        </w:tc>
+      </w:tr>
+      <w:tr>
         <w:tc>
           <w:tcPr>
             <w:tcW w:w="3500" w:type="dxa"/>
@@ -7089,12 +5652,6 @@
         </w:tc>
       </w:tr>
       <w:tr>
-        <w:tblPrEx>
-          <w:tblCellMar>
-            <w:top w:w="0" w:type="dxa"/>
-            <w:bottom w:w="0" w:type="dxa"/>
-          </w:tblCellMar>
-        </w:tblPrEx>
         <w:tc>
           <w:tcPr>
             <w:tcW w:w="3500" w:type="dxa"/>
@@ -7153,12 +5710,6 @@
         </w:tc>
       </w:tr>
       <w:tr>
-        <w:tblPrEx>
-          <w:tblCellMar>
-            <w:top w:w="0" w:type="dxa"/>
-            <w:bottom w:w="0" w:type="dxa"/>
-          </w:tblCellMar>
-        </w:tblPrEx>
         <w:tc>
           <w:tcPr>
             <w:tcW w:w="3500" w:type="dxa"/>
@@ -7211,36 +5762,12 @@
                 <w:sz w:val="18"/>
                 <w:szCs w:val="18"/>
               </w:rPr>
-              <w:t>37.0</w:t>
-            </w:r>
-            <w:proofErr w:type="gramStart"/>
-            <w:r>
-              <w:rPr>
-                <w:color w:val="000000"/>
-                <w:sz w:val="18"/>
-                <w:szCs w:val="18"/>
-              </w:rPr>
-              <w:t>%  (</w:t>
-            </w:r>
-            <w:proofErr w:type="gramEnd"/>
-            <w:r>
-              <w:rPr>
-                <w:color w:val="000000"/>
-                <w:sz w:val="18"/>
-                <w:szCs w:val="18"/>
-              </w:rPr>
-              <w:t>after removing ANNUAL_MEM_REPLACE_USD)</w:t>
-            </w:r>
-          </w:p>
-        </w:tc>
-      </w:tr>
-      <w:tr>
-        <w:tblPrEx>
-          <w:tblCellMar>
-            <w:top w:w="0" w:type="dxa"/>
-            <w:bottom w:w="0" w:type="dxa"/>
-          </w:tblCellMar>
-        </w:tblPrEx>
+              <w:t>37.0%  (after removing ANNUAL_MEM_REPLACE_USD)</w:t>
+            </w:r>
+          </w:p>
+        </w:tc>
+      </w:tr>
+      <w:tr>
         <w:tc>
           <w:tcPr>
             <w:tcW w:w="3500" w:type="dxa"/>
@@ -7314,39 +5841,7 @@
           <w:b/>
           <w:bCs/>
         </w:rPr>
-        <w:t>Run timestamp: 20260303_</w:t>
-      </w:r>
-      <w:proofErr w:type="gramStart"/>
-      <w:r>
-        <w:rPr>
-          <w:b/>
-          <w:bCs/>
-        </w:rPr>
-        <w:t>210416  |</w:t>
-      </w:r>
-      <w:proofErr w:type="gramEnd"/>
-      <w:r>
-        <w:rPr>
-          <w:b/>
-          <w:bCs/>
-        </w:rPr>
-        <w:t xml:space="preserve">  n=5,000 </w:t>
-      </w:r>
-      <w:proofErr w:type="gramStart"/>
-      <w:r>
-        <w:rPr>
-          <w:b/>
-          <w:bCs/>
-        </w:rPr>
-        <w:t>samples  |</w:t>
-      </w:r>
-      <w:proofErr w:type="gramEnd"/>
-      <w:r>
-        <w:rPr>
-          <w:b/>
-          <w:bCs/>
-        </w:rPr>
-        <w:t xml:space="preserve">  seed=400</w:t>
+        <w:t>Run timestamp: 20260303_210416  |  n=5,000 samples  |  seed=400</w:t>
       </w:r>
     </w:p>
     <w:p>
@@ -7382,12 +5877,6 @@
         <w:gridCol w:w="5860"/>
       </w:tblGrid>
       <w:tr>
-        <w:tblPrEx>
-          <w:tblCellMar>
-            <w:top w:w="0" w:type="dxa"/>
-            <w:bottom w:w="0" w:type="dxa"/>
-          </w:tblCellMar>
-        </w:tblPrEx>
         <w:tc>
           <w:tcPr>
             <w:tcW w:w="3500" w:type="dxa"/>
@@ -7450,12 +5939,6 @@
         </w:tc>
       </w:tr>
       <w:tr>
-        <w:tblPrEx>
-          <w:tblCellMar>
-            <w:top w:w="0" w:type="dxa"/>
-            <w:bottom w:w="0" w:type="dxa"/>
-          </w:tblCellMar>
-        </w:tblPrEx>
         <w:tc>
           <w:tcPr>
             <w:tcW w:w="3500" w:type="dxa"/>
@@ -7502,34 +5985,18 @@
             </w:tcMar>
           </w:tcPr>
           <w:p>
-            <w:proofErr w:type="gramStart"/>
-            <w:r>
-              <w:rPr>
-                <w:color w:val="000000"/>
-                <w:sz w:val="18"/>
-                <w:szCs w:val="18"/>
-              </w:rPr>
-              <w:t>1.15  (</w:t>
-            </w:r>
-            <w:proofErr w:type="gramEnd"/>
-            <w:r>
-              <w:rPr>
-                <w:color w:val="000000"/>
-                <w:sz w:val="18"/>
-                <w:szCs w:val="18"/>
-              </w:rPr>
-              <w:t>Carlsbad)</w:t>
-            </w:r>
-          </w:p>
-        </w:tc>
-      </w:tr>
-      <w:tr>
-        <w:tblPrEx>
-          <w:tblCellMar>
-            <w:top w:w="0" w:type="dxa"/>
-            <w:bottom w:w="0" w:type="dxa"/>
-          </w:tblCellMar>
-        </w:tblPrEx>
+            <w:r>
+              <w:rPr>
+                <w:color w:val="000000"/>
+                <w:sz w:val="18"/>
+                <w:szCs w:val="18"/>
+              </w:rPr>
+              <w:t>1.15  (Carlsbad)</w:t>
+            </w:r>
+          </w:p>
+        </w:tc>
+      </w:tr>
+      <w:tr>
         <w:tc>
           <w:tcPr>
             <w:tcW w:w="3500" w:type="dxa"/>
@@ -7588,12 +6055,6 @@
         </w:tc>
       </w:tr>
       <w:tr>
-        <w:tblPrEx>
-          <w:tblCellMar>
-            <w:top w:w="0" w:type="dxa"/>
-            <w:bottom w:w="0" w:type="dxa"/>
-          </w:tblCellMar>
-        </w:tblPrEx>
         <w:tc>
           <w:tcPr>
             <w:tcW w:w="3500" w:type="dxa"/>
@@ -7652,12 +6113,6 @@
         </w:tc>
       </w:tr>
       <w:tr>
-        <w:tblPrEx>
-          <w:tblCellMar>
-            <w:top w:w="0" w:type="dxa"/>
-            <w:bottom w:w="0" w:type="dxa"/>
-          </w:tblCellMar>
-        </w:tblPrEx>
         <w:tc>
           <w:tcPr>
             <w:tcW w:w="3500" w:type="dxa"/>
@@ -7716,12 +6171,6 @@
         </w:tc>
       </w:tr>
       <w:tr>
-        <w:tblPrEx>
-          <w:tblCellMar>
-            <w:top w:w="0" w:type="dxa"/>
-            <w:bottom w:w="0" w:type="dxa"/>
-          </w:tblCellMar>
-        </w:tblPrEx>
         <w:tc>
           <w:tcPr>
             <w:tcW w:w="3500" w:type="dxa"/>
@@ -7768,34 +6217,18 @@
             </w:tcMar>
           </w:tcPr>
           <w:p>
-            <w:proofErr w:type="gramStart"/>
-            <w:r>
-              <w:rPr>
-                <w:color w:val="000000"/>
-                <w:sz w:val="18"/>
-                <w:szCs w:val="18"/>
-              </w:rPr>
-              <w:t>0.35  (</w:t>
-            </w:r>
-            <w:proofErr w:type="gramEnd"/>
-            <w:r>
-              <w:rPr>
-                <w:color w:val="000000"/>
-                <w:sz w:val="18"/>
-                <w:szCs w:val="18"/>
-              </w:rPr>
-              <w:t>RO brine enrichment, Giwa 2017)</w:t>
-            </w:r>
-          </w:p>
-        </w:tc>
-      </w:tr>
-      <w:tr>
-        <w:tblPrEx>
-          <w:tblCellMar>
-            <w:top w:w="0" w:type="dxa"/>
-            <w:bottom w:w="0" w:type="dxa"/>
-          </w:tblCellMar>
-        </w:tblPrEx>
+            <w:r>
+              <w:rPr>
+                <w:color w:val="000000"/>
+                <w:sz w:val="18"/>
+                <w:szCs w:val="18"/>
+              </w:rPr>
+              <w:t>0.35  (RO brine enrichment, Giwa 2017)</w:t>
+            </w:r>
+          </w:p>
+        </w:tc>
+      </w:tr>
+      <w:tr>
         <w:tc>
           <w:tcPr>
             <w:tcW w:w="3500" w:type="dxa"/>
@@ -7842,7 +6275,6 @@
             </w:tcMar>
           </w:tcPr>
           <w:p>
-            <w:proofErr w:type="spellStart"/>
             <w:r>
               <w:rPr>
                 <w:color w:val="000000"/>
@@ -7851,17 +6283,10 @@
               </w:rPr>
               <w:t>exp_outlet</w:t>
             </w:r>
-            <w:proofErr w:type="spellEnd"/>
-          </w:p>
-        </w:tc>
-      </w:tr>
-      <w:tr>
-        <w:tblPrEx>
-          <w:tblCellMar>
-            <w:top w:w="0" w:type="dxa"/>
-            <w:bottom w:w="0" w:type="dxa"/>
-          </w:tblCellMar>
-        </w:tblPrEx>
+          </w:p>
+        </w:tc>
+      </w:tr>
+      <w:tr>
         <w:tc>
           <w:tcPr>
             <w:tcW w:w="3500" w:type="dxa"/>
@@ -7908,34 +6333,18 @@
             </w:tcMar>
           </w:tcPr>
           <w:p>
-            <w:proofErr w:type="gramStart"/>
-            <w:r>
-              <w:rPr>
-                <w:color w:val="000000"/>
-                <w:sz w:val="18"/>
-                <w:szCs w:val="18"/>
-              </w:rPr>
-              <w:t>1.5  (</w:t>
-            </w:r>
-            <w:proofErr w:type="gramEnd"/>
-            <w:r>
-              <w:rPr>
-                <w:color w:val="000000"/>
-                <w:sz w:val="18"/>
-                <w:szCs w:val="18"/>
-              </w:rPr>
-              <w:t>fixed — Vermaas 2013 severe regime)</w:t>
-            </w:r>
-          </w:p>
-        </w:tc>
-      </w:tr>
-      <w:tr>
-        <w:tblPrEx>
-          <w:tblCellMar>
-            <w:top w:w="0" w:type="dxa"/>
-            <w:bottom w:w="0" w:type="dxa"/>
-          </w:tblCellMar>
-        </w:tblPrEx>
+            <w:r>
+              <w:rPr>
+                <w:color w:val="000000"/>
+                <w:sz w:val="18"/>
+                <w:szCs w:val="18"/>
+              </w:rPr>
+              <w:t>1.5  (fixed — Vermaas 2013 severe regime)</w:t>
+            </w:r>
+          </w:p>
+        </w:tc>
+      </w:tr>
+      <w:tr>
         <w:tc>
           <w:tcPr>
             <w:tcW w:w="3500" w:type="dxa"/>
@@ -7982,52 +6391,18 @@
             </w:tcMar>
           </w:tcPr>
           <w:p>
-            <w:proofErr w:type="gramStart"/>
-            <w:r>
-              <w:rPr>
-                <w:color w:val="000000"/>
-                <w:sz w:val="18"/>
-                <w:szCs w:val="18"/>
-              </w:rPr>
-              <w:t>Uniform(</w:t>
-            </w:r>
-            <w:proofErr w:type="gramEnd"/>
-            <w:r>
-              <w:rPr>
-                <w:color w:val="000000"/>
-                <w:sz w:val="18"/>
-                <w:szCs w:val="18"/>
-              </w:rPr>
-              <w:t>0.08, 0.35</w:t>
-            </w:r>
-            <w:proofErr w:type="gramStart"/>
-            <w:r>
-              <w:rPr>
-                <w:color w:val="000000"/>
-                <w:sz w:val="18"/>
-                <w:szCs w:val="18"/>
-              </w:rPr>
-              <w:t>)  $</w:t>
-            </w:r>
-            <w:proofErr w:type="gramEnd"/>
-            <w:r>
-              <w:rPr>
-                <w:color w:val="000000"/>
-                <w:sz w:val="18"/>
-                <w:szCs w:val="18"/>
-              </w:rPr>
-              <w:t>/kWh</w:t>
-            </w:r>
-          </w:p>
-        </w:tc>
-      </w:tr>
-      <w:tr>
-        <w:tblPrEx>
-          <w:tblCellMar>
-            <w:top w:w="0" w:type="dxa"/>
-            <w:bottom w:w="0" w:type="dxa"/>
-          </w:tblCellMar>
-        </w:tblPrEx>
+            <w:r>
+              <w:rPr>
+                <w:color w:val="000000"/>
+                <w:sz w:val="18"/>
+                <w:szCs w:val="18"/>
+              </w:rPr>
+              <w:t>Uniform(0.08, 0.35)  $/kWh</w:t>
+            </w:r>
+          </w:p>
+        </w:tc>
+      </w:tr>
+      <w:tr>
         <w:tc>
           <w:tcPr>
             <w:tcW w:w="3500" w:type="dxa"/>
@@ -8074,52 +6449,18 @@
             </w:tcMar>
           </w:tcPr>
           <w:p>
-            <w:proofErr w:type="gramStart"/>
-            <w:r>
-              <w:rPr>
-                <w:color w:val="000000"/>
-                <w:sz w:val="18"/>
-                <w:szCs w:val="18"/>
-              </w:rPr>
-              <w:t>Uniform(</w:t>
-            </w:r>
-            <w:proofErr w:type="gramEnd"/>
-            <w:r>
-              <w:rPr>
-                <w:color w:val="000000"/>
-                <w:sz w:val="18"/>
-                <w:szCs w:val="18"/>
-              </w:rPr>
-              <w:t>0.04, 0.25</w:t>
-            </w:r>
-            <w:proofErr w:type="gramStart"/>
-            <w:r>
-              <w:rPr>
-                <w:color w:val="000000"/>
-                <w:sz w:val="18"/>
-                <w:szCs w:val="18"/>
-              </w:rPr>
-              <w:t>)  $</w:t>
-            </w:r>
-            <w:proofErr w:type="gramEnd"/>
-            <w:r>
-              <w:rPr>
-                <w:color w:val="000000"/>
-                <w:sz w:val="18"/>
-                <w:szCs w:val="18"/>
-              </w:rPr>
-              <w:t>/m³</w:t>
-            </w:r>
-          </w:p>
-        </w:tc>
-      </w:tr>
-      <w:tr>
-        <w:tblPrEx>
-          <w:tblCellMar>
-            <w:top w:w="0" w:type="dxa"/>
-            <w:bottom w:w="0" w:type="dxa"/>
-          </w:tblCellMar>
-        </w:tblPrEx>
+            <w:r>
+              <w:rPr>
+                <w:color w:val="000000"/>
+                <w:sz w:val="18"/>
+                <w:szCs w:val="18"/>
+              </w:rPr>
+              <w:t>Uniform(0.04, 0.25)  $/m³</w:t>
+            </w:r>
+          </w:p>
+        </w:tc>
+      </w:tr>
+      <w:tr>
         <w:tc>
           <w:tcPr>
             <w:tcW w:w="3500" w:type="dxa"/>
@@ -8166,52 +6507,18 @@
             </w:tcMar>
           </w:tcPr>
           <w:p>
-            <w:proofErr w:type="gramStart"/>
-            <w:r>
-              <w:rPr>
-                <w:color w:val="000000"/>
-                <w:sz w:val="18"/>
-                <w:szCs w:val="18"/>
-              </w:rPr>
-              <w:t>Triangular(</w:t>
-            </w:r>
-            <w:proofErr w:type="gramEnd"/>
-            <w:r>
-              <w:rPr>
-                <w:color w:val="000000"/>
-                <w:sz w:val="18"/>
-                <w:szCs w:val="18"/>
-              </w:rPr>
-              <w:t>30, 50, 100</w:t>
-            </w:r>
-            <w:proofErr w:type="gramStart"/>
-            <w:r>
-              <w:rPr>
-                <w:color w:val="000000"/>
-                <w:sz w:val="18"/>
-                <w:szCs w:val="18"/>
-              </w:rPr>
-              <w:t>)  $</w:t>
-            </w:r>
-            <w:proofErr w:type="gramEnd"/>
-            <w:r>
-              <w:rPr>
-                <w:color w:val="000000"/>
-                <w:sz w:val="18"/>
-                <w:szCs w:val="18"/>
-              </w:rPr>
-              <w:t>/m²</w:t>
-            </w:r>
-          </w:p>
-        </w:tc>
-      </w:tr>
-      <w:tr>
-        <w:tblPrEx>
-          <w:tblCellMar>
-            <w:top w:w="0" w:type="dxa"/>
-            <w:bottom w:w="0" w:type="dxa"/>
-          </w:tblCellMar>
-        </w:tblPrEx>
+            <w:r>
+              <w:rPr>
+                <w:color w:val="000000"/>
+                <w:sz w:val="18"/>
+                <w:szCs w:val="18"/>
+              </w:rPr>
+              <w:t>Triangular(30, 50, 100)  $/m²</w:t>
+            </w:r>
+          </w:p>
+        </w:tc>
+      </w:tr>
+      <w:tr>
         <w:tc>
           <w:tcPr>
             <w:tcW w:w="3500" w:type="dxa"/>
@@ -8258,34 +6565,18 @@
             </w:tcMar>
           </w:tcPr>
           <w:p>
-            <w:proofErr w:type="gramStart"/>
-            <w:r>
-              <w:rPr>
-                <w:color w:val="000000"/>
-                <w:sz w:val="18"/>
-                <w:szCs w:val="18"/>
-              </w:rPr>
-              <w:t>Uniform(</w:t>
-            </w:r>
-            <w:proofErr w:type="gramEnd"/>
-            <w:r>
-              <w:rPr>
-                <w:color w:val="000000"/>
-                <w:sz w:val="18"/>
-                <w:szCs w:val="18"/>
-              </w:rPr>
-              <w:t>3%, 8%)</w:t>
-            </w:r>
-          </w:p>
-        </w:tc>
-      </w:tr>
-      <w:tr>
-        <w:tblPrEx>
-          <w:tblCellMar>
-            <w:top w:w="0" w:type="dxa"/>
-            <w:bottom w:w="0" w:type="dxa"/>
-          </w:tblCellMar>
-        </w:tblPrEx>
+            <w:r>
+              <w:rPr>
+                <w:color w:val="000000"/>
+                <w:sz w:val="18"/>
+                <w:szCs w:val="18"/>
+              </w:rPr>
+              <w:t>Uniform(3%, 8%)</w:t>
+            </w:r>
+          </w:p>
+        </w:tc>
+      </w:tr>
+      <w:tr>
         <w:tc>
           <w:tcPr>
             <w:tcW w:w="3500" w:type="dxa"/>
@@ -8344,12 +6635,6 @@
         </w:tc>
       </w:tr>
       <w:tr>
-        <w:tblPrEx>
-          <w:tblCellMar>
-            <w:top w:w="0" w:type="dxa"/>
-            <w:bottom w:w="0" w:type="dxa"/>
-          </w:tblCellMar>
-        </w:tblPrEx>
         <w:tc>
           <w:tcPr>
             <w:tcW w:w="3500" w:type="dxa"/>
@@ -8408,12 +6693,6 @@
         </w:tc>
       </w:tr>
       <w:tr>
-        <w:tblPrEx>
-          <w:tblCellMar>
-            <w:top w:w="0" w:type="dxa"/>
-            <w:bottom w:w="0" w:type="dxa"/>
-          </w:tblCellMar>
-        </w:tblPrEx>
         <w:tc>
           <w:tcPr>
             <w:tcW w:w="3500" w:type="dxa"/>
@@ -8466,36 +6745,12 @@
                 <w:sz w:val="18"/>
                 <w:szCs w:val="18"/>
               </w:rPr>
-              <w:t>12.0</w:t>
-            </w:r>
-            <w:proofErr w:type="gramStart"/>
-            <w:r>
-              <w:rPr>
-                <w:color w:val="000000"/>
-                <w:sz w:val="18"/>
-                <w:szCs w:val="18"/>
-              </w:rPr>
-              <w:t>%  (</w:t>
-            </w:r>
-            <w:proofErr w:type="gramEnd"/>
-            <w:r>
-              <w:rPr>
-                <w:color w:val="000000"/>
-                <w:sz w:val="18"/>
-                <w:szCs w:val="18"/>
-              </w:rPr>
-              <w:t>stored NPV_USD used directly)</w:t>
-            </w:r>
-          </w:p>
-        </w:tc>
-      </w:tr>
-      <w:tr>
-        <w:tblPrEx>
-          <w:tblCellMar>
-            <w:top w:w="0" w:type="dxa"/>
-            <w:bottom w:w="0" w:type="dxa"/>
-          </w:tblCellMar>
-        </w:tblPrEx>
+              <w:t>12.0%  (stored NPV_USD used directly)</w:t>
+            </w:r>
+          </w:p>
+        </w:tc>
+      </w:tr>
+      <w:tr>
         <w:tc>
           <w:tcPr>
             <w:tcW w:w="3500" w:type="dxa"/>
@@ -8580,25 +6835,17 @@
     </w:p>
     <w:p>
       <w:r>
-        <w:lastRenderedPageBreak/>
         <w:t>4. Run cell 37 to regenerate poster_MC_npv_moderate_vs_severe.png.</w:t>
       </w:r>
     </w:p>
     <w:p>
       <w:r>
-        <w:t xml:space="preserve">   Cell 37 will automatically: (a) load </w:t>
-      </w:r>
-      <w:proofErr w:type="spellStart"/>
-      <w:r>
-        <w:t>mc_tea</w:t>
-      </w:r>
-      <w:proofErr w:type="spellEnd"/>
-      <w:r>
-        <w:t xml:space="preserve"> from the latest run, (b) add back ANNUAL_MEM_REPLACE_USD for moderate, (c) compute corrected P(NPV&gt;0), (d) save figure.</w:t>
+        <w:t xml:space="preserve">   Cell 37 will automatically: (a) load mc_tea from the latest run, (b) add back ANNUAL_MEM_REPLACE_USD for moderate, (c) compute corrected P(NPV&gt;0), (d) save figure.</w:t>
       </w:r>
     </w:p>
     <w:p>
       <w:r>
+        <w:lastRenderedPageBreak/>
         <w:t>5. Verify: terminal should print 'Finding (4): 37.0% -&gt; 12.0% under severe fouling'.</w:t>
       </w:r>
     </w:p>
@@ -8617,36 +6864,12 @@
           <w:b/>
           <w:bCs/>
         </w:rPr>
-        <w:t>Experiment ID: BREAKEVEN-</w:t>
-      </w:r>
-      <w:proofErr w:type="gramStart"/>
-      <w:r>
-        <w:rPr>
-          <w:b/>
-          <w:bCs/>
-        </w:rPr>
-        <w:t>CARLSBAD  |</w:t>
-      </w:r>
-      <w:proofErr w:type="gramEnd"/>
-      <w:r>
-        <w:rPr>
-          <w:b/>
-          <w:bCs/>
-        </w:rPr>
-        <w:t xml:space="preserve">  Run timestamp: latest in runs/</w:t>
+        <w:t>Experiment ID: BREAKEVEN-CARLSBAD  |  Run timestamp: latest in runs/</w:t>
       </w:r>
     </w:p>
     <w:p>
       <w:r>
-        <w:t xml:space="preserve">Source </w:t>
-      </w:r>
-      <w:proofErr w:type="gramStart"/>
-      <w:r>
-        <w:t>file:</w:t>
-      </w:r>
-      <w:proofErr w:type="gramEnd"/>
-      <w:r>
-        <w:t xml:space="preserve"> runs/BREAKEVEN-CARLSBAD/&lt;timestamp&gt;/ub_fig_BE3_advantage_map.png</w:t>
+        <w:t>Source file: runs/BREAKEVEN-CARLSBAD/&lt;timestamp&gt;/ub_fig_BE3_advantage_map.png</w:t>
       </w:r>
     </w:p>
     <w:p/>
@@ -8672,12 +6895,6 @@
         <w:gridCol w:w="5860"/>
       </w:tblGrid>
       <w:tr>
-        <w:tblPrEx>
-          <w:tblCellMar>
-            <w:top w:w="0" w:type="dxa"/>
-            <w:bottom w:w="0" w:type="dxa"/>
-          </w:tblCellMar>
-        </w:tblPrEx>
         <w:tc>
           <w:tcPr>
             <w:tcW w:w="3500" w:type="dxa"/>
@@ -8740,12 +6957,6 @@
         </w:tc>
       </w:tr>
       <w:tr>
-        <w:tblPrEx>
-          <w:tblCellMar>
-            <w:top w:w="0" w:type="dxa"/>
-            <w:bottom w:w="0" w:type="dxa"/>
-          </w:tblCellMar>
-        </w:tblPrEx>
         <w:tc>
           <w:tcPr>
             <w:tcW w:w="3500" w:type="dxa"/>
@@ -8792,34 +7003,18 @@
             </w:tcMar>
           </w:tcPr>
           <w:p>
-            <w:proofErr w:type="gramStart"/>
-            <w:r>
-              <w:rPr>
-                <w:color w:val="000000"/>
-                <w:sz w:val="18"/>
-                <w:szCs w:val="18"/>
-              </w:rPr>
-              <w:t>1.15  (</w:t>
-            </w:r>
-            <w:proofErr w:type="gramEnd"/>
-            <w:r>
-              <w:rPr>
-                <w:color w:val="000000"/>
-                <w:sz w:val="18"/>
-                <w:szCs w:val="18"/>
-              </w:rPr>
-              <w:t>Carlsbad)</w:t>
-            </w:r>
-          </w:p>
-        </w:tc>
-      </w:tr>
-      <w:tr>
-        <w:tblPrEx>
-          <w:tblCellMar>
-            <w:top w:w="0" w:type="dxa"/>
-            <w:bottom w:w="0" w:type="dxa"/>
-          </w:tblCellMar>
-        </w:tblPrEx>
+            <w:r>
+              <w:rPr>
+                <w:color w:val="000000"/>
+                <w:sz w:val="18"/>
+                <w:szCs w:val="18"/>
+              </w:rPr>
+              <w:t>1.15  (Carlsbad)</w:t>
+            </w:r>
+          </w:p>
+        </w:tc>
+      </w:tr>
+      <w:tr>
         <w:tc>
           <w:tcPr>
             <w:tcW w:w="3500" w:type="dxa"/>
@@ -8878,31 +7073,24 @@
         </w:tc>
       </w:tr>
       <w:tr>
-        <w:tblPrEx>
-          <w:tblCellMar>
-            <w:top w:w="0" w:type="dxa"/>
-            <w:bottom w:w="0" w:type="dxa"/>
-          </w:tblCellMar>
-        </w:tblPrEx>
-        <w:tc>
-          <w:tcPr>
-            <w:tcW w:w="3500" w:type="dxa"/>
-            <w:tcBorders>
-              <w:top w:val="single" w:sz="1" w:space="0" w:color="CCCCCC"/>
-              <w:left w:val="single" w:sz="1" w:space="0" w:color="CCCCCC"/>
-              <w:bottom w:val="single" w:sz="1" w:space="0" w:color="CCCCCC"/>
-              <w:right w:val="single" w:sz="1" w:space="0" w:color="CCCCCC"/>
-            </w:tcBorders>
-            <w:shd w:val="clear" w:color="auto" w:fill="FFFFFF"/>
-            <w:tcMar>
-              <w:top w:w="80" w:type="dxa"/>
-              <w:left w:w="120" w:type="dxa"/>
-              <w:bottom w:w="80" w:type="dxa"/>
-              <w:right w:w="120" w:type="dxa"/>
-            </w:tcMar>
-          </w:tcPr>
-          <w:p>
-            <w:proofErr w:type="spellStart"/>
+        <w:tc>
+          <w:tcPr>
+            <w:tcW w:w="3500" w:type="dxa"/>
+            <w:tcBorders>
+              <w:top w:val="single" w:sz="1" w:space="0" w:color="CCCCCC"/>
+              <w:left w:val="single" w:sz="1" w:space="0" w:color="CCCCCC"/>
+              <w:bottom w:val="single" w:sz="1" w:space="0" w:color="CCCCCC"/>
+              <w:right w:val="single" w:sz="1" w:space="0" w:color="CCCCCC"/>
+            </w:tcBorders>
+            <w:shd w:val="clear" w:color="auto" w:fill="FFFFFF"/>
+            <w:tcMar>
+              <w:top w:w="80" w:type="dxa"/>
+              <w:left w:w="120" w:type="dxa"/>
+              <w:bottom w:w="80" w:type="dxa"/>
+              <w:right w:w="120" w:type="dxa"/>
+            </w:tcMar>
+          </w:tcPr>
+          <w:p>
             <w:r>
               <w:rPr>
                 <w:color w:val="000000"/>
@@ -8911,83 +7099,38 @@
               </w:rPr>
               <w:t>N_total</w:t>
             </w:r>
-            <w:proofErr w:type="spellEnd"/>
-          </w:p>
-        </w:tc>
-        <w:tc>
-          <w:tcPr>
-            <w:tcW w:w="5860" w:type="dxa"/>
-            <w:tcBorders>
-              <w:top w:val="single" w:sz="1" w:space="0" w:color="CCCCCC"/>
-              <w:left w:val="single" w:sz="1" w:space="0" w:color="CCCCCC"/>
-              <w:bottom w:val="single" w:sz="1" w:space="0" w:color="CCCCCC"/>
-              <w:right w:val="single" w:sz="1" w:space="0" w:color="CCCCCC"/>
-            </w:tcBorders>
-            <w:shd w:val="clear" w:color="auto" w:fill="FFFFFF"/>
-            <w:tcMar>
-              <w:top w:w="80" w:type="dxa"/>
-              <w:left w:w="120" w:type="dxa"/>
-              <w:bottom w:w="80" w:type="dxa"/>
-              <w:right w:w="120" w:type="dxa"/>
-            </w:tcMar>
-          </w:tcPr>
-          <w:p>
-            <w:proofErr w:type="gramStart"/>
-            <w:r>
-              <w:rPr>
-                <w:color w:val="000000"/>
-                <w:sz w:val="18"/>
-                <w:szCs w:val="18"/>
-              </w:rPr>
-              <w:t>120  (</w:t>
-            </w:r>
-            <w:proofErr w:type="spellStart"/>
-            <w:proofErr w:type="gramEnd"/>
-            <w:r>
-              <w:rPr>
-                <w:color w:val="000000"/>
-                <w:sz w:val="18"/>
-                <w:szCs w:val="18"/>
-              </w:rPr>
-              <w:t>N_stages</w:t>
-            </w:r>
-            <w:proofErr w:type="spellEnd"/>
-            <w:r>
-              <w:rPr>
-                <w:color w:val="000000"/>
-                <w:sz w:val="18"/>
-                <w:szCs w:val="18"/>
-              </w:rPr>
-              <w:t xml:space="preserve">=6, </w:t>
-            </w:r>
-            <w:proofErr w:type="spellStart"/>
-            <w:r>
-              <w:rPr>
-                <w:color w:val="000000"/>
-                <w:sz w:val="18"/>
-                <w:szCs w:val="18"/>
-              </w:rPr>
-              <w:t>N_per</w:t>
-            </w:r>
-            <w:proofErr w:type="spellEnd"/>
-            <w:r>
-              <w:rPr>
-                <w:color w:val="000000"/>
-                <w:sz w:val="18"/>
-                <w:szCs w:val="18"/>
-              </w:rPr>
-              <w:t>=20)</w:t>
-            </w:r>
-          </w:p>
-        </w:tc>
-      </w:tr>
-      <w:tr>
-        <w:tblPrEx>
-          <w:tblCellMar>
-            <w:top w:w="0" w:type="dxa"/>
-            <w:bottom w:w="0" w:type="dxa"/>
-          </w:tblCellMar>
-        </w:tblPrEx>
+          </w:p>
+        </w:tc>
+        <w:tc>
+          <w:tcPr>
+            <w:tcW w:w="5860" w:type="dxa"/>
+            <w:tcBorders>
+              <w:top w:val="single" w:sz="1" w:space="0" w:color="CCCCCC"/>
+              <w:left w:val="single" w:sz="1" w:space="0" w:color="CCCCCC"/>
+              <w:bottom w:val="single" w:sz="1" w:space="0" w:color="CCCCCC"/>
+              <w:right w:val="single" w:sz="1" w:space="0" w:color="CCCCCC"/>
+            </w:tcBorders>
+            <w:shd w:val="clear" w:color="auto" w:fill="FFFFFF"/>
+            <w:tcMar>
+              <w:top w:w="80" w:type="dxa"/>
+              <w:left w:w="120" w:type="dxa"/>
+              <w:bottom w:w="80" w:type="dxa"/>
+              <w:right w:w="120" w:type="dxa"/>
+            </w:tcMar>
+          </w:tcPr>
+          <w:p>
+            <w:r>
+              <w:rPr>
+                <w:color w:val="000000"/>
+                <w:sz w:val="18"/>
+                <w:szCs w:val="18"/>
+              </w:rPr>
+              <w:t>120  (N_stages=6, N_per=20)</w:t>
+            </w:r>
+          </w:p>
+        </w:tc>
+      </w:tr>
+      <w:tr>
         <w:tc>
           <w:tcPr>
             <w:tcW w:w="3500" w:type="dxa"/>
@@ -9046,12 +7189,6 @@
         </w:tc>
       </w:tr>
       <w:tr>
-        <w:tblPrEx>
-          <w:tblCellMar>
-            <w:top w:w="0" w:type="dxa"/>
-            <w:bottom w:w="0" w:type="dxa"/>
-          </w:tblCellMar>
-        </w:tblPrEx>
         <w:tc>
           <w:tcPr>
             <w:tcW w:w="3500" w:type="dxa"/>
@@ -9110,12 +7247,6 @@
         </w:tc>
       </w:tr>
       <w:tr>
-        <w:tblPrEx>
-          <w:tblCellMar>
-            <w:top w:w="0" w:type="dxa"/>
-            <w:bottom w:w="0" w:type="dxa"/>
-          </w:tblCellMar>
-        </w:tblPrEx>
         <w:tc>
           <w:tcPr>
             <w:tcW w:w="3500" w:type="dxa"/>
@@ -9168,36 +7299,12 @@
                 <w:sz w:val="18"/>
                 <w:szCs w:val="18"/>
               </w:rPr>
-              <w:t>$0.22/</w:t>
-            </w:r>
-            <w:proofErr w:type="gramStart"/>
-            <w:r>
-              <w:rPr>
-                <w:color w:val="000000"/>
-                <w:sz w:val="18"/>
-                <w:szCs w:val="18"/>
-              </w:rPr>
-              <w:t>kWh  (</w:t>
-            </w:r>
-            <w:proofErr w:type="gramEnd"/>
-            <w:r>
-              <w:rPr>
-                <w:color w:val="000000"/>
-                <w:sz w:val="18"/>
-                <w:szCs w:val="18"/>
-              </w:rPr>
-              <w:t>fixed, Carlsbad market rate)</w:t>
-            </w:r>
-          </w:p>
-        </w:tc>
-      </w:tr>
-      <w:tr>
-        <w:tblPrEx>
-          <w:tblCellMar>
-            <w:top w:w="0" w:type="dxa"/>
-            <w:bottom w:w="0" w:type="dxa"/>
-          </w:tblCellMar>
-        </w:tblPrEx>
+              <w:t>$0.22/kWh  (fixed, Carlsbad market rate)</w:t>
+            </w:r>
+          </w:p>
+        </w:tc>
+      </w:tr>
+      <w:tr>
         <w:tc>
           <w:tcPr>
             <w:tcW w:w="3500" w:type="dxa"/>
@@ -9250,36 +7357,12 @@
                 <w:sz w:val="18"/>
                 <w:szCs w:val="18"/>
               </w:rPr>
-              <w:t>3.9</w:t>
-            </w:r>
-            <w:proofErr w:type="gramStart"/>
-            <w:r>
-              <w:rPr>
-                <w:color w:val="000000"/>
-                <w:sz w:val="18"/>
-                <w:szCs w:val="18"/>
-              </w:rPr>
-              <w:t>%  (</w:t>
-            </w:r>
-            <w:proofErr w:type="gramEnd"/>
-            <w:r>
-              <w:rPr>
-                <w:color w:val="000000"/>
-                <w:sz w:val="18"/>
-                <w:szCs w:val="18"/>
-              </w:rPr>
-              <w:t>fixed)</w:t>
-            </w:r>
-          </w:p>
-        </w:tc>
-      </w:tr>
-      <w:tr>
-        <w:tblPrEx>
-          <w:tblCellMar>
-            <w:top w:w="0" w:type="dxa"/>
-            <w:bottom w:w="0" w:type="dxa"/>
-          </w:tblCellMar>
-        </w:tblPrEx>
+              <w:t>3.9%  (fixed)</w:t>
+            </w:r>
+          </w:p>
+        </w:tc>
+      </w:tr>
+      <w:tr>
         <w:tc>
           <w:tcPr>
             <w:tcW w:w="3500" w:type="dxa"/>
@@ -9338,12 +7421,6 @@
         </w:tc>
       </w:tr>
       <w:tr>
-        <w:tblPrEx>
-          <w:tblCellMar>
-            <w:top w:w="0" w:type="dxa"/>
-            <w:bottom w:w="0" w:type="dxa"/>
-          </w:tblCellMar>
-        </w:tblPrEx>
         <w:tc>
           <w:tcPr>
             <w:tcW w:w="3500" w:type="dxa"/>
@@ -9402,12 +7479,6 @@
         </w:tc>
       </w:tr>
       <w:tr>
-        <w:tblPrEx>
-          <w:tblCellMar>
-            <w:top w:w="0" w:type="dxa"/>
-            <w:bottom w:w="0" w:type="dxa"/>
-          </w:tblCellMar>
-        </w:tblPrEx>
         <w:tc>
           <w:tcPr>
             <w:tcW w:w="3500" w:type="dxa"/>
@@ -9466,12 +7537,6 @@
         </w:tc>
       </w:tr>
       <w:tr>
-        <w:tblPrEx>
-          <w:tblCellMar>
-            <w:top w:w="0" w:type="dxa"/>
-            <w:bottom w:w="0" w:type="dxa"/>
-          </w:tblCellMar>
-        </w:tblPrEx>
         <w:tc>
           <w:tcPr>
             <w:tcW w:w="3500" w:type="dxa"/>
@@ -9530,12 +7595,6 @@
         </w:tc>
       </w:tr>
       <w:tr>
-        <w:tblPrEx>
-          <w:tblCellMar>
-            <w:top w:w="0" w:type="dxa"/>
-            <w:bottom w:w="0" w:type="dxa"/>
-          </w:tblCellMar>
-        </w:tblPrEx>
         <w:tc>
           <w:tcPr>
             <w:tcW w:w="3500" w:type="dxa"/>
@@ -9582,44 +7641,18 @@
             </w:tcMar>
           </w:tcPr>
           <w:p>
-            <w:proofErr w:type="spellStart"/>
-            <w:proofErr w:type="gramStart"/>
-            <w:r>
-              <w:rPr>
-                <w:color w:val="000000"/>
-                <w:sz w:val="18"/>
-                <w:szCs w:val="18"/>
-              </w:rPr>
-              <w:t>linspace</w:t>
-            </w:r>
-            <w:proofErr w:type="spellEnd"/>
-            <w:r>
-              <w:rPr>
-                <w:color w:val="000000"/>
-                <w:sz w:val="18"/>
-                <w:szCs w:val="18"/>
-              </w:rPr>
-              <w:t>(</w:t>
-            </w:r>
-            <w:proofErr w:type="gramEnd"/>
-            <w:r>
-              <w:rPr>
-                <w:color w:val="000000"/>
-                <w:sz w:val="18"/>
-                <w:szCs w:val="18"/>
-              </w:rPr>
-              <w:t>0.02, 0.25, 60)</w:t>
-            </w:r>
-          </w:p>
-        </w:tc>
-      </w:tr>
-      <w:tr>
-        <w:tblPrEx>
-          <w:tblCellMar>
-            <w:top w:w="0" w:type="dxa"/>
-            <w:bottom w:w="0" w:type="dxa"/>
-          </w:tblCellMar>
-        </w:tblPrEx>
+            <w:r>
+              <w:rPr>
+                <w:color w:val="000000"/>
+                <w:sz w:val="18"/>
+                <w:szCs w:val="18"/>
+              </w:rPr>
+              <w:t>linspace(0.02, 0.25, 60)</w:t>
+            </w:r>
+          </w:p>
+        </w:tc>
+      </w:tr>
+      <w:tr>
         <w:tc>
           <w:tcPr>
             <w:tcW w:w="3500" w:type="dxa"/>
@@ -9672,36 +7705,12 @@
                 <w:sz w:val="18"/>
                 <w:szCs w:val="18"/>
               </w:rPr>
-              <w:t>[0.0, 0.2, 0.4, 0.6, 0.8</w:t>
-            </w:r>
-            <w:proofErr w:type="gramStart"/>
-            <w:r>
-              <w:rPr>
-                <w:color w:val="000000"/>
-                <w:sz w:val="18"/>
-                <w:szCs w:val="18"/>
-              </w:rPr>
-              <w:t>]  (</w:t>
-            </w:r>
-            <w:proofErr w:type="gramEnd"/>
-            <w:r>
-              <w:rPr>
-                <w:color w:val="000000"/>
-                <w:sz w:val="18"/>
-                <w:szCs w:val="18"/>
-              </w:rPr>
-              <w:t>averaged for BE3 map)</w:t>
-            </w:r>
-          </w:p>
-        </w:tc>
-      </w:tr>
-      <w:tr>
-        <w:tblPrEx>
-          <w:tblCellMar>
-            <w:top w:w="0" w:type="dxa"/>
-            <w:bottom w:w="0" w:type="dxa"/>
-          </w:tblCellMar>
-        </w:tblPrEx>
+              <w:t>[0.0, 0.2, 0.4, 0.6, 0.8]  (averaged for BE3 map)</w:t>
+            </w:r>
+          </w:p>
+        </w:tc>
+      </w:tr>
+      <w:tr>
         <w:tc>
           <w:tcPr>
             <w:tcW w:w="3500" w:type="dxa"/>
@@ -9776,7 +7785,7 @@
     </w:p>
     <w:p>
       <w:r>
-        <w:t>2. Run cell 44 (BREAKEVEN-CARLSBAD). Output written to runs/BREAKEVEN-CARLSBAD/&lt;timestamp&gt;/.</w:t>
+        <w:t>2. Run cell 45 (BREAKEVEN-CARLSBAD). Output written to runs/BREAKEVEN-CARLSBAD/&lt;timestamp&gt;/.</w:t>
       </w:r>
     </w:p>
     <w:p>
@@ -9799,47 +7808,13 @@
           <w:b/>
           <w:bCs/>
         </w:rPr>
-        <w:t>Experiment ID: CASCADE-THREE-</w:t>
-      </w:r>
-      <w:proofErr w:type="gramStart"/>
-      <w:r>
-        <w:rPr>
-          <w:b/>
-          <w:bCs/>
-        </w:rPr>
-        <w:t>CONFIG  |</w:t>
-      </w:r>
-      <w:proofErr w:type="gramEnd"/>
-      <w:r>
-        <w:rPr>
-          <w:b/>
-          <w:bCs/>
-        </w:rPr>
-        <w:t xml:space="preserve">  Run timestamp: latest in runs/</w:t>
+        <w:t>Experiment ID: CASCADE-THREE-CONFIG  |  Run timestamp: latest in runs/</w:t>
       </w:r>
     </w:p>
     <w:p>
       <w:r>
-        <w:t xml:space="preserve">Source </w:t>
+        <w:t>Source file: runs/CASCADE-THREE-CONFIG/&lt;timestamp&gt;/three_config_all.parquet</w:t>
       </w:r>
-      <w:proofErr w:type="gramStart"/>
-      <w:r>
-        <w:t>file:</w:t>
-      </w:r>
-      <w:proofErr w:type="gramEnd"/>
-      <w:r>
-        <w:t xml:space="preserve"> runs/CASCADE-THREE-CONFIG/&lt;timestamp&gt;/</w:t>
-      </w:r>
-      <w:proofErr w:type="spellStart"/>
-      <w:r>
-        <w:t>three_config_</w:t>
-      </w:r>
-      <w:proofErr w:type="gramStart"/>
-      <w:r>
-        <w:t>all.parquet</w:t>
-      </w:r>
-      <w:proofErr w:type="spellEnd"/>
-      <w:proofErr w:type="gramEnd"/>
     </w:p>
     <w:p/>
     <w:tbl>
@@ -9864,12 +7839,6 @@
         <w:gridCol w:w="5860"/>
       </w:tblGrid>
       <w:tr>
-        <w:tblPrEx>
-          <w:tblCellMar>
-            <w:top w:w="0" w:type="dxa"/>
-            <w:bottom w:w="0" w:type="dxa"/>
-          </w:tblCellMar>
-        </w:tblPrEx>
         <w:tc>
           <w:tcPr>
             <w:tcW w:w="3500" w:type="dxa"/>
@@ -9932,12 +7901,6 @@
         </w:tc>
       </w:tr>
       <w:tr>
-        <w:tblPrEx>
-          <w:tblCellMar>
-            <w:top w:w="0" w:type="dxa"/>
-            <w:bottom w:w="0" w:type="dxa"/>
-          </w:tblCellMar>
-        </w:tblPrEx>
         <w:tc>
           <w:tcPr>
             <w:tcW w:w="3500" w:type="dxa"/>
@@ -9984,34 +7947,18 @@
             </w:tcMar>
           </w:tcPr>
           <w:p>
-            <w:proofErr w:type="gramStart"/>
-            <w:r>
-              <w:rPr>
-                <w:color w:val="000000"/>
-                <w:sz w:val="18"/>
-                <w:szCs w:val="18"/>
-              </w:rPr>
-              <w:t>1.15  (</w:t>
-            </w:r>
-            <w:proofErr w:type="gramEnd"/>
-            <w:r>
-              <w:rPr>
-                <w:color w:val="000000"/>
-                <w:sz w:val="18"/>
-                <w:szCs w:val="18"/>
-              </w:rPr>
-              <w:t>Carlsbad)</w:t>
-            </w:r>
-          </w:p>
-        </w:tc>
-      </w:tr>
-      <w:tr>
-        <w:tblPrEx>
-          <w:tblCellMar>
-            <w:top w:w="0" w:type="dxa"/>
-            <w:bottom w:w="0" w:type="dxa"/>
-          </w:tblCellMar>
-        </w:tblPrEx>
+            <w:r>
+              <w:rPr>
+                <w:color w:val="000000"/>
+                <w:sz w:val="18"/>
+                <w:szCs w:val="18"/>
+              </w:rPr>
+              <w:t>1.15  (Carlsbad)</w:t>
+            </w:r>
+          </w:p>
+        </w:tc>
+      </w:tr>
+      <w:tr>
         <w:tc>
           <w:tcPr>
             <w:tcW w:w="3500" w:type="dxa"/>
@@ -10070,12 +8017,6 @@
         </w:tc>
       </w:tr>
       <w:tr>
-        <w:tblPrEx>
-          <w:tblCellMar>
-            <w:top w:w="0" w:type="dxa"/>
-            <w:bottom w:w="0" w:type="dxa"/>
-          </w:tblCellMar>
-        </w:tblPrEx>
         <w:tc>
           <w:tcPr>
             <w:tcW w:w="3500" w:type="dxa"/>
@@ -10134,12 +8075,6 @@
         </w:tc>
       </w:tr>
       <w:tr>
-        <w:tblPrEx>
-          <w:tblCellMar>
-            <w:top w:w="0" w:type="dxa"/>
-            <w:bottom w:w="0" w:type="dxa"/>
-          </w:tblCellMar>
-        </w:tblPrEx>
         <w:tc>
           <w:tcPr>
             <w:tcW w:w="3500" w:type="dxa"/>
@@ -10192,128 +8127,70 @@
                 <w:sz w:val="18"/>
                 <w:szCs w:val="18"/>
               </w:rPr>
-              <w:t>5.0e-6 m³/</w:t>
-            </w:r>
-            <w:proofErr w:type="gramStart"/>
-            <w:r>
-              <w:rPr>
-                <w:color w:val="000000"/>
-                <w:sz w:val="18"/>
-                <w:szCs w:val="18"/>
-              </w:rPr>
-              <w:t>s  (</w:t>
-            </w:r>
-            <w:proofErr w:type="gramEnd"/>
-            <w:r>
-              <w:rPr>
-                <w:color w:val="000000"/>
-                <w:sz w:val="18"/>
-                <w:szCs w:val="18"/>
-              </w:rPr>
-              <w:t>primary scenario)</w:t>
-            </w:r>
-          </w:p>
-        </w:tc>
-      </w:tr>
-      <w:tr>
-        <w:tblPrEx>
-          <w:tblCellMar>
-            <w:top w:w="0" w:type="dxa"/>
-            <w:bottom w:w="0" w:type="dxa"/>
-          </w:tblCellMar>
-        </w:tblPrEx>
-        <w:tc>
-          <w:tcPr>
-            <w:tcW w:w="3500" w:type="dxa"/>
-            <w:tcBorders>
-              <w:top w:val="single" w:sz="1" w:space="0" w:color="CCCCCC"/>
-              <w:left w:val="single" w:sz="1" w:space="0" w:color="CCCCCC"/>
-              <w:bottom w:val="single" w:sz="1" w:space="0" w:color="CCCCCC"/>
-              <w:right w:val="single" w:sz="1" w:space="0" w:color="CCCCCC"/>
-            </w:tcBorders>
-            <w:shd w:val="clear" w:color="auto" w:fill="FFFFFF"/>
-            <w:tcMar>
-              <w:top w:w="80" w:type="dxa"/>
-              <w:left w:w="120" w:type="dxa"/>
-              <w:bottom w:w="80" w:type="dxa"/>
-              <w:right w:w="120" w:type="dxa"/>
-            </w:tcMar>
-          </w:tcPr>
-          <w:p>
-            <w:proofErr w:type="spellStart"/>
-            <w:r>
-              <w:rPr>
-                <w:color w:val="000000"/>
-                <w:sz w:val="18"/>
-                <w:szCs w:val="18"/>
-              </w:rPr>
-              <w:t>N_total</w:t>
-            </w:r>
-            <w:proofErr w:type="spellEnd"/>
-            <w:r>
-              <w:rPr>
-                <w:color w:val="000000"/>
-                <w:sz w:val="18"/>
-                <w:szCs w:val="18"/>
-              </w:rPr>
-              <w:t xml:space="preserve"> sweep</w:t>
-            </w:r>
-          </w:p>
-        </w:tc>
-        <w:tc>
-          <w:tcPr>
-            <w:tcW w:w="5860" w:type="dxa"/>
-            <w:tcBorders>
-              <w:top w:val="single" w:sz="1" w:space="0" w:color="CCCCCC"/>
-              <w:left w:val="single" w:sz="1" w:space="0" w:color="CCCCCC"/>
-              <w:bottom w:val="single" w:sz="1" w:space="0" w:color="CCCCCC"/>
-              <w:right w:val="single" w:sz="1" w:space="0" w:color="CCCCCC"/>
-            </w:tcBorders>
-            <w:shd w:val="clear" w:color="auto" w:fill="FFFFFF"/>
-            <w:tcMar>
-              <w:top w:w="80" w:type="dxa"/>
-              <w:left w:w="120" w:type="dxa"/>
-              <w:bottom w:w="80" w:type="dxa"/>
-              <w:right w:w="120" w:type="dxa"/>
-            </w:tcMar>
-          </w:tcPr>
-          <w:p>
-            <w:r>
-              <w:rPr>
-                <w:color w:val="000000"/>
-                <w:sz w:val="18"/>
-                <w:szCs w:val="18"/>
-              </w:rPr>
-              <w:t>[160, 200, 240, 300</w:t>
-            </w:r>
-            <w:proofErr w:type="gramStart"/>
-            <w:r>
-              <w:rPr>
-                <w:color w:val="000000"/>
-                <w:sz w:val="18"/>
-                <w:szCs w:val="18"/>
-              </w:rPr>
-              <w:t>]  cell</w:t>
-            </w:r>
-            <w:proofErr w:type="gramEnd"/>
-            <w:r>
-              <w:rPr>
-                <w:color w:val="000000"/>
-                <w:sz w:val="18"/>
-                <w:szCs w:val="18"/>
-              </w:rPr>
-              <w:t xml:space="preserve"> pairs total</w:t>
-            </w:r>
-          </w:p>
-        </w:tc>
-      </w:tr>
-      <w:tr>
-        <w:tblPrEx>
-          <w:tblCellMar>
-            <w:top w:w="0" w:type="dxa"/>
-            <w:bottom w:w="0" w:type="dxa"/>
-          </w:tblCellMar>
-        </w:tblPrEx>
+              <w:t>5.0e-6 m³/s  (primary scenario)</w:t>
+            </w:r>
+          </w:p>
+        </w:tc>
+      </w:tr>
+      <w:tr>
+        <w:tc>
+          <w:tcPr>
+            <w:tcW w:w="3500" w:type="dxa"/>
+            <w:tcBorders>
+              <w:top w:val="single" w:sz="1" w:space="0" w:color="CCCCCC"/>
+              <w:left w:val="single" w:sz="1" w:space="0" w:color="CCCCCC"/>
+              <w:bottom w:val="single" w:sz="1" w:space="0" w:color="CCCCCC"/>
+              <w:right w:val="single" w:sz="1" w:space="0" w:color="CCCCCC"/>
+            </w:tcBorders>
+            <w:shd w:val="clear" w:color="auto" w:fill="FFFFFF"/>
+            <w:tcMar>
+              <w:top w:w="80" w:type="dxa"/>
+              <w:left w:w="120" w:type="dxa"/>
+              <w:bottom w:w="80" w:type="dxa"/>
+              <w:right w:w="120" w:type="dxa"/>
+            </w:tcMar>
+          </w:tcPr>
+          <w:p>
+            <w:r>
+              <w:rPr>
+                <w:color w:val="000000"/>
+                <w:sz w:val="18"/>
+                <w:szCs w:val="18"/>
+              </w:rPr>
+              <w:t>N_total sweep</w:t>
+            </w:r>
+          </w:p>
+        </w:tc>
+        <w:tc>
+          <w:tcPr>
+            <w:tcW w:w="5860" w:type="dxa"/>
+            <w:tcBorders>
+              <w:top w:val="single" w:sz="1" w:space="0" w:color="CCCCCC"/>
+              <w:left w:val="single" w:sz="1" w:space="0" w:color="CCCCCC"/>
+              <w:bottom w:val="single" w:sz="1" w:space="0" w:color="CCCCCC"/>
+              <w:right w:val="single" w:sz="1" w:space="0" w:color="CCCCCC"/>
+            </w:tcBorders>
+            <w:shd w:val="clear" w:color="auto" w:fill="FFFFFF"/>
+            <w:tcMar>
+              <w:top w:w="80" w:type="dxa"/>
+              <w:left w:w="120" w:type="dxa"/>
+              <w:bottom w:w="80" w:type="dxa"/>
+              <w:right w:w="120" w:type="dxa"/>
+            </w:tcMar>
+          </w:tcPr>
+          <w:p>
+            <w:r>
+              <w:rPr>
+                <w:color w:val="000000"/>
+                <w:sz w:val="18"/>
+                <w:szCs w:val="18"/>
+              </w:rPr>
+              <w:t>[160, 200, 240, 300]  cell pairs total</w:t>
+            </w:r>
+          </w:p>
+        </w:tc>
+      </w:tr>
+      <w:tr>
         <w:tc>
           <w:tcPr>
             <w:tcW w:w="3500" w:type="dxa"/>
@@ -10372,12 +8249,122 @@
         </w:tc>
       </w:tr>
       <w:tr>
-        <w:tblPrEx>
-          <w:tblCellMar>
-            <w:top w:w="0" w:type="dxa"/>
-            <w:bottom w:w="0" w:type="dxa"/>
-          </w:tblCellMar>
-        </w:tblPrEx>
+        <w:tc>
+          <w:tcPr>
+            <w:tcW w:w="3500" w:type="dxa"/>
+            <w:tcBorders>
+              <w:top w:val="single" w:sz="1" w:space="0" w:color="CCCCCC"/>
+              <w:left w:val="single" w:sz="1" w:space="0" w:color="CCCCCC"/>
+              <w:bottom w:val="single" w:sz="1" w:space="0" w:color="CCCCCC"/>
+              <w:right w:val="single" w:sz="1" w:space="0" w:color="CCCCCC"/>
+            </w:tcBorders>
+            <w:shd w:val="clear" w:color="auto" w:fill="FFFFFF"/>
+            <w:tcMar>
+              <w:top w:w="80" w:type="dxa"/>
+              <w:left w:w="120" w:type="dxa"/>
+              <w:bottom w:w="80" w:type="dxa"/>
+              <w:right w:w="120" w:type="dxa"/>
+            </w:tcMar>
+          </w:tcPr>
+          <w:p>
+            <w:r>
+              <w:rPr>
+                <w:color w:val="000000"/>
+                <w:sz w:val="18"/>
+                <w:szCs w:val="18"/>
+              </w:rPr>
+              <w:t>FOULING_MODEL</w:t>
+            </w:r>
+          </w:p>
+        </w:tc>
+        <w:tc>
+          <w:tcPr>
+            <w:tcW w:w="5860" w:type="dxa"/>
+            <w:tcBorders>
+              <w:top w:val="single" w:sz="1" w:space="0" w:color="CCCCCC"/>
+              <w:left w:val="single" w:sz="1" w:space="0" w:color="CCCCCC"/>
+              <w:bottom w:val="single" w:sz="1" w:space="0" w:color="CCCCCC"/>
+              <w:right w:val="single" w:sz="1" w:space="0" w:color="CCCCCC"/>
+            </w:tcBorders>
+            <w:shd w:val="clear" w:color="auto" w:fill="FFFFFF"/>
+            <w:tcMar>
+              <w:top w:w="80" w:type="dxa"/>
+              <w:left w:w="120" w:type="dxa"/>
+              <w:bottom w:w="80" w:type="dxa"/>
+              <w:right w:w="120" w:type="dxa"/>
+            </w:tcMar>
+          </w:tcPr>
+          <w:p>
+            <w:r>
+              <w:rPr>
+                <w:color w:val="000000"/>
+                <w:sz w:val="18"/>
+                <w:szCs w:val="18"/>
+              </w:rPr>
+              <w:t>exp_outlet</w:t>
+            </w:r>
+          </w:p>
+        </w:tc>
+      </w:tr>
+      <w:tr>
+        <w:tc>
+          <w:tcPr>
+            <w:tcW w:w="3500" w:type="dxa"/>
+            <w:tcBorders>
+              <w:top w:val="single" w:sz="1" w:space="0" w:color="CCCCCC"/>
+              <w:left w:val="single" w:sz="1" w:space="0" w:color="CCCCCC"/>
+              <w:bottom w:val="single" w:sz="1" w:space="0" w:color="CCCCCC"/>
+              <w:right w:val="single" w:sz="1" w:space="0" w:color="CCCCCC"/>
+            </w:tcBorders>
+            <w:shd w:val="clear" w:color="auto" w:fill="EBF3FB"/>
+            <w:tcMar>
+              <w:top w:w="80" w:type="dxa"/>
+              <w:left w:w="120" w:type="dxa"/>
+              <w:bottom w:w="80" w:type="dxa"/>
+              <w:right w:w="120" w:type="dxa"/>
+            </w:tcMar>
+          </w:tcPr>
+          <w:p>
+            <w:r>
+              <w:rPr>
+                <w:color w:val="000000"/>
+                <w:sz w:val="18"/>
+                <w:szCs w:val="18"/>
+              </w:rPr>
+              <w:t>FOULING_BETA sweep</w:t>
+            </w:r>
+          </w:p>
+        </w:tc>
+        <w:tc>
+          <w:tcPr>
+            <w:tcW w:w="5860" w:type="dxa"/>
+            <w:tcBorders>
+              <w:top w:val="single" w:sz="1" w:space="0" w:color="CCCCCC"/>
+              <w:left w:val="single" w:sz="1" w:space="0" w:color="CCCCCC"/>
+              <w:bottom w:val="single" w:sz="1" w:space="0" w:color="CCCCCC"/>
+              <w:right w:val="single" w:sz="1" w:space="0" w:color="CCCCCC"/>
+            </w:tcBorders>
+            <w:shd w:val="clear" w:color="auto" w:fill="EBF3FB"/>
+            <w:tcMar>
+              <w:top w:w="80" w:type="dxa"/>
+              <w:left w:w="120" w:type="dxa"/>
+              <w:bottom w:w="80" w:type="dxa"/>
+              <w:right w:w="120" w:type="dxa"/>
+            </w:tcMar>
+          </w:tcPr>
+          <w:p>
+            <w:r>
+              <w:rPr>
+                <w:color w:val="000000"/>
+                <w:sz w:val="18"/>
+                <w:szCs w:val="18"/>
+              </w:rPr>
+              <w:t>[0.0, 0.2, 0.4, 0.6, 0.8, 1.0, 1.2, 1.5]</w:t>
+            </w:r>
+          </w:p>
+        </w:tc>
+      </w:tr>
+      <w:tr>
         <w:tc>
           <w:tcPr>
             <w:tcW w:w="3500" w:type="dxa"/>
@@ -10403,136 +8390,6 @@
                 <w:szCs w:val="18"/>
               </w:rPr>
               <w:lastRenderedPageBreak/>
-              <w:t>FOULING_MODEL</w:t>
-            </w:r>
-          </w:p>
-        </w:tc>
-        <w:tc>
-          <w:tcPr>
-            <w:tcW w:w="5860" w:type="dxa"/>
-            <w:tcBorders>
-              <w:top w:val="single" w:sz="1" w:space="0" w:color="CCCCCC"/>
-              <w:left w:val="single" w:sz="1" w:space="0" w:color="CCCCCC"/>
-              <w:bottom w:val="single" w:sz="1" w:space="0" w:color="CCCCCC"/>
-              <w:right w:val="single" w:sz="1" w:space="0" w:color="CCCCCC"/>
-            </w:tcBorders>
-            <w:shd w:val="clear" w:color="auto" w:fill="FFFFFF"/>
-            <w:tcMar>
-              <w:top w:w="80" w:type="dxa"/>
-              <w:left w:w="120" w:type="dxa"/>
-              <w:bottom w:w="80" w:type="dxa"/>
-              <w:right w:w="120" w:type="dxa"/>
-            </w:tcMar>
-          </w:tcPr>
-          <w:p>
-            <w:proofErr w:type="spellStart"/>
-            <w:r>
-              <w:rPr>
-                <w:color w:val="000000"/>
-                <w:sz w:val="18"/>
-                <w:szCs w:val="18"/>
-              </w:rPr>
-              <w:t>exp_outlet</w:t>
-            </w:r>
-            <w:proofErr w:type="spellEnd"/>
-          </w:p>
-        </w:tc>
-      </w:tr>
-      <w:tr>
-        <w:tblPrEx>
-          <w:tblCellMar>
-            <w:top w:w="0" w:type="dxa"/>
-            <w:bottom w:w="0" w:type="dxa"/>
-          </w:tblCellMar>
-        </w:tblPrEx>
-        <w:tc>
-          <w:tcPr>
-            <w:tcW w:w="3500" w:type="dxa"/>
-            <w:tcBorders>
-              <w:top w:val="single" w:sz="1" w:space="0" w:color="CCCCCC"/>
-              <w:left w:val="single" w:sz="1" w:space="0" w:color="CCCCCC"/>
-              <w:bottom w:val="single" w:sz="1" w:space="0" w:color="CCCCCC"/>
-              <w:right w:val="single" w:sz="1" w:space="0" w:color="CCCCCC"/>
-            </w:tcBorders>
-            <w:shd w:val="clear" w:color="auto" w:fill="EBF3FB"/>
-            <w:tcMar>
-              <w:top w:w="80" w:type="dxa"/>
-              <w:left w:w="120" w:type="dxa"/>
-              <w:bottom w:w="80" w:type="dxa"/>
-              <w:right w:w="120" w:type="dxa"/>
-            </w:tcMar>
-          </w:tcPr>
-          <w:p>
-            <w:r>
-              <w:rPr>
-                <w:color w:val="000000"/>
-                <w:sz w:val="18"/>
-                <w:szCs w:val="18"/>
-              </w:rPr>
-              <w:t>FOULING_BETA sweep</w:t>
-            </w:r>
-          </w:p>
-        </w:tc>
-        <w:tc>
-          <w:tcPr>
-            <w:tcW w:w="5860" w:type="dxa"/>
-            <w:tcBorders>
-              <w:top w:val="single" w:sz="1" w:space="0" w:color="CCCCCC"/>
-              <w:left w:val="single" w:sz="1" w:space="0" w:color="CCCCCC"/>
-              <w:bottom w:val="single" w:sz="1" w:space="0" w:color="CCCCCC"/>
-              <w:right w:val="single" w:sz="1" w:space="0" w:color="CCCCCC"/>
-            </w:tcBorders>
-            <w:shd w:val="clear" w:color="auto" w:fill="EBF3FB"/>
-            <w:tcMar>
-              <w:top w:w="80" w:type="dxa"/>
-              <w:left w:w="120" w:type="dxa"/>
-              <w:bottom w:w="80" w:type="dxa"/>
-              <w:right w:w="120" w:type="dxa"/>
-            </w:tcMar>
-          </w:tcPr>
-          <w:p>
-            <w:r>
-              <w:rPr>
-                <w:color w:val="000000"/>
-                <w:sz w:val="18"/>
-                <w:szCs w:val="18"/>
-              </w:rPr>
-              <w:t>[0.0, 0.2, 0.4, 0.6, 0.8, 1.0, 1.2, 1.5]</w:t>
-            </w:r>
-          </w:p>
-        </w:tc>
-      </w:tr>
-      <w:tr>
-        <w:tblPrEx>
-          <w:tblCellMar>
-            <w:top w:w="0" w:type="dxa"/>
-            <w:bottom w:w="0" w:type="dxa"/>
-          </w:tblCellMar>
-        </w:tblPrEx>
-        <w:tc>
-          <w:tcPr>
-            <w:tcW w:w="3500" w:type="dxa"/>
-            <w:tcBorders>
-              <w:top w:val="single" w:sz="1" w:space="0" w:color="CCCCCC"/>
-              <w:left w:val="single" w:sz="1" w:space="0" w:color="CCCCCC"/>
-              <w:bottom w:val="single" w:sz="1" w:space="0" w:color="CCCCCC"/>
-              <w:right w:val="single" w:sz="1" w:space="0" w:color="CCCCCC"/>
-            </w:tcBorders>
-            <w:shd w:val="clear" w:color="auto" w:fill="FFFFFF"/>
-            <w:tcMar>
-              <w:top w:w="80" w:type="dxa"/>
-              <w:left w:w="120" w:type="dxa"/>
-              <w:bottom w:w="80" w:type="dxa"/>
-              <w:right w:w="120" w:type="dxa"/>
-            </w:tcMar>
-          </w:tcPr>
-          <w:p>
-            <w:r>
-              <w:rPr>
-                <w:color w:val="000000"/>
-                <w:sz w:val="18"/>
-                <w:szCs w:val="18"/>
-              </w:rPr>
               <w:t>Architectures</w:t>
             </w:r>
           </w:p>
@@ -10567,12 +8424,6 @@
         </w:tc>
       </w:tr>
       <w:tr>
-        <w:tblPrEx>
-          <w:tblCellMar>
-            <w:top w:w="0" w:type="dxa"/>
-            <w:bottom w:w="0" w:type="dxa"/>
-          </w:tblCellMar>
-        </w:tblPrEx>
         <w:tc>
           <w:tcPr>
             <w:tcW w:w="3500" w:type="dxa"/>
@@ -10625,25 +8476,7 @@
                 <w:sz w:val="18"/>
                 <w:szCs w:val="18"/>
               </w:rPr>
-              <w:t xml:space="preserve">1d_series, </w:t>
-            </w:r>
-            <w:proofErr w:type="spellStart"/>
-            <w:r>
-              <w:rPr>
-                <w:color w:val="000000"/>
-                <w:sz w:val="18"/>
-                <w:szCs w:val="18"/>
-              </w:rPr>
-              <w:t>max_power</w:t>
-            </w:r>
-            <w:proofErr w:type="spellEnd"/>
-            <w:r>
-              <w:rPr>
-                <w:color w:val="000000"/>
-                <w:sz w:val="18"/>
-                <w:szCs w:val="18"/>
-              </w:rPr>
-              <w:t>, N_SEG=40</w:t>
+              <w:t>1d_series, max_power, N_SEG=40</w:t>
             </w:r>
           </w:p>
         </w:tc>
@@ -10713,87 +8546,7 @@
           <w:sz w:val="18"/>
           <w:szCs w:val="18"/>
         </w:rPr>
-        <w:t xml:space="preserve">python3 -c "import </w:t>
-      </w:r>
-      <w:proofErr w:type="spellStart"/>
-      <w:r>
-        <w:rPr>
-          <w:rFonts w:ascii="Courier New" w:eastAsia="Courier New" w:hAnsi="Courier New" w:cs="Courier New"/>
-          <w:color w:val="1A1A1A"/>
-          <w:sz w:val="18"/>
-          <w:szCs w:val="18"/>
-        </w:rPr>
-        <w:t>hashlib</w:t>
-      </w:r>
-      <w:proofErr w:type="spellEnd"/>
-      <w:r>
-        <w:rPr>
-          <w:rFonts w:ascii="Courier New" w:eastAsia="Courier New" w:hAnsi="Courier New" w:cs="Courier New"/>
-          <w:color w:val="1A1A1A"/>
-          <w:sz w:val="18"/>
-          <w:szCs w:val="18"/>
-        </w:rPr>
-        <w:t>; print(</w:t>
-      </w:r>
-      <w:proofErr w:type="gramStart"/>
-      <w:r>
-        <w:rPr>
-          <w:rFonts w:ascii="Courier New" w:eastAsia="Courier New" w:hAnsi="Courier New" w:cs="Courier New"/>
-          <w:color w:val="1A1A1A"/>
-          <w:sz w:val="18"/>
-          <w:szCs w:val="18"/>
-        </w:rPr>
-        <w:t>hashlib.sha</w:t>
-      </w:r>
-      <w:proofErr w:type="gramEnd"/>
-      <w:r>
-        <w:rPr>
-          <w:rFonts w:ascii="Courier New" w:eastAsia="Courier New" w:hAnsi="Courier New" w:cs="Courier New"/>
-          <w:color w:val="1A1A1A"/>
-          <w:sz w:val="18"/>
-          <w:szCs w:val="18"/>
-        </w:rPr>
-        <w:t>256(open('mc_tea.csv','rb'</w:t>
-      </w:r>
-      <w:proofErr w:type="gramStart"/>
-      <w:r>
-        <w:rPr>
-          <w:rFonts w:ascii="Courier New" w:eastAsia="Courier New" w:hAnsi="Courier New" w:cs="Courier New"/>
-          <w:color w:val="1A1A1A"/>
-          <w:sz w:val="18"/>
-          <w:szCs w:val="18"/>
-        </w:rPr>
-        <w:t>).read</w:t>
-      </w:r>
-      <w:proofErr w:type="gramEnd"/>
-      <w:r>
-        <w:rPr>
-          <w:rFonts w:ascii="Courier New" w:eastAsia="Courier New" w:hAnsi="Courier New" w:cs="Courier New"/>
-          <w:color w:val="1A1A1A"/>
-          <w:sz w:val="18"/>
-          <w:szCs w:val="18"/>
-        </w:rPr>
-        <w:t>()</w:t>
-      </w:r>
-      <w:proofErr w:type="gramStart"/>
-      <w:r>
-        <w:rPr>
-          <w:rFonts w:ascii="Courier New" w:eastAsia="Courier New" w:hAnsi="Courier New" w:cs="Courier New"/>
-          <w:color w:val="1A1A1A"/>
-          <w:sz w:val="18"/>
-          <w:szCs w:val="18"/>
-        </w:rPr>
-        <w:t>).hexdigest</w:t>
-      </w:r>
-      <w:proofErr w:type="gramEnd"/>
-      <w:r>
-        <w:rPr>
-          <w:rFonts w:ascii="Courier New" w:eastAsia="Courier New" w:hAnsi="Courier New" w:cs="Courier New"/>
-          <w:color w:val="1A1A1A"/>
-          <w:sz w:val="18"/>
-          <w:szCs w:val="18"/>
-        </w:rPr>
-        <w:t>())"</w:t>
+        <w:t>python3 -c "import hashlib; print(hashlib.sha256(open('mc_tea.csv','rb').read()).hexdigest())"</w:t>
       </w:r>
     </w:p>
     <w:p>
@@ -10818,83 +8571,7 @@
           <w:sz w:val="18"/>
           <w:szCs w:val="18"/>
         </w:rPr>
-        <w:t xml:space="preserve">python3 -c "import pandas as pd, </w:t>
-      </w:r>
-      <w:proofErr w:type="spellStart"/>
-      <w:r>
-        <w:rPr>
-          <w:rFonts w:ascii="Courier New" w:eastAsia="Courier New" w:hAnsi="Courier New" w:cs="Courier New"/>
-          <w:color w:val="1A1A1A"/>
-          <w:sz w:val="18"/>
-          <w:szCs w:val="18"/>
-        </w:rPr>
-        <w:t>numpy</w:t>
-      </w:r>
-      <w:proofErr w:type="spellEnd"/>
-      <w:r>
-        <w:rPr>
-          <w:rFonts w:ascii="Courier New" w:eastAsia="Courier New" w:hAnsi="Courier New" w:cs="Courier New"/>
-          <w:color w:val="1A1A1A"/>
-          <w:sz w:val="18"/>
-          <w:szCs w:val="18"/>
-        </w:rPr>
-        <w:t xml:space="preserve"> as np</w:t>
-      </w:r>
-    </w:p>
-    <w:p>
-      <w:pPr>
-        <w:spacing w:before="40" w:after="40"/>
-      </w:pPr>
-      <w:proofErr w:type="spellStart"/>
-      <w:r>
-        <w:rPr>
-          <w:rFonts w:ascii="Courier New" w:eastAsia="Courier New" w:hAnsi="Courier New" w:cs="Courier New"/>
-          <w:color w:val="1A1A1A"/>
-          <w:sz w:val="18"/>
-          <w:szCs w:val="18"/>
-        </w:rPr>
-        <w:t>df</w:t>
-      </w:r>
-      <w:proofErr w:type="spellEnd"/>
-      <w:r>
-        <w:rPr>
-          <w:rFonts w:ascii="Courier New" w:eastAsia="Courier New" w:hAnsi="Courier New" w:cs="Courier New"/>
-          <w:color w:val="1A1A1A"/>
-          <w:sz w:val="18"/>
-          <w:szCs w:val="18"/>
-        </w:rPr>
-        <w:t xml:space="preserve"> = </w:t>
-      </w:r>
-      <w:proofErr w:type="spellStart"/>
-      <w:proofErr w:type="gramStart"/>
-      <w:r>
-        <w:rPr>
-          <w:rFonts w:ascii="Courier New" w:eastAsia="Courier New" w:hAnsi="Courier New" w:cs="Courier New"/>
-          <w:color w:val="1A1A1A"/>
-          <w:sz w:val="18"/>
-          <w:szCs w:val="18"/>
-        </w:rPr>
-        <w:t>pd.read</w:t>
-      </w:r>
-      <w:proofErr w:type="gramEnd"/>
-      <w:r>
-        <w:rPr>
-          <w:rFonts w:ascii="Courier New" w:eastAsia="Courier New" w:hAnsi="Courier New" w:cs="Courier New"/>
-          <w:color w:val="1A1A1A"/>
-          <w:sz w:val="18"/>
-          <w:szCs w:val="18"/>
-        </w:rPr>
-        <w:t>_csv</w:t>
-      </w:r>
-      <w:proofErr w:type="spellEnd"/>
-      <w:r>
-        <w:rPr>
-          <w:rFonts w:ascii="Courier New" w:eastAsia="Courier New" w:hAnsi="Courier New" w:cs="Courier New"/>
-          <w:color w:val="1A1A1A"/>
-          <w:sz w:val="18"/>
-          <w:szCs w:val="18"/>
-        </w:rPr>
-        <w:t>('BRINE-CARLSBAD-MC__20260305_152413__mc_tea.csv')</w:t>
+        <w:t>python3 -c "import pandas as pd, numpy as np</w:t>
       </w:r>
     </w:p>
     <w:p>
@@ -10908,194 +8585,7 @@
           <w:sz w:val="18"/>
           <w:szCs w:val="18"/>
         </w:rPr>
-        <w:t xml:space="preserve">r = </w:t>
-      </w:r>
-      <w:proofErr w:type="spellStart"/>
-      <w:r>
-        <w:rPr>
-          <w:rFonts w:ascii="Courier New" w:eastAsia="Courier New" w:hAnsi="Courier New" w:cs="Courier New"/>
-          <w:color w:val="1A1A1A"/>
-          <w:sz w:val="18"/>
-          <w:szCs w:val="18"/>
-        </w:rPr>
-        <w:t>df</w:t>
-      </w:r>
-      <w:proofErr w:type="spellEnd"/>
-      <w:r>
-        <w:rPr>
-          <w:rFonts w:ascii="Courier New" w:eastAsia="Courier New" w:hAnsi="Courier New" w:cs="Courier New"/>
-          <w:color w:val="1A1A1A"/>
-          <w:sz w:val="18"/>
-          <w:szCs w:val="18"/>
-        </w:rPr>
-        <w:t xml:space="preserve">['DISCOUNT_RATE']; </w:t>
-      </w:r>
-      <w:proofErr w:type="spellStart"/>
-      <w:r>
-        <w:rPr>
-          <w:rFonts w:ascii="Courier New" w:eastAsia="Courier New" w:hAnsi="Courier New" w:cs="Courier New"/>
-          <w:color w:val="1A1A1A"/>
-          <w:sz w:val="18"/>
-          <w:szCs w:val="18"/>
-        </w:rPr>
-        <w:t>ann</w:t>
-      </w:r>
-      <w:proofErr w:type="spellEnd"/>
-      <w:r>
-        <w:rPr>
-          <w:rFonts w:ascii="Courier New" w:eastAsia="Courier New" w:hAnsi="Courier New" w:cs="Courier New"/>
-          <w:color w:val="1A1A1A"/>
-          <w:sz w:val="18"/>
-          <w:szCs w:val="18"/>
-        </w:rPr>
-        <w:t xml:space="preserve"> = (1-(1+</w:t>
-      </w:r>
-      <w:proofErr w:type="gramStart"/>
-      <w:r>
-        <w:rPr>
-          <w:rFonts w:ascii="Courier New" w:eastAsia="Courier New" w:hAnsi="Courier New" w:cs="Courier New"/>
-          <w:color w:val="1A1A1A"/>
-          <w:sz w:val="18"/>
-          <w:szCs w:val="18"/>
-        </w:rPr>
-        <w:t>r)*</w:t>
-      </w:r>
-      <w:proofErr w:type="gramEnd"/>
-      <w:r>
-        <w:rPr>
-          <w:rFonts w:ascii="Courier New" w:eastAsia="Courier New" w:hAnsi="Courier New" w:cs="Courier New"/>
-          <w:color w:val="1A1A1A"/>
-          <w:sz w:val="18"/>
-          <w:szCs w:val="18"/>
-        </w:rPr>
-        <w:t>*-20)/r</w:t>
-      </w:r>
-    </w:p>
-    <w:p>
-      <w:pPr>
-        <w:spacing w:before="40" w:after="40"/>
-      </w:pPr>
-      <w:proofErr w:type="spellStart"/>
-      <w:r>
-        <w:rPr>
-          <w:rFonts w:ascii="Courier New" w:eastAsia="Courier New" w:hAnsi="Courier New" w:cs="Courier New"/>
-          <w:color w:val="1A1A1A"/>
-          <w:sz w:val="18"/>
-          <w:szCs w:val="18"/>
-        </w:rPr>
-        <w:t>npv</w:t>
-      </w:r>
-      <w:proofErr w:type="spellEnd"/>
-      <w:r>
-        <w:rPr>
-          <w:rFonts w:ascii="Courier New" w:eastAsia="Courier New" w:hAnsi="Courier New" w:cs="Courier New"/>
-          <w:color w:val="1A1A1A"/>
-          <w:sz w:val="18"/>
-          <w:szCs w:val="18"/>
-        </w:rPr>
-        <w:t xml:space="preserve"> = (</w:t>
-      </w:r>
-      <w:proofErr w:type="spellStart"/>
-      <w:r>
-        <w:rPr>
-          <w:rFonts w:ascii="Courier New" w:eastAsia="Courier New" w:hAnsi="Courier New" w:cs="Courier New"/>
-          <w:color w:val="1A1A1A"/>
-          <w:sz w:val="18"/>
-          <w:szCs w:val="18"/>
-        </w:rPr>
-        <w:t>df</w:t>
-      </w:r>
-      <w:proofErr w:type="spellEnd"/>
-      <w:r>
-        <w:rPr>
-          <w:rFonts w:ascii="Courier New" w:eastAsia="Courier New" w:hAnsi="Courier New" w:cs="Courier New"/>
-          <w:color w:val="1A1A1A"/>
-          <w:sz w:val="18"/>
-          <w:szCs w:val="18"/>
-        </w:rPr>
-        <w:t>['NET_ANNUAL_USD</w:t>
-      </w:r>
-      <w:proofErr w:type="gramStart"/>
-      <w:r>
-        <w:rPr>
-          <w:rFonts w:ascii="Courier New" w:eastAsia="Courier New" w:hAnsi="Courier New" w:cs="Courier New"/>
-          <w:color w:val="1A1A1A"/>
-          <w:sz w:val="18"/>
-          <w:szCs w:val="18"/>
-        </w:rPr>
-        <w:t>']+</w:t>
-      </w:r>
-      <w:proofErr w:type="spellStart"/>
-      <w:proofErr w:type="gramEnd"/>
-      <w:r>
-        <w:rPr>
-          <w:rFonts w:ascii="Courier New" w:eastAsia="Courier New" w:hAnsi="Courier New" w:cs="Courier New"/>
-          <w:color w:val="1A1A1A"/>
-          <w:sz w:val="18"/>
-          <w:szCs w:val="18"/>
-        </w:rPr>
-        <w:t>df</w:t>
-      </w:r>
-      <w:proofErr w:type="spellEnd"/>
-      <w:r>
-        <w:rPr>
-          <w:rFonts w:ascii="Courier New" w:eastAsia="Courier New" w:hAnsi="Courier New" w:cs="Courier New"/>
-          <w:color w:val="1A1A1A"/>
-          <w:sz w:val="18"/>
-          <w:szCs w:val="18"/>
-        </w:rPr>
-        <w:t>['ANNUAL_MEM_REPLACE_USD'</w:t>
-      </w:r>
-      <w:proofErr w:type="gramStart"/>
-      <w:r>
-        <w:rPr>
-          <w:rFonts w:ascii="Courier New" w:eastAsia="Courier New" w:hAnsi="Courier New" w:cs="Courier New"/>
-          <w:color w:val="1A1A1A"/>
-          <w:sz w:val="18"/>
-          <w:szCs w:val="18"/>
-        </w:rPr>
-        <w:t>])*</w:t>
-      </w:r>
-      <w:proofErr w:type="spellStart"/>
-      <w:proofErr w:type="gramEnd"/>
-      <w:r>
-        <w:rPr>
-          <w:rFonts w:ascii="Courier New" w:eastAsia="Courier New" w:hAnsi="Courier New" w:cs="Courier New"/>
-          <w:color w:val="1A1A1A"/>
-          <w:sz w:val="18"/>
-          <w:szCs w:val="18"/>
-        </w:rPr>
-        <w:t>ann</w:t>
-      </w:r>
-      <w:proofErr w:type="spellEnd"/>
-      <w:r>
-        <w:rPr>
-          <w:rFonts w:ascii="Courier New" w:eastAsia="Courier New" w:hAnsi="Courier New" w:cs="Courier New"/>
-          <w:color w:val="1A1A1A"/>
-          <w:sz w:val="18"/>
-          <w:szCs w:val="18"/>
-        </w:rPr>
-        <w:t xml:space="preserve"> - </w:t>
-      </w:r>
-      <w:proofErr w:type="spellStart"/>
-      <w:r>
-        <w:rPr>
-          <w:rFonts w:ascii="Courier New" w:eastAsia="Courier New" w:hAnsi="Courier New" w:cs="Courier New"/>
-          <w:color w:val="1A1A1A"/>
-          <w:sz w:val="18"/>
-          <w:szCs w:val="18"/>
-        </w:rPr>
-        <w:t>df</w:t>
-      </w:r>
-      <w:proofErr w:type="spellEnd"/>
-      <w:r>
-        <w:rPr>
-          <w:rFonts w:ascii="Courier New" w:eastAsia="Courier New" w:hAnsi="Courier New" w:cs="Courier New"/>
-          <w:color w:val="1A1A1A"/>
-          <w:sz w:val="18"/>
-          <w:szCs w:val="18"/>
-        </w:rPr>
-        <w:t>['PLANT_CAPEX_USD']</w:t>
+        <w:t>df = pd.read_csv('BRINE-CARLSBAD-MC__20260305_152413__mc_tea.csv')</w:t>
       </w:r>
     </w:p>
     <w:p>
@@ -11109,9 +8599,13 @@
           <w:sz w:val="18"/>
           <w:szCs w:val="18"/>
         </w:rPr>
-        <w:t>print('P(NPV&gt;0) moderate:', round(100*(</w:t>
+        <w:t>r = df['DISCOUNT_RATE']; ann = (1-(1+r)**-20)/r</w:t>
       </w:r>
-      <w:proofErr w:type="spellStart"/>
+    </w:p>
+    <w:p>
+      <w:pPr>
+        <w:spacing w:before="40" w:after="40"/>
+      </w:pPr>
       <w:r>
         <w:rPr>
           <w:rFonts w:ascii="Courier New" w:eastAsia="Courier New" w:hAnsi="Courier New" w:cs="Courier New"/>
@@ -11119,9 +8613,13 @@
           <w:sz w:val="18"/>
           <w:szCs w:val="18"/>
         </w:rPr>
-        <w:t>npv</w:t>
+        <w:t>npv = (df['NET_ANNUAL_USD']+df['ANNUAL_MEM_REPLACE_USD'])*ann - df['PLANT_CAPEX_USD']</w:t>
       </w:r>
-      <w:proofErr w:type="spellEnd"/>
+    </w:p>
+    <w:p>
+      <w:pPr>
+        <w:spacing w:before="40" w:after="40"/>
+      </w:pPr>
       <w:r>
         <w:rPr>
           <w:rFonts w:ascii="Courier New" w:eastAsia="Courier New" w:hAnsi="Courier New" w:cs="Courier New"/>
@@ -11129,27 +8627,7 @@
           <w:sz w:val="18"/>
           <w:szCs w:val="18"/>
         </w:rPr>
-        <w:t>&gt;0</w:t>
-      </w:r>
-      <w:proofErr w:type="gramStart"/>
-      <w:r>
-        <w:rPr>
-          <w:rFonts w:ascii="Courier New" w:eastAsia="Courier New" w:hAnsi="Courier New" w:cs="Courier New"/>
-          <w:color w:val="1A1A1A"/>
-          <w:sz w:val="18"/>
-          <w:szCs w:val="18"/>
-        </w:rPr>
-        <w:t>).mean</w:t>
-      </w:r>
-      <w:proofErr w:type="gramEnd"/>
-      <w:r>
-        <w:rPr>
-          <w:rFonts w:ascii="Courier New" w:eastAsia="Courier New" w:hAnsi="Courier New" w:cs="Courier New"/>
-          <w:color w:val="1A1A1A"/>
-          <w:sz w:val="18"/>
-          <w:szCs w:val="18"/>
-        </w:rPr>
-        <w:t>(), 1), '%')"</w:t>
+        <w:t>print('P(NPV&gt;0) moderate:', round(100*(npv&gt;0).mean(), 1), '%')"</w:t>
       </w:r>
     </w:p>
     <w:p/>
@@ -11160,23 +8638,7 @@
     </w:p>
     <w:p>
       <w:r>
-        <w:t xml:space="preserve">Open </w:t>
-      </w:r>
-      <w:proofErr w:type="spellStart"/>
-      <w:r>
-        <w:t>OsmoFlux.ipynb</w:t>
-      </w:r>
-      <w:proofErr w:type="spellEnd"/>
-      <w:r>
-        <w:t xml:space="preserve"> in </w:t>
-      </w:r>
-      <w:proofErr w:type="spellStart"/>
-      <w:r>
-        <w:t>Jupyter</w:t>
-      </w:r>
-      <w:proofErr w:type="spellEnd"/>
-      <w:r>
-        <w:t>, follow reproduction instructions in Section 4, run cell 37.</w:t>
+        <w:t>Open OsmoFlux.ipynb in Jupyter, follow reproduction instructions in Section 4, run cell 37.</w:t>
       </w:r>
     </w:p>
     <w:p/>
@@ -11185,7 +8647,7 @@
         <w:pStyle w:val="Heading1"/>
       </w:pPr>
       <w:r>
-        <w:t>6. Honest Model Limitations</w:t>
+        <w:t>6. Model Limitations</w:t>
       </w:r>
     </w:p>
     <w:tbl>
@@ -11210,12 +8672,6 @@
         <w:gridCol w:w="6360"/>
       </w:tblGrid>
       <w:tr>
-        <w:tblPrEx>
-          <w:tblCellMar>
-            <w:top w:w="0" w:type="dxa"/>
-            <w:bottom w:w="0" w:type="dxa"/>
-          </w:tblCellMar>
-        </w:tblPrEx>
         <w:tc>
           <w:tcPr>
             <w:tcW w:w="3000" w:type="dxa"/>
@@ -11278,12 +8734,6 @@
         </w:tc>
       </w:tr>
       <w:tr>
-        <w:tblPrEx>
-          <w:tblCellMar>
-            <w:top w:w="0" w:type="dxa"/>
-            <w:bottom w:w="0" w:type="dxa"/>
-          </w:tblCellMar>
-        </w:tblPrEx>
         <w:tc>
           <w:tcPr>
             <w:tcW w:w="3000" w:type="dxa"/>
@@ -11342,12 +8792,6 @@
         </w:tc>
       </w:tr>
       <w:tr>
-        <w:tblPrEx>
-          <w:tblCellMar>
-            <w:top w:w="0" w:type="dxa"/>
-            <w:bottom w:w="0" w:type="dxa"/>
-          </w:tblCellMar>
-        </w:tblPrEx>
         <w:tc>
           <w:tcPr>
             <w:tcW w:w="3000" w:type="dxa"/>
@@ -11372,25 +8816,7 @@
                 <w:sz w:val="18"/>
                 <w:szCs w:val="18"/>
               </w:rPr>
-              <w:t xml:space="preserve">Fixed </w:t>
-            </w:r>
-            <w:proofErr w:type="spellStart"/>
-            <w:r>
-              <w:rPr>
-                <w:color w:val="000000"/>
-                <w:sz w:val="18"/>
-                <w:szCs w:val="18"/>
-              </w:rPr>
-              <w:t>permselectivity</w:t>
-            </w:r>
-            <w:proofErr w:type="spellEnd"/>
-            <w:r>
-              <w:rPr>
-                <w:color w:val="000000"/>
-                <w:sz w:val="18"/>
-                <w:szCs w:val="18"/>
-              </w:rPr>
-              <w:t xml:space="preserve"> (α=0.975)</w:t>
+              <w:t>Fixed permselectivity (α=0.975)</w:t>
             </w:r>
           </w:p>
         </w:tc>
@@ -11424,12 +8850,6 @@
         </w:tc>
       </w:tr>
       <w:tr>
-        <w:tblPrEx>
-          <w:tblCellMar>
-            <w:top w:w="0" w:type="dxa"/>
-            <w:bottom w:w="0" w:type="dxa"/>
-          </w:tblCellMar>
-        </w:tblPrEx>
         <w:tc>
           <w:tcPr>
             <w:tcW w:w="3000" w:type="dxa"/>
@@ -11488,12 +8908,6 @@
         </w:tc>
       </w:tr>
       <w:tr>
-        <w:tblPrEx>
-          <w:tblCellMar>
-            <w:top w:w="0" w:type="dxa"/>
-            <w:bottom w:w="0" w:type="dxa"/>
-          </w:tblCellMar>
-        </w:tblPrEx>
         <w:tc>
           <w:tcPr>
             <w:tcW w:w="3000" w:type="dxa"/>
@@ -11552,12 +8966,6 @@
         </w:tc>
       </w:tr>
       <w:tr>
-        <w:tblPrEx>
-          <w:tblCellMar>
-            <w:top w:w="0" w:type="dxa"/>
-            <w:bottom w:w="0" w:type="dxa"/>
-          </w:tblCellMar>
-        </w:tblPrEx>
         <w:tc>
           <w:tcPr>
             <w:tcW w:w="3000" w:type="dxa"/>
@@ -11616,12 +9024,6 @@
         </w:tc>
       </w:tr>
       <w:tr>
-        <w:tblPrEx>
-          <w:tblCellMar>
-            <w:top w:w="0" w:type="dxa"/>
-            <w:bottom w:w="0" w:type="dxa"/>
-          </w:tblCellMar>
-        </w:tblPrEx>
         <w:tc>
           <w:tcPr>
             <w:tcW w:w="3000" w:type="dxa"/>
@@ -11640,23 +9042,13 @@
             </w:tcMar>
           </w:tcPr>
           <w:p>
-            <w:proofErr w:type="spellStart"/>
-            <w:r>
-              <w:rPr>
-                <w:color w:val="000000"/>
-                <w:sz w:val="18"/>
-                <w:szCs w:val="18"/>
-              </w:rPr>
-              <w:t>T_opt</w:t>
-            </w:r>
-            <w:proofErr w:type="spellEnd"/>
-            <w:r>
-              <w:rPr>
-                <w:color w:val="000000"/>
-                <w:sz w:val="18"/>
-                <w:szCs w:val="18"/>
-              </w:rPr>
-              <w:t xml:space="preserve"> = 365 days (never clean)</w:t>
+            <w:r>
+              <w:rPr>
+                <w:color w:val="000000"/>
+                <w:sz w:val="18"/>
+                <w:szCs w:val="18"/>
+              </w:rPr>
+              <w:t>T_opt = 365 days (never clean)</w:t>
             </w:r>
           </w:p>
         </w:tc>
@@ -11690,12 +9082,6 @@
         </w:tc>
       </w:tr>
       <w:tr>
-        <w:tblPrEx>
-          <w:tblCellMar>
-            <w:top w:w="0" w:type="dxa"/>
-            <w:bottom w:w="0" w:type="dxa"/>
-          </w:tblCellMar>
-        </w:tblPrEx>
         <w:tc>
           <w:tcPr>
             <w:tcW w:w="3000" w:type="dxa"/>
@@ -11720,8 +9106,66 @@
                 <w:sz w:val="18"/>
                 <w:szCs w:val="18"/>
               </w:rPr>
+              <w:t>Dilute source logistics not costed</w:t>
+            </w:r>
+          </w:p>
+        </w:tc>
+        <w:tc>
+          <w:tcPr>
+            <w:tcW w:w="6360" w:type="dxa"/>
+            <w:tcBorders>
+              <w:top w:val="single" w:sz="1" w:space="0" w:color="CCCCCC"/>
+              <w:left w:val="single" w:sz="1" w:space="0" w:color="CCCCCC"/>
+              <w:bottom w:val="single" w:sz="1" w:space="0" w:color="CCCCCC"/>
+              <w:right w:val="single" w:sz="1" w:space="0" w:color="CCCCCC"/>
+            </w:tcBorders>
+            <w:shd w:val="clear" w:color="auto" w:fill="EBF3FB"/>
+            <w:tcMar>
+              <w:top w:w="80" w:type="dxa"/>
+              <w:left w:w="120" w:type="dxa"/>
+              <w:bottom w:w="80" w:type="dxa"/>
+              <w:right w:w="120" w:type="dxa"/>
+            </w:tcMar>
+          </w:tcPr>
+          <w:p>
+            <w:r>
+              <w:rPr>
+                <w:color w:val="000000"/>
+                <w:sz w:val="18"/>
+                <w:szCs w:val="18"/>
+              </w:rPr>
+              <w:t>Fresh-dilute cascade requires co-located low-salinity source. Carlsbad has Encina site. Serial cascade is fallback — performs worse but avoids this constraint.</w:t>
+            </w:r>
+          </w:p>
+        </w:tc>
+      </w:tr>
+      <w:tr>
+        <w:tc>
+          <w:tcPr>
+            <w:tcW w:w="3000" w:type="dxa"/>
+            <w:tcBorders>
+              <w:top w:val="single" w:sz="1" w:space="0" w:color="CCCCCC"/>
+              <w:left w:val="single" w:sz="1" w:space="0" w:color="CCCCCC"/>
+              <w:bottom w:val="single" w:sz="1" w:space="0" w:color="CCCCCC"/>
+              <w:right w:val="single" w:sz="1" w:space="0" w:color="CCCCCC"/>
+            </w:tcBorders>
+            <w:shd w:val="clear" w:color="auto" w:fill="FFFFFF"/>
+            <w:tcMar>
+              <w:top w:w="80" w:type="dxa"/>
+              <w:left w:w="120" w:type="dxa"/>
+              <w:bottom w:w="80" w:type="dxa"/>
+              <w:right w:w="120" w:type="dxa"/>
+            </w:tcMar>
+          </w:tcPr>
+          <w:p>
+            <w:r>
+              <w:rPr>
+                <w:color w:val="000000"/>
+                <w:sz w:val="18"/>
+                <w:szCs w:val="18"/>
+              </w:rPr>
               <w:lastRenderedPageBreak/>
-              <w:t>Dilute source logistics not costed</w:t>
+              <w:t>Cell 44 NPV bug fixed (2026-03-08): cascade arms used N_PER instead of N_TOT</w:t>
             </w:r>
           </w:p>
         </w:tc>
@@ -11734,22 +9178,22 @@
               <w:bottom w:val="single" w:sz="1" w:space="0" w:color="CCCCCC"/>
               <w:right w:val="single" w:sz="1" w:space="0" w:color="CCCCCC"/>
             </w:tcBorders>
-            <w:shd w:val="clear" w:color="auto" w:fill="EBF3FB"/>
-            <w:tcMar>
-              <w:top w:w="80" w:type="dxa"/>
-              <w:left w:w="120" w:type="dxa"/>
-              <w:bottom w:w="80" w:type="dxa"/>
-              <w:right w:w="120" w:type="dxa"/>
-            </w:tcMar>
-          </w:tcPr>
-          <w:p>
-            <w:r>
-              <w:rPr>
-                <w:color w:val="000000"/>
-                <w:sz w:val="18"/>
-                <w:szCs w:val="18"/>
-              </w:rPr>
-              <w:t>Fresh-dilute cascade requires co-located low-salinity source. Carlsbad has Encina site. Serial cascade is fallback — performs worse but avoids this constraint.</w:t>
+            <w:shd w:val="clear" w:color="auto" w:fill="FFFFFF"/>
+            <w:tcMar>
+              <w:top w:w="80" w:type="dxa"/>
+              <w:left w:w="120" w:type="dxa"/>
+              <w:bottom w:w="80" w:type="dxa"/>
+              <w:right w:w="120" w:type="dxa"/>
+            </w:tcMar>
+          </w:tcPr>
+          <w:p>
+            <w:r>
+              <w:rPr>
+                <w:color w:val="000000"/>
+                <w:sz w:val="18"/>
+                <w:szCs w:val="18"/>
+              </w:rPr>
+              <w:t>Cell 44 (MC-ARCH-COMPARISON) cascade NPV arms previously credited single-stage capex against full multi-stage revenue, artificially inflating P(NPV&gt;0) for cascade architectures. Fixed 2026-03-08: both cascade arms now use N_TOT (total cell pairs across all stages) for correct area-scaled capex. SCOPE: MC-ARCH-COMPARISON is an off-poster exploratory analysis and does NOT source any poster figure. All poster NPV figures (Figs 5 &amp; 6) use BRINE-CARLSBAD-MC and BRINE-CARLSBAD-MC-SEVERE, which follow a separate single-stack code path unaffected by this bug. Poster statistics 37.0% and 12.0% are confirmed correct.</w:t>
             </w:r>
           </w:p>
         </w:tc>
@@ -11762,78 +9206,6 @@
           <w:top w:val="single" w:sz="6" w:space="1" w:color="1F4E79"/>
         </w:pBdr>
       </w:pPr>
-      <w:proofErr w:type="spellStart"/>
-      <w:r>
-        <w:rPr>
-          <w:color w:val="666666"/>
-          <w:sz w:val="16"/>
-          <w:szCs w:val="16"/>
-        </w:rPr>
-        <w:t>OsmoFlux</w:t>
-      </w:r>
-      <w:proofErr w:type="spellEnd"/>
-      <w:r>
-        <w:rPr>
-          <w:color w:val="666666"/>
-          <w:sz w:val="16"/>
-          <w:szCs w:val="16"/>
-        </w:rPr>
-        <w:t xml:space="preserve"> — Production Data Freeze </w:t>
-      </w:r>
-      <w:proofErr w:type="gramStart"/>
-      <w:r>
-        <w:rPr>
-          <w:color w:val="666666"/>
-          <w:sz w:val="16"/>
-          <w:szCs w:val="16"/>
-        </w:rPr>
-        <w:t>Manifest  ·</w:t>
-      </w:r>
-      <w:proofErr w:type="gramEnd"/>
-      <w:r>
-        <w:rPr>
-          <w:color w:val="666666"/>
-          <w:sz w:val="16"/>
-          <w:szCs w:val="16"/>
-        </w:rPr>
-        <w:t xml:space="preserve">  ISEF </w:t>
-      </w:r>
-      <w:proofErr w:type="gramStart"/>
-      <w:r>
-        <w:rPr>
-          <w:color w:val="666666"/>
-          <w:sz w:val="16"/>
-          <w:szCs w:val="16"/>
-        </w:rPr>
-        <w:t>2026  ·</w:t>
-      </w:r>
-      <w:proofErr w:type="gramEnd"/>
-      <w:r>
-        <w:rPr>
-          <w:color w:val="666666"/>
-          <w:sz w:val="16"/>
-          <w:szCs w:val="16"/>
-        </w:rPr>
-        <w:t xml:space="preserve">  Rohan Agarwal, Blue Leaf </w:t>
-      </w:r>
-      <w:proofErr w:type="gramStart"/>
-      <w:r>
-        <w:rPr>
-          <w:color w:val="666666"/>
-          <w:sz w:val="16"/>
-          <w:szCs w:val="16"/>
-        </w:rPr>
-        <w:t>Labs  ·</w:t>
-      </w:r>
-      <w:proofErr w:type="gramEnd"/>
-      <w:r>
-        <w:rPr>
-          <w:color w:val="666666"/>
-          <w:sz w:val="16"/>
-          <w:szCs w:val="16"/>
-        </w:rPr>
-        <w:t xml:space="preserve">  Mentor: Garcia</w:t>
-      </w:r>
     </w:p>
     <w:sectPr>
       <w:pgSz w:w="12240" w:h="15840"/>
